--- a/readme_vscode.docx
+++ b/readme_vscode.docx
@@ -1196,6 +1196,1819 @@
     </w:p>
     <w:p>
       <w:pPr>
+        <w:pStyle w:val="Heading2"/>
+        <w:numPr>
+          <w:ilvl w:val="0"/>
+          <w:numId w:val="7"/>
+        </w:numPr>
+        <w:rPr>
+          <w:rFonts w:ascii="Arial" w:hAnsi="Arial" w:cs="Arial"/>
+          <w:b/>
+          <w:bCs/>
+          <w:sz w:val="24"/>
+          <w:szCs w:val="24"/>
+        </w:rPr>
+      </w:pPr>
+      <w:r>
+        <w:rPr>
+          <w:rFonts w:ascii="Arial" w:hAnsi="Arial" w:cs="Arial"/>
+          <w:b/>
+          <w:bCs/>
+          <w:sz w:val="24"/>
+          <w:szCs w:val="24"/>
+        </w:rPr>
+        <w:t>Git Repository vs Python Virtual Environment</w:t>
+      </w:r>
+    </w:p>
+    <w:p>
+      <w:pPr>
+        <w:pStyle w:val="ListParagraph"/>
+        <w:spacing w:line="276" w:lineRule="auto"/>
+        <w:ind w:left="360"/>
+      </w:pPr>
+      <w:r>
+        <w:t>During setup, it is common to confuse the Git repository location with the Python virtual environment (</w:t>
+      </w:r>
+      <w:proofErr w:type="spellStart"/>
+      <w:r>
+        <w:t>venv</w:t>
+      </w:r>
+      <w:proofErr w:type="spellEnd"/>
+      <w:r>
+        <w:t>) location. They are separate concepts.</w:t>
+      </w:r>
+    </w:p>
+    <w:p>
+      <w:pPr>
+        <w:pStyle w:val="ListParagraph"/>
+        <w:spacing w:line="276" w:lineRule="auto"/>
+        <w:ind w:left="360"/>
+        <w:rPr>
+          <w:b/>
+          <w:bCs/>
+        </w:rPr>
+      </w:pPr>
+      <w:r>
+        <w:rPr>
+          <w:b/>
+          <w:bCs/>
+        </w:rPr>
+        <w:t>Example from my setup</w:t>
+      </w:r>
+      <w:r>
+        <w:rPr>
+          <w:b/>
+          <w:bCs/>
+        </w:rPr>
+        <w:t>:</w:t>
+      </w:r>
+    </w:p>
+    <w:p>
+      <w:pPr>
+        <w:pStyle w:val="ListParagraph"/>
+        <w:numPr>
+          <w:ilvl w:val="0"/>
+          <w:numId w:val="20"/>
+        </w:numPr>
+        <w:spacing w:before="120" w:line="276" w:lineRule="auto"/>
+        <w:rPr>
+          <w:b/>
+          <w:bCs/>
+        </w:rPr>
+      </w:pPr>
+      <w:r>
+        <w:rPr>
+          <w:b/>
+          <w:bCs/>
+        </w:rPr>
+        <w:t>Repository root:</w:t>
+      </w:r>
+      <w:r>
+        <w:rPr>
+          <w:b/>
+          <w:bCs/>
+        </w:rPr>
+        <w:t xml:space="preserve"> </w:t>
+      </w:r>
+      <w:r>
+        <w:t>D:\Github</w:t>
+      </w:r>
+    </w:p>
+    <w:p>
+      <w:pPr>
+        <w:pStyle w:val="ListParagraph"/>
+        <w:numPr>
+          <w:ilvl w:val="0"/>
+          <w:numId w:val="20"/>
+        </w:numPr>
+        <w:spacing w:before="120" w:line="276" w:lineRule="auto"/>
+        <w:rPr>
+          <w:b/>
+          <w:bCs/>
+        </w:rPr>
+      </w:pPr>
+      <w:r>
+        <w:rPr>
+          <w:b/>
+          <w:bCs/>
+        </w:rPr>
+        <w:t>Virtual environment:</w:t>
+      </w:r>
+      <w:r>
+        <w:rPr>
+          <w:b/>
+          <w:bCs/>
+        </w:rPr>
+        <w:t xml:space="preserve"> </w:t>
+      </w:r>
+      <w:r>
+        <w:t>D:\Github\vaibhav</w:t>
+      </w:r>
+    </w:p>
+    <w:p>
+      <w:pPr>
+        <w:pStyle w:val="ListParagraph"/>
+        <w:numPr>
+          <w:ilvl w:val="0"/>
+          <w:numId w:val="20"/>
+        </w:numPr>
+        <w:spacing w:before="120" w:line="276" w:lineRule="auto"/>
+        <w:rPr>
+          <w:b/>
+          <w:bCs/>
+        </w:rPr>
+      </w:pPr>
+      <w:r>
+        <w:rPr>
+          <w:b/>
+          <w:bCs/>
+        </w:rPr>
+        <w:t>Repository structure:</w:t>
+      </w:r>
+    </w:p>
+    <w:p>
+      <w:pPr>
+        <w:pStyle w:val="ListParagraph"/>
+        <w:spacing w:line="276" w:lineRule="auto"/>
+        <w:ind w:left="360"/>
+      </w:pPr>
+      <w:r>
+        <w:t>D:\Github</w:t>
+      </w:r>
+    </w:p>
+    <w:p>
+      <w:pPr>
+        <w:pStyle w:val="ListParagraph"/>
+        <w:spacing w:line="276" w:lineRule="auto"/>
+        <w:ind w:left="360"/>
+      </w:pPr>
+      <w:r>
+        <w:rPr>
+          <w:rFonts w:ascii="MS Gothic" w:eastAsia="MS Gothic" w:hAnsi="MS Gothic" w:cs="MS Gothic" w:hint="eastAsia"/>
+        </w:rPr>
+        <w:t>├</w:t>
+      </w:r>
+      <w:r>
+        <w:rPr>
+          <w:rFonts w:ascii="Calibri" w:hAnsi="Calibri" w:cs="Calibri"/>
+        </w:rPr>
+        <w:t>─</w:t>
+      </w:r>
+      <w:proofErr w:type="gramStart"/>
+      <w:r>
+        <w:rPr>
+          <w:rFonts w:ascii="Calibri" w:hAnsi="Calibri" w:cs="Calibri"/>
+        </w:rPr>
+        <w:t>─</w:t>
+      </w:r>
+      <w:r>
+        <w:t xml:space="preserve"> .git</w:t>
+      </w:r>
+      <w:proofErr w:type="gramEnd"/>
+    </w:p>
+    <w:p>
+      <w:pPr>
+        <w:pStyle w:val="ListParagraph"/>
+        <w:spacing w:line="276" w:lineRule="auto"/>
+        <w:ind w:left="360"/>
+      </w:pPr>
+      <w:r>
+        <w:rPr>
+          <w:rFonts w:ascii="MS Gothic" w:eastAsia="MS Gothic" w:hAnsi="MS Gothic" w:cs="MS Gothic" w:hint="eastAsia"/>
+        </w:rPr>
+        <w:t>├</w:t>
+      </w:r>
+      <w:r>
+        <w:rPr>
+          <w:rFonts w:ascii="Calibri" w:hAnsi="Calibri" w:cs="Calibri"/>
+        </w:rPr>
+        <w:t>─</w:t>
+      </w:r>
+      <w:proofErr w:type="gramStart"/>
+      <w:r>
+        <w:rPr>
+          <w:rFonts w:ascii="Calibri" w:hAnsi="Calibri" w:cs="Calibri"/>
+        </w:rPr>
+        <w:t>─</w:t>
+      </w:r>
+      <w:r>
+        <w:t xml:space="preserve"> .</w:t>
+      </w:r>
+      <w:proofErr w:type="spellStart"/>
+      <w:r>
+        <w:t>venv</w:t>
+      </w:r>
+      <w:proofErr w:type="spellEnd"/>
+      <w:proofErr w:type="gramEnd"/>
+    </w:p>
+    <w:p>
+      <w:pPr>
+        <w:pStyle w:val="ListParagraph"/>
+        <w:spacing w:line="276" w:lineRule="auto"/>
+        <w:ind w:left="360"/>
+      </w:pPr>
+      <w:r>
+        <w:rPr>
+          <w:rFonts w:ascii="MS Gothic" w:eastAsia="MS Gothic" w:hAnsi="MS Gothic" w:cs="MS Gothic" w:hint="eastAsia"/>
+        </w:rPr>
+        <w:t>├</w:t>
+      </w:r>
+      <w:r>
+        <w:rPr>
+          <w:rFonts w:ascii="Calibri" w:hAnsi="Calibri" w:cs="Calibri"/>
+        </w:rPr>
+        <w:t>─</w:t>
+      </w:r>
+      <w:proofErr w:type="gramStart"/>
+      <w:r>
+        <w:rPr>
+          <w:rFonts w:ascii="Calibri" w:hAnsi="Calibri" w:cs="Calibri"/>
+        </w:rPr>
+        <w:t>─</w:t>
+      </w:r>
+      <w:r>
+        <w:t xml:space="preserve"> .</w:t>
+      </w:r>
+      <w:proofErr w:type="spellStart"/>
+      <w:r>
+        <w:t>vscode</w:t>
+      </w:r>
+      <w:proofErr w:type="spellEnd"/>
+      <w:proofErr w:type="gramEnd"/>
+    </w:p>
+    <w:p>
+      <w:pPr>
+        <w:pStyle w:val="ListParagraph"/>
+        <w:spacing w:line="276" w:lineRule="auto"/>
+        <w:ind w:left="360"/>
+      </w:pPr>
+      <w:r>
+        <w:rPr>
+          <w:rFonts w:ascii="MS Gothic" w:eastAsia="MS Gothic" w:hAnsi="MS Gothic" w:cs="MS Gothic" w:hint="eastAsia"/>
+        </w:rPr>
+        <w:t>├</w:t>
+      </w:r>
+      <w:r>
+        <w:rPr>
+          <w:rFonts w:ascii="Calibri" w:hAnsi="Calibri" w:cs="Calibri"/>
+        </w:rPr>
+        <w:t>──</w:t>
+      </w:r>
+      <w:r>
+        <w:t xml:space="preserve"> config</w:t>
+      </w:r>
+    </w:p>
+    <w:p>
+      <w:pPr>
+        <w:pStyle w:val="ListParagraph"/>
+        <w:spacing w:line="276" w:lineRule="auto"/>
+        <w:ind w:left="360"/>
+      </w:pPr>
+      <w:r>
+        <w:rPr>
+          <w:rFonts w:ascii="MS Gothic" w:eastAsia="MS Gothic" w:hAnsi="MS Gothic" w:cs="MS Gothic" w:hint="eastAsia"/>
+        </w:rPr>
+        <w:t>├</w:t>
+      </w:r>
+      <w:r>
+        <w:rPr>
+          <w:rFonts w:ascii="Calibri" w:hAnsi="Calibri" w:cs="Calibri"/>
+        </w:rPr>
+        <w:t>──</w:t>
+      </w:r>
+      <w:r>
+        <w:t xml:space="preserve"> utils</w:t>
+      </w:r>
+    </w:p>
+    <w:p>
+      <w:pPr>
+        <w:pStyle w:val="ListParagraph"/>
+        <w:spacing w:line="276" w:lineRule="auto"/>
+        <w:ind w:left="360"/>
+      </w:pPr>
+      <w:r>
+        <w:rPr>
+          <w:rFonts w:ascii="MS Gothic" w:eastAsia="MS Gothic" w:hAnsi="MS Gothic" w:cs="MS Gothic" w:hint="eastAsia"/>
+        </w:rPr>
+        <w:t>├</w:t>
+      </w:r>
+      <w:r>
+        <w:rPr>
+          <w:rFonts w:ascii="Calibri" w:hAnsi="Calibri" w:cs="Calibri"/>
+        </w:rPr>
+        <w:t>──</w:t>
+      </w:r>
+      <w:r>
+        <w:t xml:space="preserve"> interview_questions.py</w:t>
+      </w:r>
+    </w:p>
+    <w:p>
+      <w:pPr>
+        <w:pStyle w:val="ListParagraph"/>
+        <w:spacing w:line="276" w:lineRule="auto"/>
+        <w:ind w:left="360"/>
+      </w:pPr>
+      <w:r>
+        <w:rPr>
+          <w:rFonts w:ascii="MS Gothic" w:eastAsia="MS Gothic" w:hAnsi="MS Gothic" w:cs="MS Gothic" w:hint="eastAsia"/>
+        </w:rPr>
+        <w:t>├</w:t>
+      </w:r>
+      <w:r>
+        <w:rPr>
+          <w:rFonts w:ascii="Calibri" w:hAnsi="Calibri" w:cs="Calibri"/>
+        </w:rPr>
+        <w:t>──</w:t>
+      </w:r>
+      <w:r>
+        <w:t xml:space="preserve"> README.md</w:t>
+      </w:r>
+    </w:p>
+    <w:p>
+      <w:pPr>
+        <w:pStyle w:val="ListParagraph"/>
+        <w:spacing w:line="276" w:lineRule="auto"/>
+        <w:ind w:left="360"/>
+      </w:pPr>
+      <w:r>
+        <w:t>└── vaibhav</w:t>
+      </w:r>
+    </w:p>
+    <w:p>
+      <w:pPr>
+        <w:pStyle w:val="ListParagraph"/>
+        <w:spacing w:line="276" w:lineRule="auto"/>
+        <w:ind w:left="360"/>
+      </w:pPr>
+      <w:r>
+        <w:t xml:space="preserve">    </w:t>
+      </w:r>
+      <w:r>
+        <w:rPr>
+          <w:rFonts w:ascii="MS Gothic" w:eastAsia="MS Gothic" w:hAnsi="MS Gothic" w:cs="MS Gothic" w:hint="eastAsia"/>
+        </w:rPr>
+        <w:t>├</w:t>
+      </w:r>
+      <w:r>
+        <w:rPr>
+          <w:rFonts w:ascii="Calibri" w:hAnsi="Calibri" w:cs="Calibri"/>
+        </w:rPr>
+        <w:t>──</w:t>
+      </w:r>
+      <w:r>
+        <w:t xml:space="preserve"> Scripts</w:t>
+      </w:r>
+    </w:p>
+    <w:p>
+      <w:pPr>
+        <w:pStyle w:val="ListParagraph"/>
+        <w:spacing w:line="276" w:lineRule="auto"/>
+        <w:ind w:left="360"/>
+      </w:pPr>
+      <w:r>
+        <w:t xml:space="preserve">    </w:t>
+      </w:r>
+      <w:r>
+        <w:rPr>
+          <w:rFonts w:ascii="MS Gothic" w:eastAsia="MS Gothic" w:hAnsi="MS Gothic" w:cs="MS Gothic" w:hint="eastAsia"/>
+        </w:rPr>
+        <w:t>├</w:t>
+      </w:r>
+      <w:r>
+        <w:rPr>
+          <w:rFonts w:ascii="Calibri" w:hAnsi="Calibri" w:cs="Calibri"/>
+        </w:rPr>
+        <w:t>──</w:t>
+      </w:r>
+      <w:r>
+        <w:t xml:space="preserve"> Lib</w:t>
+      </w:r>
+    </w:p>
+    <w:p>
+      <w:pPr>
+        <w:pStyle w:val="ListParagraph"/>
+        <w:spacing w:line="276" w:lineRule="auto"/>
+        <w:ind w:left="360"/>
+      </w:pPr>
+      <w:r>
+        <w:t xml:space="preserve">    </w:t>
+      </w:r>
+      <w:r>
+        <w:rPr>
+          <w:rFonts w:ascii="MS Gothic" w:eastAsia="MS Gothic" w:hAnsi="MS Gothic" w:cs="MS Gothic" w:hint="eastAsia"/>
+        </w:rPr>
+        <w:t>├</w:t>
+      </w:r>
+      <w:r>
+        <w:rPr>
+          <w:rFonts w:ascii="Calibri" w:hAnsi="Calibri" w:cs="Calibri"/>
+        </w:rPr>
+        <w:t>──</w:t>
+      </w:r>
+      <w:r>
+        <w:t xml:space="preserve"> Include</w:t>
+      </w:r>
+    </w:p>
+    <w:p>
+      <w:pPr>
+        <w:pStyle w:val="ListParagraph"/>
+        <w:spacing w:line="276" w:lineRule="auto"/>
+        <w:ind w:left="360"/>
+      </w:pPr>
+      <w:r>
+        <w:t xml:space="preserve">    └── </w:t>
+      </w:r>
+      <w:proofErr w:type="spellStart"/>
+      <w:r>
+        <w:t>pyvenv.cfg</w:t>
+      </w:r>
+      <w:proofErr w:type="spellEnd"/>
+    </w:p>
+    <w:p>
+      <w:pPr>
+        <w:pStyle w:val="ListParagraph"/>
+        <w:spacing w:line="276" w:lineRule="auto"/>
+        <w:ind w:left="360"/>
+        <w:rPr>
+          <w:b/>
+          <w:bCs/>
+        </w:rPr>
+      </w:pPr>
+    </w:p>
+    <w:p>
+      <w:pPr>
+        <w:pStyle w:val="ListParagraph"/>
+        <w:numPr>
+          <w:ilvl w:val="0"/>
+          <w:numId w:val="21"/>
+        </w:numPr>
+        <w:spacing w:line="276" w:lineRule="auto"/>
+        <w:rPr>
+          <w:b/>
+          <w:bCs/>
+        </w:rPr>
+      </w:pPr>
+      <w:r>
+        <w:rPr>
+          <w:b/>
+          <w:bCs/>
+        </w:rPr>
+        <w:t>How to Identify the Git Repository Root</w:t>
+      </w:r>
+    </w:p>
+    <w:p>
+      <w:pPr>
+        <w:pStyle w:val="ListParagraph"/>
+        <w:spacing w:after="120" w:line="360" w:lineRule="auto"/>
+        <w:ind w:left="357"/>
+      </w:pPr>
+      <w:r>
+        <w:rPr>
+          <w:highlight w:val="lightGray"/>
+        </w:rPr>
+        <w:t>git rev-parse --show-</w:t>
+      </w:r>
+      <w:proofErr w:type="spellStart"/>
+      <w:r>
+        <w:rPr>
+          <w:highlight w:val="lightGray"/>
+        </w:rPr>
+        <w:t>toplevel</w:t>
+      </w:r>
+      <w:proofErr w:type="spellEnd"/>
+    </w:p>
+    <w:p>
+      <w:pPr>
+        <w:pStyle w:val="ListParagraph"/>
+        <w:spacing w:before="120" w:line="276" w:lineRule="auto"/>
+        <w:ind w:left="357"/>
+        <w:rPr>
+          <w:b/>
+          <w:bCs/>
+        </w:rPr>
+      </w:pPr>
+      <w:r>
+        <w:rPr>
+          <w:b/>
+          <w:bCs/>
+        </w:rPr>
+        <w:t>Example output:</w:t>
+      </w:r>
+    </w:p>
+    <w:p>
+      <w:pPr>
+        <w:pStyle w:val="ListParagraph"/>
+        <w:spacing w:line="276" w:lineRule="auto"/>
+        <w:ind w:left="360"/>
+      </w:pPr>
+      <w:r>
+        <w:t>D:\Github</w:t>
+      </w:r>
+    </w:p>
+    <w:p>
+      <w:pPr>
+        <w:pStyle w:val="ListParagraph"/>
+        <w:spacing w:line="276" w:lineRule="auto"/>
+        <w:ind w:left="360"/>
+      </w:pPr>
+      <w:r>
+        <w:rPr>
+          <w:noProof/>
+        </w:rPr>
+        <w:drawing>
+          <wp:inline distT="0" distB="0" distL="0" distR="0" wp14:anchorId="1F461000" wp14:editId="5DE0936F">
+            <wp:extent cx="3787468" cy="510584"/>
+            <wp:effectExtent l="38100" t="38100" r="99060" b="99060"/>
+            <wp:docPr id="632936636" name="Picture 1"/>
+            <wp:cNvGraphicFramePr>
+              <a:graphicFrameLocks xmlns:a="http://schemas.openxmlformats.org/drawingml/2006/main" noChangeAspect="1"/>
+            </wp:cNvGraphicFramePr>
+            <a:graphic xmlns:a="http://schemas.openxmlformats.org/drawingml/2006/main">
+              <a:graphicData uri="http://schemas.openxmlformats.org/drawingml/2006/picture">
+                <pic:pic xmlns:pic="http://schemas.openxmlformats.org/drawingml/2006/picture">
+                  <pic:nvPicPr>
+                    <pic:cNvPr id="632936636" name=""/>
+                    <pic:cNvPicPr/>
+                  </pic:nvPicPr>
+                  <pic:blipFill>
+                    <a:blip r:embed="rId10">
+                      <a:extLst>
+                        <a:ext uri="{28A0092B-C50C-407E-A947-70E740481C1C}">
+                          <a14:useLocalDpi xmlns:a14="http://schemas.microsoft.com/office/drawing/2010/main" val="0"/>
+                        </a:ext>
+                      </a:extLst>
+                    </a:blip>
+                    <a:stretch>
+                      <a:fillRect/>
+                    </a:stretch>
+                  </pic:blipFill>
+                  <pic:spPr>
+                    <a:xfrm>
+                      <a:off x="0" y="0"/>
+                      <a:ext cx="3787468" cy="510584"/>
+                    </a:xfrm>
+                    <a:prstGeom prst="rect">
+                      <a:avLst/>
+                    </a:prstGeom>
+                    <a:ln w="3175" cap="sq">
+                      <a:solidFill>
+                        <a:srgbClr val="000000"/>
+                      </a:solidFill>
+                      <a:prstDash val="solid"/>
+                      <a:miter lim="800000"/>
+                    </a:ln>
+                    <a:effectLst>
+                      <a:outerShdw blurRad="50800" dist="38100" dir="2700000" algn="tl" rotWithShape="0">
+                        <a:srgbClr val="000000">
+                          <a:alpha val="43000"/>
+                        </a:srgbClr>
+                      </a:outerShdw>
+                    </a:effectLst>
+                  </pic:spPr>
+                </pic:pic>
+              </a:graphicData>
+            </a:graphic>
+          </wp:inline>
+        </w:drawing>
+      </w:r>
+    </w:p>
+    <w:p>
+      <w:pPr>
+        <w:pStyle w:val="ListParagraph"/>
+        <w:spacing w:line="276" w:lineRule="auto"/>
+        <w:ind w:left="360"/>
+        <w:rPr>
+          <w:highlight w:val="cyan"/>
+        </w:rPr>
+      </w:pPr>
+      <w:r>
+        <w:rPr>
+          <w:highlight w:val="cyan"/>
+        </w:rPr>
+        <w:lastRenderedPageBreak/>
+        <w:t>This is the actual Git repository root.</w:t>
+      </w:r>
+    </w:p>
+    <w:p>
+      <w:pPr>
+        <w:pStyle w:val="ListParagraph"/>
+        <w:spacing w:line="276" w:lineRule="auto"/>
+        <w:ind w:left="360"/>
+      </w:pPr>
+      <w:r>
+        <w:rPr>
+          <w:highlight w:val="cyan"/>
+        </w:rPr>
+        <w:t xml:space="preserve">The folder </w:t>
+      </w:r>
+      <w:proofErr w:type="gramStart"/>
+      <w:r>
+        <w:rPr>
+          <w:highlight w:val="cyan"/>
+        </w:rPr>
+        <w:t>containing .git</w:t>
+      </w:r>
+      <w:proofErr w:type="gramEnd"/>
+      <w:r>
+        <w:rPr>
+          <w:highlight w:val="cyan"/>
+        </w:rPr>
+        <w:t xml:space="preserve"> is always the repository root.</w:t>
+      </w:r>
+    </w:p>
+    <w:p>
+      <w:pPr>
+        <w:pStyle w:val="ListParagraph"/>
+        <w:spacing w:line="276" w:lineRule="auto"/>
+        <w:ind w:left="360"/>
+        <w:rPr>
+          <w:b/>
+          <w:bCs/>
+        </w:rPr>
+      </w:pPr>
+    </w:p>
+    <w:p>
+      <w:pPr>
+        <w:pStyle w:val="ListParagraph"/>
+        <w:numPr>
+          <w:ilvl w:val="0"/>
+          <w:numId w:val="21"/>
+        </w:numPr>
+        <w:spacing w:line="276" w:lineRule="auto"/>
+        <w:rPr>
+          <w:b/>
+          <w:bCs/>
+        </w:rPr>
+      </w:pPr>
+      <w:r>
+        <w:rPr>
+          <w:b/>
+          <w:bCs/>
+        </w:rPr>
+        <w:t>How to Identify a Python Virtual Environment</w:t>
+      </w:r>
+    </w:p>
+    <w:p>
+      <w:pPr>
+        <w:pStyle w:val="ListParagraph"/>
+        <w:spacing w:line="276" w:lineRule="auto"/>
+        <w:ind w:left="360"/>
+      </w:pPr>
+      <w:r>
+        <w:t>A Python virtual environment typically contains:</w:t>
+      </w:r>
+    </w:p>
+    <w:p>
+      <w:pPr>
+        <w:pStyle w:val="ListParagraph"/>
+        <w:spacing w:line="276" w:lineRule="auto"/>
+        <w:ind w:left="360"/>
+      </w:pPr>
+      <w:r>
+        <w:t>Scripts</w:t>
+      </w:r>
+    </w:p>
+    <w:p>
+      <w:pPr>
+        <w:pStyle w:val="ListParagraph"/>
+        <w:spacing w:line="276" w:lineRule="auto"/>
+        <w:ind w:left="360"/>
+      </w:pPr>
+      <w:r>
+        <w:t>Lib</w:t>
+      </w:r>
+    </w:p>
+    <w:p>
+      <w:pPr>
+        <w:pStyle w:val="ListParagraph"/>
+        <w:spacing w:line="276" w:lineRule="auto"/>
+        <w:ind w:left="360"/>
+      </w:pPr>
+      <w:r>
+        <w:t>Include</w:t>
+      </w:r>
+    </w:p>
+    <w:p>
+      <w:pPr>
+        <w:pStyle w:val="ListParagraph"/>
+        <w:spacing w:line="276" w:lineRule="auto"/>
+        <w:ind w:left="360"/>
+      </w:pPr>
+      <w:proofErr w:type="spellStart"/>
+      <w:r>
+        <w:t>pyvenv.cfg</w:t>
+      </w:r>
+      <w:proofErr w:type="spellEnd"/>
+    </w:p>
+    <w:p>
+      <w:pPr>
+        <w:pStyle w:val="ListParagraph"/>
+        <w:spacing w:line="276" w:lineRule="auto"/>
+        <w:ind w:left="360"/>
+        <w:rPr>
+          <w:b/>
+          <w:bCs/>
+        </w:rPr>
+      </w:pPr>
+      <w:r>
+        <w:rPr>
+          <w:b/>
+          <w:bCs/>
+        </w:rPr>
+        <w:t>Example:</w:t>
+      </w:r>
+    </w:p>
+    <w:p>
+      <w:pPr>
+        <w:pStyle w:val="ListParagraph"/>
+        <w:spacing w:line="276" w:lineRule="auto"/>
+        <w:ind w:left="360"/>
+      </w:pPr>
+      <w:r>
+        <w:t>D:\Github\vaibhav</w:t>
+      </w:r>
+    </w:p>
+    <w:p>
+      <w:pPr>
+        <w:pStyle w:val="ListParagraph"/>
+        <w:spacing w:line="276" w:lineRule="auto"/>
+        <w:ind w:left="360"/>
+      </w:pPr>
+      <w:r>
+        <w:rPr>
+          <w:rFonts w:ascii="MS Gothic" w:eastAsia="MS Gothic" w:hAnsi="MS Gothic" w:cs="MS Gothic" w:hint="eastAsia"/>
+        </w:rPr>
+        <w:t>├</w:t>
+      </w:r>
+      <w:r>
+        <w:rPr>
+          <w:rFonts w:ascii="Calibri" w:hAnsi="Calibri" w:cs="Calibri"/>
+        </w:rPr>
+        <w:t>──</w:t>
+      </w:r>
+      <w:r>
+        <w:t xml:space="preserve"> Scripts</w:t>
+      </w:r>
+    </w:p>
+    <w:p>
+      <w:pPr>
+        <w:pStyle w:val="ListParagraph"/>
+        <w:spacing w:line="276" w:lineRule="auto"/>
+        <w:ind w:left="360"/>
+      </w:pPr>
+      <w:r>
+        <w:rPr>
+          <w:rFonts w:ascii="MS Gothic" w:eastAsia="MS Gothic" w:hAnsi="MS Gothic" w:cs="MS Gothic" w:hint="eastAsia"/>
+        </w:rPr>
+        <w:t>├</w:t>
+      </w:r>
+      <w:r>
+        <w:rPr>
+          <w:rFonts w:ascii="Calibri" w:hAnsi="Calibri" w:cs="Calibri"/>
+        </w:rPr>
+        <w:t>──</w:t>
+      </w:r>
+      <w:r>
+        <w:t xml:space="preserve"> Lib</w:t>
+      </w:r>
+    </w:p>
+    <w:p>
+      <w:pPr>
+        <w:pStyle w:val="ListParagraph"/>
+        <w:spacing w:line="276" w:lineRule="auto"/>
+        <w:ind w:left="360"/>
+      </w:pPr>
+      <w:r>
+        <w:rPr>
+          <w:rFonts w:ascii="MS Gothic" w:eastAsia="MS Gothic" w:hAnsi="MS Gothic" w:cs="MS Gothic" w:hint="eastAsia"/>
+        </w:rPr>
+        <w:t>├</w:t>
+      </w:r>
+      <w:r>
+        <w:rPr>
+          <w:rFonts w:ascii="Calibri" w:hAnsi="Calibri" w:cs="Calibri"/>
+        </w:rPr>
+        <w:t>──</w:t>
+      </w:r>
+      <w:r>
+        <w:t xml:space="preserve"> Include</w:t>
+      </w:r>
+    </w:p>
+    <w:p>
+      <w:pPr>
+        <w:pStyle w:val="ListParagraph"/>
+        <w:spacing w:line="276" w:lineRule="auto"/>
+        <w:ind w:left="360"/>
+      </w:pPr>
+      <w:r>
+        <w:t xml:space="preserve">└── </w:t>
+      </w:r>
+      <w:proofErr w:type="spellStart"/>
+      <w:r>
+        <w:t>pyvenv.cfg</w:t>
+      </w:r>
+      <w:proofErr w:type="spellEnd"/>
+    </w:p>
+    <w:p>
+      <w:pPr>
+        <w:pStyle w:val="ListParagraph"/>
+        <w:spacing w:line="276" w:lineRule="auto"/>
+        <w:ind w:left="357"/>
+        <w:contextualSpacing w:val="0"/>
+      </w:pPr>
+      <w:r>
+        <w:rPr>
+          <w:highlight w:val="cyan"/>
+        </w:rPr>
+        <w:t xml:space="preserve">This folder is NOT a Git repository unless it also contains </w:t>
+      </w:r>
+      <w:proofErr w:type="gramStart"/>
+      <w:r>
+        <w:rPr>
+          <w:highlight w:val="cyan"/>
+        </w:rPr>
+        <w:t>a .git</w:t>
+      </w:r>
+      <w:proofErr w:type="gramEnd"/>
+      <w:r>
+        <w:rPr>
+          <w:highlight w:val="cyan"/>
+        </w:rPr>
+        <w:t xml:space="preserve"> folder.</w:t>
+      </w:r>
+    </w:p>
+    <w:p>
+      <w:pPr>
+        <w:pStyle w:val="ListParagraph"/>
+        <w:spacing w:line="276" w:lineRule="auto"/>
+        <w:ind w:left="360"/>
+        <w:rPr>
+          <w:b/>
+          <w:bCs/>
+        </w:rPr>
+      </w:pPr>
+      <w:r>
+        <w:rPr>
+          <w:b/>
+          <w:bCs/>
+        </w:rPr>
+        <w:t>Key Concept</w:t>
+      </w:r>
+    </w:p>
+    <w:p>
+      <w:pPr>
+        <w:pStyle w:val="ListParagraph"/>
+        <w:spacing w:line="276" w:lineRule="auto"/>
+        <w:ind w:left="360"/>
+      </w:pPr>
+      <w:r>
+        <w:t>Git cares about</w:t>
+      </w:r>
+      <w:proofErr w:type="gramStart"/>
+      <w:r>
+        <w:t>:</w:t>
+      </w:r>
+      <w:r>
+        <w:t xml:space="preserve"> </w:t>
+      </w:r>
+      <w:r>
+        <w:rPr>
+          <w:highlight w:val="lightGray"/>
+        </w:rPr>
+        <w:t>.git</w:t>
+      </w:r>
+      <w:proofErr w:type="gramEnd"/>
+    </w:p>
+    <w:p>
+      <w:pPr>
+        <w:pStyle w:val="ListParagraph"/>
+        <w:spacing w:line="360" w:lineRule="auto"/>
+        <w:ind w:left="357"/>
+      </w:pPr>
+      <w:r>
+        <w:t>Python cares about:</w:t>
+      </w:r>
+      <w:r>
+        <w:t xml:space="preserve"> </w:t>
+      </w:r>
+      <w:r>
+        <w:rPr>
+          <w:highlight w:val="lightGray"/>
+        </w:rPr>
+        <w:t>Scripts\python.exe</w:t>
+      </w:r>
+    </w:p>
+    <w:p>
+      <w:pPr>
+        <w:pStyle w:val="ListParagraph"/>
+        <w:spacing w:line="360" w:lineRule="auto"/>
+        <w:ind w:left="357"/>
+      </w:pPr>
+      <w:r>
+        <w:t>They serve different purposes.</w:t>
+      </w:r>
+    </w:p>
+    <w:tbl>
+      <w:tblPr>
+        <w:tblW w:w="0" w:type="auto"/>
+        <w:tblCellMar>
+          <w:top w:w="15" w:type="dxa"/>
+          <w:left w:w="15" w:type="dxa"/>
+          <w:bottom w:w="15" w:type="dxa"/>
+          <w:right w:w="15" w:type="dxa"/>
+        </w:tblCellMar>
+        <w:tblLook w:val="04A0" w:firstRow="1" w:lastRow="0" w:firstColumn="1" w:lastColumn="0" w:noHBand="0" w:noVBand="1"/>
+      </w:tblPr>
+      <w:tblGrid>
+        <w:gridCol w:w="2689"/>
+        <w:gridCol w:w="5244"/>
+      </w:tblGrid>
+      <w:tr>
+        <w:trPr>
+          <w:trHeight w:val="170"/>
+          <w:tblHeader/>
+        </w:trPr>
+        <w:tc>
+          <w:tcPr>
+            <w:tcW w:w="2689" w:type="dxa"/>
+            <w:tcBorders>
+              <w:top w:val="single" w:sz="4" w:space="0" w:color="auto"/>
+              <w:left w:val="single" w:sz="4" w:space="0" w:color="auto"/>
+              <w:bottom w:val="single" w:sz="4" w:space="0" w:color="auto"/>
+              <w:right w:val="single" w:sz="4" w:space="0" w:color="auto"/>
+            </w:tcBorders>
+            <w:vAlign w:val="center"/>
+            <w:hideMark/>
+          </w:tcPr>
+          <w:p>
+            <w:pPr>
+              <w:pStyle w:val="ListParagraph"/>
+              <w:spacing w:after="0" w:line="276" w:lineRule="auto"/>
+              <w:ind w:left="360"/>
+              <w:jc w:val="center"/>
+              <w:rPr>
+                <w:rFonts w:ascii="Arial" w:hAnsi="Arial" w:cs="Arial"/>
+                <w:b/>
+                <w:bCs/>
+                <w:sz w:val="20"/>
+                <w:szCs w:val="20"/>
+              </w:rPr>
+            </w:pPr>
+            <w:r>
+              <w:rPr>
+                <w:rFonts w:ascii="Arial" w:hAnsi="Arial" w:cs="Arial"/>
+                <w:b/>
+                <w:bCs/>
+                <w:sz w:val="20"/>
+                <w:szCs w:val="20"/>
+              </w:rPr>
+              <w:t>Component</w:t>
+            </w:r>
+          </w:p>
+        </w:tc>
+        <w:tc>
+          <w:tcPr>
+            <w:tcW w:w="5244" w:type="dxa"/>
+            <w:tcBorders>
+              <w:top w:val="single" w:sz="4" w:space="0" w:color="auto"/>
+              <w:left w:val="single" w:sz="4" w:space="0" w:color="auto"/>
+              <w:bottom w:val="single" w:sz="4" w:space="0" w:color="auto"/>
+              <w:right w:val="single" w:sz="4" w:space="0" w:color="auto"/>
+            </w:tcBorders>
+            <w:vAlign w:val="center"/>
+            <w:hideMark/>
+          </w:tcPr>
+          <w:p>
+            <w:pPr>
+              <w:pStyle w:val="ListParagraph"/>
+              <w:spacing w:after="0" w:line="276" w:lineRule="auto"/>
+              <w:ind w:left="360"/>
+              <w:jc w:val="center"/>
+              <w:rPr>
+                <w:rFonts w:ascii="Arial" w:hAnsi="Arial" w:cs="Arial"/>
+                <w:b/>
+                <w:bCs/>
+                <w:sz w:val="20"/>
+                <w:szCs w:val="20"/>
+              </w:rPr>
+            </w:pPr>
+            <w:r>
+              <w:rPr>
+                <w:rFonts w:ascii="Arial" w:hAnsi="Arial" w:cs="Arial"/>
+                <w:b/>
+                <w:bCs/>
+                <w:sz w:val="20"/>
+                <w:szCs w:val="20"/>
+              </w:rPr>
+              <w:t>Purpose</w:t>
+            </w:r>
+          </w:p>
+        </w:tc>
+      </w:tr>
+      <w:tr>
+        <w:trPr>
+          <w:trHeight w:val="170"/>
+        </w:trPr>
+        <w:tc>
+          <w:tcPr>
+            <w:tcW w:w="2689" w:type="dxa"/>
+            <w:tcBorders>
+              <w:top w:val="single" w:sz="4" w:space="0" w:color="auto"/>
+              <w:left w:val="single" w:sz="4" w:space="0" w:color="auto"/>
+              <w:bottom w:val="single" w:sz="4" w:space="0" w:color="auto"/>
+              <w:right w:val="single" w:sz="4" w:space="0" w:color="auto"/>
+            </w:tcBorders>
+            <w:vAlign w:val="center"/>
+            <w:hideMark/>
+          </w:tcPr>
+          <w:p>
+            <w:pPr>
+              <w:pStyle w:val="ListParagraph"/>
+              <w:spacing w:after="0" w:line="276" w:lineRule="auto"/>
+              <w:ind w:left="170"/>
+              <w:rPr>
+                <w:rFonts w:ascii="Arial" w:hAnsi="Arial" w:cs="Arial"/>
+                <w:sz w:val="20"/>
+                <w:szCs w:val="20"/>
+              </w:rPr>
+            </w:pPr>
+            <w:proofErr w:type="gramStart"/>
+            <w:r>
+              <w:rPr>
+                <w:rFonts w:ascii="Arial" w:hAnsi="Arial" w:cs="Arial"/>
+                <w:sz w:val="20"/>
+                <w:szCs w:val="20"/>
+              </w:rPr>
+              <w:t>.git</w:t>
+            </w:r>
+            <w:proofErr w:type="gramEnd"/>
+          </w:p>
+        </w:tc>
+        <w:tc>
+          <w:tcPr>
+            <w:tcW w:w="5244" w:type="dxa"/>
+            <w:tcBorders>
+              <w:top w:val="single" w:sz="4" w:space="0" w:color="auto"/>
+              <w:left w:val="single" w:sz="4" w:space="0" w:color="auto"/>
+              <w:bottom w:val="single" w:sz="4" w:space="0" w:color="auto"/>
+              <w:right w:val="single" w:sz="4" w:space="0" w:color="auto"/>
+            </w:tcBorders>
+            <w:vAlign w:val="center"/>
+            <w:hideMark/>
+          </w:tcPr>
+          <w:p>
+            <w:pPr>
+              <w:pStyle w:val="ListParagraph"/>
+              <w:spacing w:after="0" w:line="276" w:lineRule="auto"/>
+              <w:ind w:left="170"/>
+              <w:rPr>
+                <w:rFonts w:ascii="Arial" w:hAnsi="Arial" w:cs="Arial"/>
+                <w:sz w:val="20"/>
+                <w:szCs w:val="20"/>
+              </w:rPr>
+            </w:pPr>
+            <w:r>
+              <w:rPr>
+                <w:rFonts w:ascii="Arial" w:hAnsi="Arial" w:cs="Arial"/>
+                <w:sz w:val="20"/>
+                <w:szCs w:val="20"/>
+              </w:rPr>
+              <w:t>Stores Git history, commits, branches, remotes</w:t>
+            </w:r>
+          </w:p>
+        </w:tc>
+      </w:tr>
+      <w:tr>
+        <w:trPr>
+          <w:trHeight w:val="170"/>
+        </w:trPr>
+        <w:tc>
+          <w:tcPr>
+            <w:tcW w:w="2689" w:type="dxa"/>
+            <w:tcBorders>
+              <w:top w:val="single" w:sz="4" w:space="0" w:color="auto"/>
+              <w:left w:val="single" w:sz="4" w:space="0" w:color="auto"/>
+              <w:bottom w:val="single" w:sz="4" w:space="0" w:color="auto"/>
+              <w:right w:val="single" w:sz="4" w:space="0" w:color="auto"/>
+            </w:tcBorders>
+            <w:vAlign w:val="center"/>
+            <w:hideMark/>
+          </w:tcPr>
+          <w:p>
+            <w:pPr>
+              <w:pStyle w:val="ListParagraph"/>
+              <w:spacing w:after="0" w:line="276" w:lineRule="auto"/>
+              <w:ind w:left="170"/>
+              <w:rPr>
+                <w:rFonts w:ascii="Arial" w:hAnsi="Arial" w:cs="Arial"/>
+                <w:sz w:val="20"/>
+                <w:szCs w:val="20"/>
+              </w:rPr>
+            </w:pPr>
+            <w:r>
+              <w:rPr>
+                <w:rFonts w:ascii="Arial" w:hAnsi="Arial" w:cs="Arial"/>
+                <w:sz w:val="20"/>
+                <w:szCs w:val="20"/>
+              </w:rPr>
+              <w:t>Virtual Environment (</w:t>
+            </w:r>
+            <w:proofErr w:type="spellStart"/>
+            <w:r>
+              <w:rPr>
+                <w:rFonts w:ascii="Arial" w:hAnsi="Arial" w:cs="Arial"/>
+                <w:sz w:val="20"/>
+                <w:szCs w:val="20"/>
+              </w:rPr>
+              <w:t>venv</w:t>
+            </w:r>
+            <w:proofErr w:type="spellEnd"/>
+            <w:r>
+              <w:rPr>
+                <w:rFonts w:ascii="Arial" w:hAnsi="Arial" w:cs="Arial"/>
+                <w:sz w:val="20"/>
+                <w:szCs w:val="20"/>
+              </w:rPr>
+              <w:t>)</w:t>
+            </w:r>
+          </w:p>
+        </w:tc>
+        <w:tc>
+          <w:tcPr>
+            <w:tcW w:w="5244" w:type="dxa"/>
+            <w:tcBorders>
+              <w:top w:val="single" w:sz="4" w:space="0" w:color="auto"/>
+              <w:left w:val="single" w:sz="4" w:space="0" w:color="auto"/>
+              <w:bottom w:val="single" w:sz="4" w:space="0" w:color="auto"/>
+              <w:right w:val="single" w:sz="4" w:space="0" w:color="auto"/>
+            </w:tcBorders>
+            <w:vAlign w:val="center"/>
+            <w:hideMark/>
+          </w:tcPr>
+          <w:p>
+            <w:pPr>
+              <w:pStyle w:val="ListParagraph"/>
+              <w:spacing w:after="0" w:line="276" w:lineRule="auto"/>
+              <w:ind w:left="170"/>
+              <w:rPr>
+                <w:rFonts w:ascii="Arial" w:hAnsi="Arial" w:cs="Arial"/>
+                <w:sz w:val="20"/>
+                <w:szCs w:val="20"/>
+              </w:rPr>
+            </w:pPr>
+            <w:r>
+              <w:rPr>
+                <w:rFonts w:ascii="Arial" w:hAnsi="Arial" w:cs="Arial"/>
+                <w:sz w:val="20"/>
+                <w:szCs w:val="20"/>
+              </w:rPr>
+              <w:t>Stores Python interpreter and installed packages</w:t>
+            </w:r>
+          </w:p>
+        </w:tc>
+      </w:tr>
+      <w:tr>
+        <w:trPr>
+          <w:trHeight w:val="170"/>
+        </w:trPr>
+        <w:tc>
+          <w:tcPr>
+            <w:tcW w:w="2689" w:type="dxa"/>
+            <w:tcBorders>
+              <w:top w:val="single" w:sz="4" w:space="0" w:color="auto"/>
+              <w:left w:val="single" w:sz="4" w:space="0" w:color="auto"/>
+              <w:bottom w:val="single" w:sz="4" w:space="0" w:color="auto"/>
+              <w:right w:val="single" w:sz="4" w:space="0" w:color="auto"/>
+            </w:tcBorders>
+            <w:vAlign w:val="center"/>
+            <w:hideMark/>
+          </w:tcPr>
+          <w:p>
+            <w:pPr>
+              <w:pStyle w:val="ListParagraph"/>
+              <w:spacing w:after="0" w:line="276" w:lineRule="auto"/>
+              <w:ind w:left="170"/>
+              <w:rPr>
+                <w:rFonts w:ascii="Arial" w:hAnsi="Arial" w:cs="Arial"/>
+                <w:sz w:val="20"/>
+                <w:szCs w:val="20"/>
+              </w:rPr>
+            </w:pPr>
+            <w:r>
+              <w:rPr>
+                <w:rFonts w:ascii="Arial" w:hAnsi="Arial" w:cs="Arial"/>
+                <w:sz w:val="20"/>
+                <w:szCs w:val="20"/>
+              </w:rPr>
+              <w:t>Repository Root</w:t>
+            </w:r>
+          </w:p>
+        </w:tc>
+        <w:tc>
+          <w:tcPr>
+            <w:tcW w:w="5244" w:type="dxa"/>
+            <w:tcBorders>
+              <w:top w:val="single" w:sz="4" w:space="0" w:color="auto"/>
+              <w:left w:val="single" w:sz="4" w:space="0" w:color="auto"/>
+              <w:bottom w:val="single" w:sz="4" w:space="0" w:color="auto"/>
+              <w:right w:val="single" w:sz="4" w:space="0" w:color="auto"/>
+            </w:tcBorders>
+            <w:vAlign w:val="center"/>
+            <w:hideMark/>
+          </w:tcPr>
+          <w:p>
+            <w:pPr>
+              <w:pStyle w:val="ListParagraph"/>
+              <w:spacing w:after="0" w:line="276" w:lineRule="auto"/>
+              <w:ind w:left="170"/>
+              <w:rPr>
+                <w:rFonts w:ascii="Arial" w:hAnsi="Arial" w:cs="Arial"/>
+                <w:sz w:val="20"/>
+                <w:szCs w:val="20"/>
+              </w:rPr>
+            </w:pPr>
+            <w:r>
+              <w:rPr>
+                <w:rFonts w:ascii="Arial" w:hAnsi="Arial" w:cs="Arial"/>
+                <w:sz w:val="20"/>
+                <w:szCs w:val="20"/>
+              </w:rPr>
+              <w:t>Where Git tracks files</w:t>
+            </w:r>
+          </w:p>
+        </w:tc>
+      </w:tr>
+      <w:tr>
+        <w:trPr>
+          <w:trHeight w:val="170"/>
+        </w:trPr>
+        <w:tc>
+          <w:tcPr>
+            <w:tcW w:w="2689" w:type="dxa"/>
+            <w:tcBorders>
+              <w:top w:val="single" w:sz="4" w:space="0" w:color="auto"/>
+              <w:left w:val="single" w:sz="4" w:space="0" w:color="auto"/>
+              <w:bottom w:val="single" w:sz="4" w:space="0" w:color="auto"/>
+              <w:right w:val="single" w:sz="4" w:space="0" w:color="auto"/>
+            </w:tcBorders>
+            <w:vAlign w:val="center"/>
+            <w:hideMark/>
+          </w:tcPr>
+          <w:p>
+            <w:pPr>
+              <w:pStyle w:val="ListParagraph"/>
+              <w:spacing w:after="120" w:line="276" w:lineRule="auto"/>
+              <w:ind w:left="170"/>
+              <w:rPr>
+                <w:rFonts w:ascii="Arial" w:hAnsi="Arial" w:cs="Arial"/>
+                <w:sz w:val="20"/>
+                <w:szCs w:val="20"/>
+              </w:rPr>
+            </w:pPr>
+            <w:r>
+              <w:rPr>
+                <w:rFonts w:ascii="Arial" w:hAnsi="Arial" w:cs="Arial"/>
+                <w:sz w:val="20"/>
+                <w:szCs w:val="20"/>
+              </w:rPr>
+              <w:t>Virtual Environment Folder</w:t>
+            </w:r>
+          </w:p>
+        </w:tc>
+        <w:tc>
+          <w:tcPr>
+            <w:tcW w:w="5244" w:type="dxa"/>
+            <w:tcBorders>
+              <w:top w:val="single" w:sz="4" w:space="0" w:color="auto"/>
+              <w:left w:val="single" w:sz="4" w:space="0" w:color="auto"/>
+              <w:bottom w:val="single" w:sz="4" w:space="0" w:color="auto"/>
+              <w:right w:val="single" w:sz="4" w:space="0" w:color="auto"/>
+            </w:tcBorders>
+            <w:vAlign w:val="center"/>
+            <w:hideMark/>
+          </w:tcPr>
+          <w:p>
+            <w:pPr>
+              <w:pStyle w:val="ListParagraph"/>
+              <w:spacing w:after="0" w:line="276" w:lineRule="auto"/>
+              <w:ind w:left="170"/>
+              <w:rPr>
+                <w:rFonts w:ascii="Arial" w:hAnsi="Arial" w:cs="Arial"/>
+                <w:sz w:val="20"/>
+                <w:szCs w:val="20"/>
+              </w:rPr>
+            </w:pPr>
+            <w:r>
+              <w:rPr>
+                <w:rFonts w:ascii="Arial" w:hAnsi="Arial" w:cs="Arial"/>
+                <w:sz w:val="20"/>
+                <w:szCs w:val="20"/>
+              </w:rPr>
+              <w:t>Where Python packages live</w:t>
+            </w:r>
+          </w:p>
+        </w:tc>
+      </w:tr>
+    </w:tbl>
+    <w:p>
+      <w:pPr>
+        <w:pStyle w:val="ListParagraph"/>
+        <w:spacing w:before="120" w:line="276" w:lineRule="auto"/>
+        <w:ind w:left="360"/>
+        <w:rPr>
+          <w:b/>
+          <w:bCs/>
+        </w:rPr>
+      </w:pPr>
+      <w:r>
+        <w:rPr>
+          <w:b/>
+          <w:bCs/>
+        </w:rPr>
+        <w:t>Important Commands</w:t>
+      </w:r>
+    </w:p>
+    <w:p>
+      <w:pPr>
+        <w:pStyle w:val="ListParagraph"/>
+        <w:spacing w:line="276" w:lineRule="auto"/>
+        <w:ind w:left="360"/>
+      </w:pPr>
+      <w:r>
+        <w:t>Find repository root:</w:t>
+      </w:r>
+      <w:r>
+        <w:t xml:space="preserve"> </w:t>
+      </w:r>
+      <w:r>
+        <w:rPr>
+          <w:highlight w:val="lightGray"/>
+        </w:rPr>
+        <w:t>git rev-parse --show-</w:t>
+      </w:r>
+      <w:proofErr w:type="spellStart"/>
+      <w:r>
+        <w:rPr>
+          <w:highlight w:val="lightGray"/>
+        </w:rPr>
+        <w:t>toplevel</w:t>
+      </w:r>
+      <w:proofErr w:type="spellEnd"/>
+    </w:p>
+    <w:p>
+      <w:pPr>
+        <w:pStyle w:val="ListParagraph"/>
+        <w:spacing w:line="276" w:lineRule="auto"/>
+        <w:ind w:left="360"/>
+      </w:pPr>
+      <w:r>
+        <w:t>Show current Git status:</w:t>
+      </w:r>
+      <w:r>
+        <w:t xml:space="preserve"> </w:t>
+      </w:r>
+      <w:r>
+        <w:rPr>
+          <w:highlight w:val="lightGray"/>
+        </w:rPr>
+        <w:t>git status</w:t>
+      </w:r>
+    </w:p>
+    <w:p>
+      <w:pPr>
+        <w:pStyle w:val="ListParagraph"/>
+        <w:spacing w:line="276" w:lineRule="auto"/>
+        <w:ind w:left="360"/>
+      </w:pPr>
+      <w:r>
+        <w:t>Find active Python interpreter:</w:t>
+      </w:r>
+      <w:r>
+        <w:t xml:space="preserve"> </w:t>
+      </w:r>
+      <w:proofErr w:type="gramStart"/>
+      <w:r>
+        <w:rPr>
+          <w:highlight w:val="lightGray"/>
+        </w:rPr>
+        <w:t>where</w:t>
+      </w:r>
+      <w:proofErr w:type="gramEnd"/>
+      <w:r>
+        <w:rPr>
+          <w:highlight w:val="lightGray"/>
+        </w:rPr>
+        <w:t xml:space="preserve"> python</w:t>
+      </w:r>
+    </w:p>
+    <w:p>
+      <w:pPr>
+        <w:pStyle w:val="ListParagraph"/>
+        <w:spacing w:line="360" w:lineRule="auto"/>
+        <w:ind w:left="357"/>
+      </w:pPr>
+      <w:r>
+        <w:t>Check current folder:</w:t>
+      </w:r>
+      <w:r>
+        <w:t xml:space="preserve"> </w:t>
+      </w:r>
+      <w:r>
+        <w:rPr>
+          <w:highlight w:val="lightGray"/>
+        </w:rPr>
+        <w:t>cd</w:t>
+      </w:r>
+    </w:p>
+    <w:p>
+      <w:pPr>
+        <w:pStyle w:val="ListParagraph"/>
+        <w:spacing w:line="276" w:lineRule="auto"/>
+        <w:ind w:left="360"/>
+      </w:pPr>
+      <w:r>
+        <w:rPr>
+          <w:b/>
+          <w:bCs/>
+        </w:rPr>
+        <w:t>Example</w:t>
+      </w:r>
+      <w:r>
+        <w:t>:</w:t>
+      </w:r>
+    </w:p>
+    <w:p>
+      <w:pPr>
+        <w:pStyle w:val="ListParagraph"/>
+        <w:spacing w:line="276" w:lineRule="auto"/>
+        <w:ind w:left="360"/>
+      </w:pPr>
+      <w:r>
+        <w:t>Git Repository</w:t>
+      </w:r>
+      <w:r>
+        <w:t xml:space="preserve"> root</w:t>
+      </w:r>
+      <w:r>
+        <w:t>: D:\Github</w:t>
+      </w:r>
+      <w:r>
+        <w:t xml:space="preserve"> </w:t>
+      </w:r>
+    </w:p>
+    <w:p>
+      <w:pPr>
+        <w:pStyle w:val="ListParagraph"/>
+        <w:spacing w:line="276" w:lineRule="auto"/>
+        <w:ind w:left="360"/>
+      </w:pPr>
+      <w:r>
+        <w:t>Virtual Environment: D:\Github\vaibhav</w:t>
+      </w:r>
+    </w:p>
+    <w:p>
+      <w:pPr>
+        <w:pStyle w:val="ListParagraph"/>
+        <w:spacing w:line="276" w:lineRule="auto"/>
+        <w:ind w:left="360"/>
+      </w:pPr>
+      <w:r>
+        <w:t>Current Branch: main</w:t>
+      </w:r>
+      <w:r>
+        <w:t xml:space="preserve"> (</w:t>
+      </w:r>
+      <w:r>
+        <w:rPr>
+          <w:highlight w:val="lightGray"/>
+        </w:rPr>
+        <w:t>git branch</w:t>
+      </w:r>
+      <w:r>
+        <w:t>)</w:t>
+      </w:r>
+    </w:p>
+    <w:p>
+      <w:pPr>
+        <w:pStyle w:val="ListParagraph"/>
+        <w:spacing w:line="360" w:lineRule="auto"/>
+        <w:ind w:left="357"/>
+        <w:rPr>
+          <w:i/>
+          <w:iCs/>
+        </w:rPr>
+      </w:pPr>
+      <w:r>
+        <w:t>Remote Repository:</w:t>
+      </w:r>
+      <w:r>
+        <w:t xml:space="preserve"> </w:t>
+      </w:r>
+      <w:r>
+        <w:rPr>
+          <w:i/>
+          <w:iCs/>
+        </w:rPr>
+        <w:t>https://github.com/vkabdwal/vscode_vk.git</w:t>
+      </w:r>
+    </w:p>
+    <w:p>
+      <w:pPr>
+        <w:pStyle w:val="ListParagraph"/>
+        <w:spacing w:line="360" w:lineRule="auto"/>
+        <w:ind w:left="357"/>
+      </w:pPr>
+      <w:r>
+        <w:t>All of these can coexist and serve different purposes.</w:t>
+      </w:r>
+    </w:p>
+    <w:p>
+      <w:pPr>
+        <w:pStyle w:val="ListParagraph"/>
+        <w:spacing w:line="360" w:lineRule="auto"/>
+        <w:ind w:left="357"/>
+        <w:rPr>
+          <w:b/>
+          <w:bCs/>
+        </w:rPr>
+      </w:pPr>
+      <w:r>
+        <w:rPr>
+          <w:b/>
+          <w:bCs/>
+        </w:rPr>
+        <w:t>Important Lesson</w:t>
+      </w:r>
+    </w:p>
+    <w:p>
+      <w:pPr>
+        <w:pStyle w:val="ListParagraph"/>
+        <w:numPr>
+          <w:ilvl w:val="0"/>
+          <w:numId w:val="19"/>
+        </w:numPr>
+        <w:spacing w:line="276" w:lineRule="auto"/>
+      </w:pPr>
+      <w:r>
+        <w:rPr>
+          <w:highlight w:val="cyan"/>
+        </w:rPr>
+        <w:t>The current terminal location, the Git repository location, and the Python virtual environment location do NOT have to be the same.</w:t>
+      </w:r>
+    </w:p>
+    <w:p>
+      <w:pPr>
+        <w:pStyle w:val="ListParagraph"/>
+        <w:numPr>
+          <w:ilvl w:val="0"/>
+          <w:numId w:val="19"/>
+        </w:numPr>
+        <w:spacing w:line="276" w:lineRule="auto"/>
+      </w:pPr>
+      <w:r>
+        <w:t>Git determines the current branch based on the repository you are currently inside.</w:t>
+      </w:r>
+      <w:r>
+        <w:t xml:space="preserve"> </w:t>
+      </w:r>
+      <w:r>
+        <w:t>Since each repository maintains its own branches and history, the branch displayed by Git may change automatically when you change directories.</w:t>
+      </w:r>
+      <w:r>
+        <w:t xml:space="preserve"> </w:t>
+      </w:r>
+      <w:proofErr w:type="gramStart"/>
+      <w:r>
+        <w:rPr>
+          <w:highlight w:val="cyan"/>
+        </w:rPr>
+        <w:t>So</w:t>
+      </w:r>
+      <w:proofErr w:type="gramEnd"/>
+      <w:r>
+        <w:rPr>
+          <w:highlight w:val="cyan"/>
+        </w:rPr>
+        <w:t xml:space="preserve"> cd command can also change </w:t>
+      </w:r>
+      <w:r>
+        <w:rPr>
+          <w:highlight w:val="cyan"/>
+        </w:rPr>
+        <w:t>the repository that Git is operating on</w:t>
+      </w:r>
+      <w:r>
+        <w:t xml:space="preserve">. Recommended to always use </w:t>
+      </w:r>
+      <w:r>
+        <w:rPr>
+          <w:highlight w:val="lightGray"/>
+        </w:rPr>
+        <w:t>git remote -v</w:t>
+      </w:r>
+      <w:r>
+        <w:t xml:space="preserve"> to check existing repo.</w:t>
+      </w:r>
+    </w:p>
+    <w:p>
+      <w:pPr>
+        <w:pStyle w:val="ListParagraph"/>
+        <w:spacing w:line="276" w:lineRule="auto"/>
+        <w:ind w:left="360"/>
+        <w:rPr>
+          <w:b/>
+          <w:bCs/>
+        </w:rPr>
+      </w:pPr>
+    </w:p>
+    <w:p>
+      <w:pPr>
+        <w:pStyle w:val="ListParagraph"/>
+        <w:spacing w:line="276" w:lineRule="auto"/>
+        <w:ind w:left="360"/>
+        <w:rPr>
+          <w:b/>
+          <w:bCs/>
+        </w:rPr>
+      </w:pPr>
+      <w:r>
+        <w:rPr>
+          <w:b/>
+          <w:bCs/>
+        </w:rPr>
+        <w:t xml:space="preserve">Why We </w:t>
+      </w:r>
+      <w:proofErr w:type="gramStart"/>
+      <w:r>
+        <w:rPr>
+          <w:b/>
+          <w:bCs/>
+        </w:rPr>
+        <w:t>a</w:t>
+      </w:r>
+      <w:r>
+        <w:rPr>
+          <w:b/>
+          <w:bCs/>
+        </w:rPr>
+        <w:t>dded .</w:t>
+      </w:r>
+      <w:proofErr w:type="spellStart"/>
+      <w:r>
+        <w:rPr>
+          <w:b/>
+          <w:bCs/>
+        </w:rPr>
+        <w:t>gitignore</w:t>
+      </w:r>
+      <w:proofErr w:type="spellEnd"/>
+      <w:proofErr w:type="gramEnd"/>
+    </w:p>
+    <w:p>
+      <w:pPr>
+        <w:pStyle w:val="ListParagraph"/>
+        <w:spacing w:line="276" w:lineRule="auto"/>
+        <w:ind w:left="360"/>
+      </w:pPr>
+      <w:r>
+        <w:t>Virtual environments contain thousands of generated files that should not be pushed to GitHub.</w:t>
+      </w:r>
+    </w:p>
+    <w:p>
+      <w:pPr>
+        <w:pStyle w:val="ListParagraph"/>
+        <w:spacing w:line="276" w:lineRule="auto"/>
+        <w:ind w:left="360"/>
+      </w:pPr>
+      <w:proofErr w:type="gramStart"/>
+      <w:r>
+        <w:t>Typical .</w:t>
+      </w:r>
+      <w:proofErr w:type="spellStart"/>
+      <w:r>
+        <w:t>gitignore</w:t>
+      </w:r>
+      <w:proofErr w:type="spellEnd"/>
+      <w:proofErr w:type="gramEnd"/>
+      <w:r>
+        <w:t xml:space="preserve"> entries:</w:t>
+      </w:r>
+    </w:p>
+    <w:p>
+      <w:pPr>
+        <w:pStyle w:val="ListParagraph"/>
+        <w:spacing w:line="276" w:lineRule="auto"/>
+        <w:ind w:left="360"/>
+      </w:pPr>
+      <w:proofErr w:type="gramStart"/>
+      <w:r>
+        <w:t>.</w:t>
+      </w:r>
+      <w:proofErr w:type="spellStart"/>
+      <w:r>
+        <w:t>venv</w:t>
+      </w:r>
+      <w:proofErr w:type="spellEnd"/>
+      <w:proofErr w:type="gramEnd"/>
+      <w:r>
+        <w:t>/</w:t>
+      </w:r>
+    </w:p>
+    <w:p>
+      <w:pPr>
+        <w:pStyle w:val="ListParagraph"/>
+        <w:spacing w:line="276" w:lineRule="auto"/>
+        <w:ind w:left="360"/>
+      </w:pPr>
+      <w:r>
+        <w:t>vaibhav/</w:t>
+      </w:r>
+    </w:p>
+    <w:p>
+      <w:pPr>
+        <w:pStyle w:val="ListParagraph"/>
+        <w:spacing w:line="276" w:lineRule="auto"/>
+        <w:ind w:left="360"/>
+      </w:pPr>
+      <w:r>
+        <w:t>__</w:t>
+      </w:r>
+      <w:proofErr w:type="spellStart"/>
+      <w:r>
+        <w:t>pycache</w:t>
+      </w:r>
+      <w:proofErr w:type="spellEnd"/>
+      <w:r>
+        <w:t>__/</w:t>
+      </w:r>
+    </w:p>
+    <w:p>
+      <w:pPr>
+        <w:pStyle w:val="ListParagraph"/>
+        <w:spacing w:line="276" w:lineRule="auto"/>
+        <w:ind w:left="360"/>
+      </w:pPr>
+      <w:r>
+        <w:t>*.</w:t>
+      </w:r>
+      <w:proofErr w:type="spellStart"/>
+      <w:r>
+        <w:t>pyc</w:t>
+      </w:r>
+      <w:proofErr w:type="spellEnd"/>
+    </w:p>
+    <w:p>
+      <w:pPr>
+        <w:pStyle w:val="ListParagraph"/>
+        <w:spacing w:line="360" w:lineRule="auto"/>
+        <w:ind w:left="357"/>
+      </w:pPr>
+      <w:proofErr w:type="gramStart"/>
+      <w:r>
+        <w:t>.</w:t>
+      </w:r>
+      <w:proofErr w:type="spellStart"/>
+      <w:r>
+        <w:t>vscode</w:t>
+      </w:r>
+      <w:proofErr w:type="spellEnd"/>
+      <w:proofErr w:type="gramEnd"/>
+      <w:r>
+        <w:t>/</w:t>
+      </w:r>
+    </w:p>
+    <w:p>
+      <w:pPr>
+        <w:pStyle w:val="ListParagraph"/>
+        <w:spacing w:line="276" w:lineRule="auto"/>
+        <w:ind w:left="360"/>
+      </w:pPr>
+      <w:r>
+        <w:t>This prevents Git from tracking generated files while keeping the virtual environment usable locally.</w:t>
+      </w:r>
+    </w:p>
+    <w:p>
+      <w:pPr>
         <w:pStyle w:val="Heading1"/>
         <w:numPr>
           <w:ilvl w:val="0"/>
@@ -1261,7 +3074,7 @@
                     <pic:cNvPicPr/>
                   </pic:nvPicPr>
                   <pic:blipFill>
-                    <a:blip r:embed="rId10">
+                    <a:blip r:embed="rId11">
                       <a:extLst>
                         <a:ext uri="{28A0092B-C50C-407E-A947-70E740481C1C}">
                           <a14:useLocalDpi xmlns:a14="http://schemas.microsoft.com/office/drawing/2010/main" val="0"/>
@@ -1526,8 +3339,36 @@
           <w:b/>
           <w:bCs/>
         </w:rPr>
-        <w:lastRenderedPageBreak/>
-        <w:t>Check your remotes:</w:t>
+        <w:t>Check your remotes</w:t>
+      </w:r>
+      <w:r>
+        <w:rPr>
+          <w:b/>
+          <w:bCs/>
+        </w:rPr>
+        <w:t xml:space="preserve"> (</w:t>
+      </w:r>
+      <w:r>
+        <w:rPr>
+          <w:b/>
+          <w:bCs/>
+          <w:highlight w:val="cyan"/>
+        </w:rPr>
+        <w:t>check which repo we are in</w:t>
+      </w:r>
+      <w:r>
+        <w:rPr>
+          <w:b/>
+          <w:bCs/>
+        </w:rPr>
+        <w:t>)</w:t>
+      </w:r>
+      <w:r>
+        <w:rPr>
+          <w:b/>
+          <w:bCs/>
+        </w:rPr>
+        <w:t>:</w:t>
       </w:r>
     </w:p>
     <w:p>
@@ -1577,6 +3418,7 @@
         <w:ind w:left="360"/>
       </w:pPr>
       <w:r>
+        <w:lastRenderedPageBreak/>
         <w:t>git remote add origin https://github.com/yourusername/yourrepo.git</w:t>
       </w:r>
     </w:p>
@@ -1594,7 +3436,7 @@
       <w:r>
         <w:t>like </w:t>
       </w:r>
-      <w:hyperlink r:id="rId11" w:history="1">
+      <w:hyperlink r:id="rId12" w:history="1">
         <w:r>
           <w:rPr>
             <w:rStyle w:val="Hyperlink"/>
@@ -1775,7 +3617,21 @@
         <w:rPr>
           <w:highlight w:val="lightGray"/>
         </w:rPr>
-        <w:t>git add .)</w:t>
+        <w:t xml:space="preserve">git </w:t>
+      </w:r>
+      <w:proofErr w:type="gramStart"/>
+      <w:r>
+        <w:rPr>
+          <w:highlight w:val="lightGray"/>
+        </w:rPr>
+        <w:t>add .</w:t>
+      </w:r>
+      <w:proofErr w:type="gramEnd"/>
+      <w:r>
+        <w:rPr>
+          <w:highlight w:val="lightGray"/>
+        </w:rPr>
+        <w:t>)</w:t>
       </w:r>
       <w:r>
         <w:t xml:space="preserve"> stages your changes.</w:t>
@@ -2077,7 +3933,7 @@
                     <pic:cNvPicPr/>
                   </pic:nvPicPr>
                   <pic:blipFill>
-                    <a:blip r:embed="rId12">
+                    <a:blip r:embed="rId13">
                       <a:extLst>
                         <a:ext uri="{28A0092B-C50C-407E-A947-70E740481C1C}">
                           <a14:useLocalDpi xmlns:a14="http://schemas.microsoft.com/office/drawing/2010/main" val="0"/>
@@ -2106,7 +3962,7 @@
     </w:p>
     <w:p>
       <w:pPr>
-        <w:spacing w:before="60" w:after="60" w:line="360" w:lineRule="auto"/>
+        <w:spacing w:before="40" w:after="40" w:line="240" w:lineRule="auto"/>
       </w:pPr>
       <w:r>
         <w:rPr>
@@ -2131,6 +3987,173 @@
         </w:rPr>
         <w:t>ou cannot directly edit the online GitHub repository (the "remote repo"). Instead, you work with a local copy of the repository on your laptop, make changes locally, and then push those changes to the desired branch on GitHub. Git is designed this way to ensure version control and collaboration safety.</w:t>
       </w:r>
+    </w:p>
+    <w:p>
+      <w:pPr>
+        <w:spacing w:before="40" w:after="40" w:line="240" w:lineRule="auto"/>
+      </w:pPr>
+    </w:p>
+    <w:p>
+      <w:pPr>
+        <w:spacing w:before="40" w:after="40" w:line="240" w:lineRule="auto"/>
+      </w:pPr>
+      <w:r>
+        <w:rPr>
+          <w:b/>
+          <w:bCs/>
+        </w:rPr>
+        <w:t>Tip:</w:t>
+      </w:r>
+      <w:r>
+        <w:t xml:space="preserve"> After staging (</w:t>
+      </w:r>
+      <w:r>
+        <w:rPr>
+          <w:highlight w:val="lightGray"/>
+        </w:rPr>
+        <w:t xml:space="preserve">git </w:t>
+      </w:r>
+      <w:proofErr w:type="gramStart"/>
+      <w:r>
+        <w:rPr>
+          <w:highlight w:val="lightGray"/>
+        </w:rPr>
+        <w:t>add .</w:t>
+      </w:r>
+      <w:proofErr w:type="gramEnd"/>
+      <w:r>
+        <w:t>), if we want to see which files are staged, we can use git status.</w:t>
+      </w:r>
+    </w:p>
+    <w:p>
+      <w:pPr>
+        <w:spacing w:before="40" w:after="40" w:line="240" w:lineRule="auto"/>
+      </w:pPr>
+      <w:r>
+        <w:rPr>
+          <w:noProof/>
+        </w:rPr>
+        <w:drawing>
+          <wp:inline distT="0" distB="0" distL="0" distR="0" wp14:anchorId="63D53327" wp14:editId="32BAB63C">
+            <wp:extent cx="5533292" cy="2103755"/>
+            <wp:effectExtent l="0" t="0" r="0" b="0"/>
+            <wp:docPr id="422008498" name="Picture 1"/>
+            <wp:cNvGraphicFramePr>
+              <a:graphicFrameLocks xmlns:a="http://schemas.openxmlformats.org/drawingml/2006/main" noChangeAspect="1"/>
+            </wp:cNvGraphicFramePr>
+            <a:graphic xmlns:a="http://schemas.openxmlformats.org/drawingml/2006/main">
+              <a:graphicData uri="http://schemas.openxmlformats.org/drawingml/2006/picture">
+                <pic:pic xmlns:pic="http://schemas.openxmlformats.org/drawingml/2006/picture">
+                  <pic:nvPicPr>
+                    <pic:cNvPr id="422008498" name=""/>
+                    <pic:cNvPicPr/>
+                  </pic:nvPicPr>
+                  <pic:blipFill>
+                    <a:blip r:embed="rId14">
+                      <a:extLst>
+                        <a:ext uri="{28A0092B-C50C-407E-A947-70E740481C1C}">
+                          <a14:useLocalDpi xmlns:a14="http://schemas.microsoft.com/office/drawing/2010/main" val="0"/>
+                        </a:ext>
+                      </a:extLst>
+                    </a:blip>
+                    <a:stretch>
+                      <a:fillRect/>
+                    </a:stretch>
+                  </pic:blipFill>
+                  <pic:spPr>
+                    <a:xfrm>
+                      <a:off x="0" y="0"/>
+                      <a:ext cx="5544690" cy="2108089"/>
+                    </a:xfrm>
+                    <a:prstGeom prst="rect">
+                      <a:avLst/>
+                    </a:prstGeom>
+                  </pic:spPr>
+                </pic:pic>
+              </a:graphicData>
+            </a:graphic>
+          </wp:inline>
+        </w:drawing>
+      </w:r>
+    </w:p>
+    <w:p>
+      <w:pPr>
+        <w:spacing w:before="40" w:after="40" w:line="240" w:lineRule="auto"/>
+      </w:pPr>
+      <w:r>
+        <w:rPr>
+          <w:u w:val="single"/>
+        </w:rPr>
+        <w:t>example</w:t>
+      </w:r>
+      <w:r>
+        <w:t>:</w:t>
+      </w:r>
+    </w:p>
+    <w:p>
+      <w:pPr>
+        <w:spacing w:before="40" w:after="40" w:line="240" w:lineRule="auto"/>
+      </w:pPr>
+      <w:r>
+        <w:rPr>
+          <w:noProof/>
+        </w:rPr>
+        <w:drawing>
+          <wp:inline distT="0" distB="0" distL="0" distR="0" wp14:anchorId="430C088A" wp14:editId="697A0EE8">
+            <wp:extent cx="2784231" cy="2244665"/>
+            <wp:effectExtent l="0" t="0" r="0" b="3810"/>
+            <wp:docPr id="371356216" name="Picture 1"/>
+            <wp:cNvGraphicFramePr>
+              <a:graphicFrameLocks xmlns:a="http://schemas.openxmlformats.org/drawingml/2006/main" noChangeAspect="1"/>
+            </wp:cNvGraphicFramePr>
+            <a:graphic xmlns:a="http://schemas.openxmlformats.org/drawingml/2006/main">
+              <a:graphicData uri="http://schemas.openxmlformats.org/drawingml/2006/picture">
+                <pic:pic xmlns:pic="http://schemas.openxmlformats.org/drawingml/2006/picture">
+                  <pic:nvPicPr>
+                    <pic:cNvPr id="371356216" name=""/>
+                    <pic:cNvPicPr/>
+                  </pic:nvPicPr>
+                  <pic:blipFill rotWithShape="1">
+                    <a:blip r:embed="rId15">
+                      <a:extLst>
+                        <a:ext uri="{28A0092B-C50C-407E-A947-70E740481C1C}">
+                          <a14:useLocalDpi xmlns:a14="http://schemas.microsoft.com/office/drawing/2010/main" val="0"/>
+                        </a:ext>
+                      </a:extLst>
+                    </a:blip>
+                    <a:srcRect t="33494" r="24482"/>
+                    <a:stretch>
+                      <a:fillRect/>
+                    </a:stretch>
+                  </pic:blipFill>
+                  <pic:spPr bwMode="auto">
+                    <a:xfrm>
+                      <a:off x="0" y="0"/>
+                      <a:ext cx="2788915" cy="2248441"/>
+                    </a:xfrm>
+                    <a:prstGeom prst="rect">
+                      <a:avLst/>
+                    </a:prstGeom>
+                    <a:ln>
+                      <a:noFill/>
+                    </a:ln>
+                    <a:extLst>
+                      <a:ext uri="{53640926-AAD7-44D8-BBD7-CCE9431645EC}">
+                        <a14:shadowObscured xmlns:a14="http://schemas.microsoft.com/office/drawing/2010/main"/>
+                      </a:ext>
+                    </a:extLst>
+                  </pic:spPr>
+                </pic:pic>
+              </a:graphicData>
+            </a:graphic>
+          </wp:inline>
+        </w:drawing>
+      </w:r>
+    </w:p>
+    <w:p>
+      <w:pPr>
+        <w:spacing w:before="40" w:after="40" w:line="240" w:lineRule="auto"/>
+      </w:pPr>
     </w:p>
     <w:p>
       <w:pPr>
@@ -2155,6 +4178,7 @@
           <w:sz w:val="24"/>
           <w:szCs w:val="24"/>
         </w:rPr>
+        <w:lastRenderedPageBreak/>
         <w:t xml:space="preserve">Pulling code from a </w:t>
       </w:r>
       <w:r>
@@ -2202,7 +4226,7 @@
                     <pic:cNvPicPr/>
                   </pic:nvPicPr>
                   <pic:blipFill rotWithShape="1">
-                    <a:blip r:embed="rId13">
+                    <a:blip r:embed="rId16">
                       <a:extLst>
                         <a:ext uri="{28A0092B-C50C-407E-A947-70E740481C1C}">
                           <a14:useLocalDpi xmlns:a14="http://schemas.microsoft.com/office/drawing/2010/main" val="0"/>
@@ -2251,7 +4275,6 @@
         <w:rPr>
           <w:noProof/>
         </w:rPr>
-        <w:lastRenderedPageBreak/>
         <w:drawing>
           <wp:inline distT="0" distB="0" distL="0" distR="0" wp14:anchorId="77D94DCE" wp14:editId="463FD747">
             <wp:extent cx="4447540" cy="2553004"/>
@@ -2268,7 +4291,7 @@
                     <pic:cNvPicPr/>
                   </pic:nvPicPr>
                   <pic:blipFill rotWithShape="1">
-                    <a:blip r:embed="rId13">
+                    <a:blip r:embed="rId16">
                       <a:extLst>
                         <a:ext uri="{28A0092B-C50C-407E-A947-70E740481C1C}">
                           <a14:useLocalDpi xmlns:a14="http://schemas.microsoft.com/office/drawing/2010/main" val="0"/>
@@ -2395,6 +4418,7 @@
         <w:rPr>
           <w:noProof/>
         </w:rPr>
+        <w:lastRenderedPageBreak/>
         <w:drawing>
           <wp:inline distT="0" distB="0" distL="0" distR="0" wp14:anchorId="7785A771" wp14:editId="5D7594C8">
             <wp:extent cx="6153404" cy="2291862"/>
@@ -2411,7 +4435,7 @@
                     <pic:cNvPicPr/>
                   </pic:nvPicPr>
                   <pic:blipFill rotWithShape="1">
-                    <a:blip r:embed="rId14">
+                    <a:blip r:embed="rId17">
                       <a:extLst>
                         <a:ext uri="{28A0092B-C50C-407E-A947-70E740481C1C}">
                           <a14:useLocalDpi xmlns:a14="http://schemas.microsoft.com/office/drawing/2010/main" val="0"/>
@@ -2474,7 +4498,7 @@
                     <pic:cNvPicPr/>
                   </pic:nvPicPr>
                   <pic:blipFill>
-                    <a:blip r:embed="rId15">
+                    <a:blip r:embed="rId18">
                       <a:extLst>
                         <a:ext uri="{28A0092B-C50C-407E-A947-70E740481C1C}">
                           <a14:useLocalDpi xmlns:a14="http://schemas.microsoft.com/office/drawing/2010/main" val="0"/>
@@ -2509,7 +4533,6 @@
         <w:rPr>
           <w:noProof/>
         </w:rPr>
-        <w:lastRenderedPageBreak/>
         <w:drawing>
           <wp:inline distT="0" distB="0" distL="0" distR="0" wp14:anchorId="6C088930" wp14:editId="1E408019">
             <wp:extent cx="6153404" cy="3194148"/>
@@ -2526,7 +4549,7 @@
                     <pic:cNvPicPr/>
                   </pic:nvPicPr>
                   <pic:blipFill rotWithShape="1">
-                    <a:blip r:embed="rId14">
+                    <a:blip r:embed="rId17">
                       <a:extLst>
                         <a:ext uri="{28A0092B-C50C-407E-A947-70E740481C1C}">
                           <a14:useLocalDpi xmlns:a14="http://schemas.microsoft.com/office/drawing/2010/main" val="0"/>
@@ -2571,6 +4594,7 @@
         <w:rPr>
           <w:noProof/>
         </w:rPr>
+        <w:lastRenderedPageBreak/>
         <w:drawing>
           <wp:inline distT="0" distB="0" distL="0" distR="0" wp14:anchorId="0667F556" wp14:editId="2508DE68">
             <wp:extent cx="6388016" cy="3622431"/>
@@ -2587,7 +4611,7 @@
                     <pic:cNvPicPr/>
                   </pic:nvPicPr>
                   <pic:blipFill rotWithShape="1">
-                    <a:blip r:embed="rId16">
+                    <a:blip r:embed="rId19">
                       <a:extLst>
                         <a:ext uri="{28A0092B-C50C-407E-A947-70E740481C1C}">
                           <a14:useLocalDpi xmlns:a14="http://schemas.microsoft.com/office/drawing/2010/main" val="0"/>
@@ -2631,7 +4655,6 @@
         <w:rPr>
           <w:noProof/>
         </w:rPr>
-        <w:lastRenderedPageBreak/>
         <w:drawing>
           <wp:inline distT="0" distB="0" distL="0" distR="0" wp14:anchorId="1B417A04" wp14:editId="214C2932">
             <wp:extent cx="6487388" cy="2731477"/>
@@ -2648,7 +4671,7 @@
                     <pic:cNvPicPr/>
                   </pic:nvPicPr>
                   <pic:blipFill rotWithShape="1">
-                    <a:blip r:embed="rId16">
+                    <a:blip r:embed="rId19">
                       <a:extLst>
                         <a:ext uri="{28A0092B-C50C-407E-A947-70E740481C1C}">
                           <a14:useLocalDpi xmlns:a14="http://schemas.microsoft.com/office/drawing/2010/main" val="0"/>
@@ -2708,7 +4731,7 @@
                     <pic:cNvPicPr/>
                   </pic:nvPicPr>
                   <pic:blipFill>
-                    <a:blip r:embed="rId17">
+                    <a:blip r:embed="rId20">
                       <a:extLst>
                         <a:ext uri="{28A0092B-C50C-407E-A947-70E740481C1C}">
                           <a14:useLocalDpi xmlns:a14="http://schemas.microsoft.com/office/drawing/2010/main" val="0"/>
@@ -2748,6 +4771,7 @@
         <w:rPr>
           <w:noProof/>
         </w:rPr>
+        <w:lastRenderedPageBreak/>
         <w:drawing>
           <wp:inline distT="0" distB="0" distL="0" distR="0" wp14:anchorId="7F0312CE" wp14:editId="33F5606C">
             <wp:extent cx="6271803" cy="3101609"/>
@@ -2764,7 +4788,7 @@
                     <pic:cNvPicPr/>
                   </pic:nvPicPr>
                   <pic:blipFill>
-                    <a:blip r:embed="rId18">
+                    <a:blip r:embed="rId21">
                       <a:extLst>
                         <a:ext uri="{28A0092B-C50C-407E-A947-70E740481C1C}">
                           <a14:useLocalDpi xmlns:a14="http://schemas.microsoft.com/office/drawing/2010/main" val="0"/>
@@ -2799,7 +4823,6 @@
         <w:rPr>
           <w:noProof/>
         </w:rPr>
-        <w:lastRenderedPageBreak/>
         <w:drawing>
           <wp:inline distT="0" distB="0" distL="0" distR="0" wp14:anchorId="6421E108" wp14:editId="73113EBB">
             <wp:extent cx="6645910" cy="3789045"/>
@@ -2816,7 +4839,7 @@
                     <pic:cNvPicPr/>
                   </pic:nvPicPr>
                   <pic:blipFill>
-                    <a:blip r:embed="rId19">
+                    <a:blip r:embed="rId22">
                       <a:extLst>
                         <a:ext uri="{28A0092B-C50C-407E-A947-70E740481C1C}">
                           <a14:useLocalDpi xmlns:a14="http://schemas.microsoft.com/office/drawing/2010/main" val="0"/>
@@ -2994,7 +5017,11 @@
       </w:r>
       <w:proofErr w:type="spellEnd"/>
       <w:r>
-        <w:t xml:space="preserve">). This can be done by creating a pull request (PR) on GitHub to merge </w:t>
+        <w:t xml:space="preserve">). This can be done by </w:t>
+      </w:r>
+      <w:r>
+        <w:lastRenderedPageBreak/>
+        <w:t xml:space="preserve">creating a pull request (PR) on GitHub to merge </w:t>
       </w:r>
       <w:proofErr w:type="spellStart"/>
       <w:r>
@@ -3049,21 +5076,26 @@
     </w:p>
     <w:p>
       <w:pPr>
-        <w:pStyle w:val="ListParagraph"/>
+        <w:pStyle w:val="Heading2"/>
         <w:numPr>
           <w:ilvl w:val="0"/>
-          <w:numId w:val="14"/>
+          <w:numId w:val="7"/>
         </w:numPr>
-        <w:spacing w:line="276" w:lineRule="auto"/>
-        <w:rPr>
-          <w:b/>
-          <w:bCs/>
-        </w:rPr>
-      </w:pPr>
-      <w:r>
-        <w:rPr>
-          <w:b/>
-          <w:bCs/>
+        <w:rPr>
+          <w:rFonts w:ascii="Arial" w:hAnsi="Arial" w:cs="Arial"/>
+          <w:b/>
+          <w:bCs/>
+          <w:sz w:val="24"/>
+          <w:szCs w:val="24"/>
+        </w:rPr>
+      </w:pPr>
+      <w:r>
+        <w:rPr>
+          <w:rFonts w:ascii="Arial" w:hAnsi="Arial" w:cs="Arial"/>
+          <w:b/>
+          <w:bCs/>
+          <w:sz w:val="24"/>
+          <w:szCs w:val="24"/>
         </w:rPr>
         <w:t>Deleting a branch</w:t>
       </w:r>
@@ -3078,7 +5110,6 @@
         <w:rPr>
           <w:noProof/>
         </w:rPr>
-        <w:lastRenderedPageBreak/>
         <w:drawing>
           <wp:inline distT="0" distB="0" distL="0" distR="0" wp14:anchorId="10ACA02E" wp14:editId="24620FE6">
             <wp:extent cx="6313170" cy="4214191"/>
@@ -3095,7 +5126,7 @@
                     <pic:cNvPicPr/>
                   </pic:nvPicPr>
                   <pic:blipFill>
-                    <a:blip r:embed="rId20">
+                    <a:blip r:embed="rId23">
                       <a:extLst>
                         <a:ext uri="{28A0092B-C50C-407E-A947-70E740481C1C}">
                           <a14:useLocalDpi xmlns:a14="http://schemas.microsoft.com/office/drawing/2010/main" val="0"/>
@@ -3122,6 +5153,1061 @@
         </w:drawing>
       </w:r>
     </w:p>
+    <w:p>
+      <w:pPr>
+        <w:pStyle w:val="ListParagraph"/>
+        <w:spacing w:line="276" w:lineRule="auto"/>
+        <w:ind w:left="360"/>
+      </w:pPr>
+    </w:p>
+    <w:p>
+      <w:pPr>
+        <w:pStyle w:val="Heading2"/>
+        <w:numPr>
+          <w:ilvl w:val="0"/>
+          <w:numId w:val="7"/>
+        </w:numPr>
+        <w:rPr>
+          <w:rFonts w:ascii="Arial" w:hAnsi="Arial" w:cs="Arial"/>
+          <w:b/>
+          <w:bCs/>
+          <w:sz w:val="24"/>
+          <w:szCs w:val="24"/>
+        </w:rPr>
+      </w:pPr>
+      <w:r>
+        <w:rPr>
+          <w:rFonts w:ascii="Arial" w:hAnsi="Arial" w:cs="Arial"/>
+          <w:b/>
+          <w:bCs/>
+          <w:sz w:val="24"/>
+          <w:szCs w:val="24"/>
+        </w:rPr>
+        <w:t>Remove Files/Folders from the Staging Area</w:t>
+      </w:r>
+    </w:p>
+    <w:p>
+      <w:r>
+        <w:t>Sometimes a file or folder is accidentally staged using:</w:t>
+      </w:r>
+      <w:r>
+        <w:t xml:space="preserve"> </w:t>
+      </w:r>
+      <w:r>
+        <w:t xml:space="preserve">git </w:t>
+      </w:r>
+      <w:proofErr w:type="gramStart"/>
+      <w:r>
+        <w:t>add .</w:t>
+      </w:r>
+      <w:proofErr w:type="gramEnd"/>
+    </w:p>
+    <w:p>
+      <w:pPr>
+        <w:rPr>
+          <w:b/>
+          <w:bCs/>
+        </w:rPr>
+      </w:pPr>
+      <w:r>
+        <w:rPr>
+          <w:b/>
+          <w:bCs/>
+        </w:rPr>
+        <w:t>To remove it from the staging area without deleting it from your computer:</w:t>
+      </w:r>
+    </w:p>
+    <w:p>
+      <w:pPr>
+        <w:pStyle w:val="ListParagraph"/>
+        <w:numPr>
+          <w:ilvl w:val="0"/>
+          <w:numId w:val="23"/>
+        </w:numPr>
+        <w:spacing w:after="0"/>
+      </w:pPr>
+      <w:r>
+        <w:t>Remove a specific file from staging:</w:t>
+      </w:r>
+      <w:r>
+        <w:t xml:space="preserve"> </w:t>
+      </w:r>
+      <w:r>
+        <w:rPr>
+          <w:highlight w:val="lightGray"/>
+        </w:rPr>
+        <w:t>git restore --staged filename.py</w:t>
+      </w:r>
+    </w:p>
+    <w:p>
+      <w:r>
+        <w:t>Example:</w:t>
+      </w:r>
+      <w:r>
+        <w:t xml:space="preserve"> </w:t>
+      </w:r>
+      <w:r>
+        <w:t>git restore --staged interview_questions.py</w:t>
+      </w:r>
+    </w:p>
+    <w:p>
+      <w:pPr>
+        <w:pStyle w:val="ListParagraph"/>
+        <w:numPr>
+          <w:ilvl w:val="0"/>
+          <w:numId w:val="23"/>
+        </w:numPr>
+        <w:spacing w:after="0"/>
+      </w:pPr>
+      <w:r>
+        <w:t>Remove a specific folder from staging:</w:t>
+      </w:r>
+      <w:r>
+        <w:t xml:space="preserve"> </w:t>
+      </w:r>
+      <w:r>
+        <w:rPr>
+          <w:highlight w:val="lightGray"/>
+        </w:rPr>
+        <w:t xml:space="preserve">git restore --staged </w:t>
+      </w:r>
+      <w:proofErr w:type="spellStart"/>
+      <w:r>
+        <w:rPr>
+          <w:highlight w:val="lightGray"/>
+        </w:rPr>
+        <w:t>folder_name</w:t>
+      </w:r>
+      <w:proofErr w:type="spellEnd"/>
+    </w:p>
+    <w:p>
+      <w:r>
+        <w:t>Example:</w:t>
+      </w:r>
+      <w:r>
+        <w:t xml:space="preserve"> </w:t>
+      </w:r>
+      <w:r>
+        <w:t>git restore --staged Complete-Python-Bootcamp</w:t>
+      </w:r>
+    </w:p>
+    <w:p>
+      <w:pPr>
+        <w:pStyle w:val="ListParagraph"/>
+        <w:numPr>
+          <w:ilvl w:val="0"/>
+          <w:numId w:val="23"/>
+        </w:numPr>
+        <w:spacing w:after="0"/>
+      </w:pPr>
+      <w:r>
+        <w:t>Alternative (older command):</w:t>
+      </w:r>
+      <w:r>
+        <w:t xml:space="preserve"> </w:t>
+      </w:r>
+      <w:r>
+        <w:rPr>
+          <w:highlight w:val="lightGray"/>
+        </w:rPr>
+        <w:t>git rm --cached filename</w:t>
+      </w:r>
+    </w:p>
+    <w:p>
+      <w:pPr>
+        <w:spacing w:after="0"/>
+      </w:pPr>
+      <w:r>
+        <w:t>Example:</w:t>
+      </w:r>
+      <w:r>
+        <w:t xml:space="preserve"> </w:t>
+      </w:r>
+      <w:r>
+        <w:t>git rm --cached interview_questions.py</w:t>
+      </w:r>
+    </w:p>
+    <w:p>
+      <w:pPr>
+        <w:pStyle w:val="ListParagraph"/>
+        <w:numPr>
+          <w:ilvl w:val="0"/>
+          <w:numId w:val="23"/>
+        </w:numPr>
+        <w:spacing w:after="0"/>
+      </w:pPr>
+      <w:r>
+        <w:t>For folders:</w:t>
+      </w:r>
+      <w:r>
+        <w:t xml:space="preserve"> </w:t>
+      </w:r>
+      <w:r>
+        <w:rPr>
+          <w:highlight w:val="lightGray"/>
+        </w:rPr>
+        <w:t xml:space="preserve">git rm -r --cached </w:t>
+      </w:r>
+      <w:proofErr w:type="spellStart"/>
+      <w:r>
+        <w:rPr>
+          <w:highlight w:val="lightGray"/>
+        </w:rPr>
+        <w:t>folder_name</w:t>
+      </w:r>
+      <w:proofErr w:type="spellEnd"/>
+    </w:p>
+    <w:p>
+      <w:pPr>
+        <w:spacing w:after="0"/>
+      </w:pPr>
+      <w:r>
+        <w:t>Example:</w:t>
+      </w:r>
+      <w:r>
+        <w:t xml:space="preserve"> </w:t>
+      </w:r>
+      <w:r>
+        <w:t>git rm -r --cached Complete-Python-Bootcamp</w:t>
+      </w:r>
+    </w:p>
+    <w:p/>
+    <w:p>
+      <w:r>
+        <w:t>Important:</w:t>
+      </w:r>
+    </w:p>
+    <w:p>
+      <w:r>
+        <w:t>• git restore --staged removes the file/folder only from the staging area.</w:t>
+      </w:r>
+      <w:r>
+        <w:br/>
+        <w:t>• The file remains on your computer.</w:t>
+      </w:r>
+      <w:r>
+        <w:br/>
+        <w:t>• The change simply won't be included in the next commit.</w:t>
+      </w:r>
+    </w:p>
+    <w:p>
+      <w:r>
+        <w:t>The folder will remain on disk but will no longer be part of the next commit.</w:t>
+      </w:r>
+    </w:p>
+    <w:p>
+      <w:r>
+        <w:t>To verify what is currently staged:</w:t>
+      </w:r>
+      <w:r>
+        <w:t xml:space="preserve"> </w:t>
+      </w:r>
+      <w:r>
+        <w:t>git status</w:t>
+      </w:r>
+    </w:p>
+    <w:p>
+      <w:pPr>
+        <w:pStyle w:val="Heading2"/>
+        <w:numPr>
+          <w:ilvl w:val="0"/>
+          <w:numId w:val="7"/>
+        </w:numPr>
+        <w:rPr>
+          <w:rFonts w:ascii="Arial" w:hAnsi="Arial" w:cs="Arial"/>
+          <w:b/>
+          <w:bCs/>
+          <w:sz w:val="24"/>
+          <w:szCs w:val="24"/>
+        </w:rPr>
+      </w:pPr>
+      <w:r>
+        <w:rPr>
+          <w:rFonts w:ascii="Arial" w:hAnsi="Arial" w:cs="Arial"/>
+          <w:b/>
+          <w:bCs/>
+          <w:sz w:val="24"/>
+          <w:szCs w:val="24"/>
+        </w:rPr>
+        <w:t>Cloning Online Repo</w:t>
+      </w:r>
+    </w:p>
+    <w:p>
+      <w:pPr>
+        <w:pStyle w:val="ListParagraph"/>
+        <w:spacing w:line="276" w:lineRule="auto"/>
+        <w:ind w:left="360"/>
+        <w:rPr>
+          <w:i/>
+          <w:iCs/>
+        </w:rPr>
+      </w:pPr>
+      <w:r>
+        <w:t xml:space="preserve">I cloned one online trainer branch to my git account: </w:t>
+      </w:r>
+      <w:hyperlink r:id="rId24" w:history="1">
+        <w:r>
+          <w:rPr>
+            <w:rStyle w:val="Hyperlink"/>
+            <w:i/>
+            <w:iCs/>
+          </w:rPr>
+          <w:t>https://github.com/vkabdwal/Complete-Python-Bootcamp</w:t>
+        </w:r>
+      </w:hyperlink>
+    </w:p>
+    <w:p>
+      <w:pPr>
+        <w:pStyle w:val="ListParagraph"/>
+        <w:spacing w:line="276" w:lineRule="auto"/>
+        <w:ind w:left="360"/>
+      </w:pPr>
+    </w:p>
+    <w:p>
+      <w:pPr>
+        <w:pStyle w:val="ListParagraph"/>
+        <w:numPr>
+          <w:ilvl w:val="0"/>
+          <w:numId w:val="22"/>
+        </w:numPr>
+        <w:spacing w:line="276" w:lineRule="auto"/>
+      </w:pPr>
+      <w:r>
+        <w:t xml:space="preserve">Now I wanted it in local. </w:t>
+      </w:r>
+      <w:r>
+        <w:t>Obviously,</w:t>
+      </w:r>
+      <w:r>
+        <w:t xml:space="preserve"> it is logical to store it in my </w:t>
+      </w:r>
+      <w:proofErr w:type="spellStart"/>
+      <w:r>
+        <w:t>git</w:t>
+      </w:r>
+      <w:proofErr w:type="spellEnd"/>
+      <w:r>
+        <w:t xml:space="preserve"> repo. folder and if I just clone, by default it will come to my </w:t>
+      </w:r>
+      <w:proofErr w:type="spellStart"/>
+      <w:r>
+        <w:t>git</w:t>
+      </w:r>
+      <w:proofErr w:type="spellEnd"/>
+      <w:r>
+        <w:t xml:space="preserve"> repo folder only.</w:t>
+      </w:r>
+      <w:r>
+        <w:t xml:space="preserve"> </w:t>
+      </w:r>
+    </w:p>
+    <w:p>
+      <w:pPr>
+        <w:pStyle w:val="ListParagraph"/>
+        <w:numPr>
+          <w:ilvl w:val="0"/>
+          <w:numId w:val="22"/>
+        </w:numPr>
+        <w:spacing w:line="276" w:lineRule="auto"/>
+      </w:pPr>
+      <w:r>
+        <w:t>Check repo folder:</w:t>
+      </w:r>
+    </w:p>
+    <w:p>
+      <w:pPr>
+        <w:pStyle w:val="ListParagraph"/>
+        <w:spacing w:line="276" w:lineRule="auto"/>
+        <w:ind w:left="360"/>
+      </w:pPr>
+      <w:r>
+        <w:rPr>
+          <w:noProof/>
+        </w:rPr>
+        <w:drawing>
+          <wp:inline distT="0" distB="0" distL="0" distR="0" wp14:anchorId="67FAC8A4" wp14:editId="1083DA84">
+            <wp:extent cx="3848433" cy="396274"/>
+            <wp:effectExtent l="38100" t="38100" r="95250" b="99060"/>
+            <wp:docPr id="308306546" name="Picture 1"/>
+            <wp:cNvGraphicFramePr>
+              <a:graphicFrameLocks xmlns:a="http://schemas.openxmlformats.org/drawingml/2006/main" noChangeAspect="1"/>
+            </wp:cNvGraphicFramePr>
+            <a:graphic xmlns:a="http://schemas.openxmlformats.org/drawingml/2006/main">
+              <a:graphicData uri="http://schemas.openxmlformats.org/drawingml/2006/picture">
+                <pic:pic xmlns:pic="http://schemas.openxmlformats.org/drawingml/2006/picture">
+                  <pic:nvPicPr>
+                    <pic:cNvPr id="308306546" name=""/>
+                    <pic:cNvPicPr/>
+                  </pic:nvPicPr>
+                  <pic:blipFill>
+                    <a:blip r:embed="rId25">
+                      <a:extLst>
+                        <a:ext uri="{28A0092B-C50C-407E-A947-70E740481C1C}">
+                          <a14:useLocalDpi xmlns:a14="http://schemas.microsoft.com/office/drawing/2010/main" val="0"/>
+                        </a:ext>
+                      </a:extLst>
+                    </a:blip>
+                    <a:stretch>
+                      <a:fillRect/>
+                    </a:stretch>
+                  </pic:blipFill>
+                  <pic:spPr>
+                    <a:xfrm>
+                      <a:off x="0" y="0"/>
+                      <a:ext cx="3848433" cy="396274"/>
+                    </a:xfrm>
+                    <a:prstGeom prst="rect">
+                      <a:avLst/>
+                    </a:prstGeom>
+                    <a:ln w="3175" cap="sq">
+                      <a:solidFill>
+                        <a:srgbClr val="000000"/>
+                      </a:solidFill>
+                      <a:prstDash val="solid"/>
+                      <a:miter lim="800000"/>
+                    </a:ln>
+                    <a:effectLst>
+                      <a:outerShdw blurRad="50800" dist="38100" dir="2700000" algn="tl" rotWithShape="0">
+                        <a:srgbClr val="000000">
+                          <a:alpha val="43000"/>
+                        </a:srgbClr>
+                      </a:outerShdw>
+                    </a:effectLst>
+                  </pic:spPr>
+                </pic:pic>
+              </a:graphicData>
+            </a:graphic>
+          </wp:inline>
+        </w:drawing>
+      </w:r>
+    </w:p>
+    <w:p>
+      <w:pPr>
+        <w:pStyle w:val="ListParagraph"/>
+        <w:numPr>
+          <w:ilvl w:val="0"/>
+          <w:numId w:val="22"/>
+        </w:numPr>
+        <w:spacing w:line="276" w:lineRule="auto"/>
+      </w:pPr>
+      <w:r>
+        <w:t>Next,</w:t>
+      </w:r>
+      <w:r>
+        <w:t xml:space="preserve"> </w:t>
+      </w:r>
+      <w:r>
+        <w:t xml:space="preserve">I want to </w:t>
+      </w:r>
+      <w:r>
+        <w:t xml:space="preserve">clone from online </w:t>
+      </w:r>
+      <w:r>
+        <w:t>GitHub</w:t>
+      </w:r>
+      <w:r>
+        <w:t xml:space="preserve"> to</w:t>
+      </w:r>
+      <w:r>
+        <w:t xml:space="preserve"> my</w:t>
+      </w:r>
+      <w:r>
+        <w:t xml:space="preserve"> local, I </w:t>
+      </w:r>
+      <w:r>
+        <w:t xml:space="preserve">will </w:t>
+      </w:r>
+      <w:r>
+        <w:t>use this:</w:t>
+      </w:r>
+    </w:p>
+    <w:p>
+      <w:pPr>
+        <w:pStyle w:val="ListParagraph"/>
+        <w:spacing w:line="276" w:lineRule="auto"/>
+        <w:ind w:left="360"/>
+      </w:pPr>
+      <w:r>
+        <w:rPr>
+          <w:noProof/>
+        </w:rPr>
+        <w:drawing>
+          <wp:inline distT="0" distB="0" distL="0" distR="0" wp14:anchorId="3E810E6B" wp14:editId="43E77ADA">
+            <wp:extent cx="6302286" cy="1463167"/>
+            <wp:effectExtent l="38100" t="38100" r="99060" b="99060"/>
+            <wp:docPr id="1590450862" name="Picture 1"/>
+            <wp:cNvGraphicFramePr>
+              <a:graphicFrameLocks xmlns:a="http://schemas.openxmlformats.org/drawingml/2006/main" noChangeAspect="1"/>
+            </wp:cNvGraphicFramePr>
+            <a:graphic xmlns:a="http://schemas.openxmlformats.org/drawingml/2006/main">
+              <a:graphicData uri="http://schemas.openxmlformats.org/drawingml/2006/picture">
+                <pic:pic xmlns:pic="http://schemas.openxmlformats.org/drawingml/2006/picture">
+                  <pic:nvPicPr>
+                    <pic:cNvPr id="1590450862" name=""/>
+                    <pic:cNvPicPr/>
+                  </pic:nvPicPr>
+                  <pic:blipFill>
+                    <a:blip r:embed="rId26">
+                      <a:extLst>
+                        <a:ext uri="{28A0092B-C50C-407E-A947-70E740481C1C}">
+                          <a14:useLocalDpi xmlns:a14="http://schemas.microsoft.com/office/drawing/2010/main" val="0"/>
+                        </a:ext>
+                      </a:extLst>
+                    </a:blip>
+                    <a:stretch>
+                      <a:fillRect/>
+                    </a:stretch>
+                  </pic:blipFill>
+                  <pic:spPr>
+                    <a:xfrm>
+                      <a:off x="0" y="0"/>
+                      <a:ext cx="6302286" cy="1463167"/>
+                    </a:xfrm>
+                    <a:prstGeom prst="rect">
+                      <a:avLst/>
+                    </a:prstGeom>
+                    <a:ln w="3175" cap="sq">
+                      <a:solidFill>
+                        <a:srgbClr val="000000"/>
+                      </a:solidFill>
+                      <a:prstDash val="solid"/>
+                      <a:miter lim="800000"/>
+                    </a:ln>
+                    <a:effectLst>
+                      <a:outerShdw blurRad="50800" dist="38100" dir="2700000" algn="tl" rotWithShape="0">
+                        <a:srgbClr val="000000">
+                          <a:alpha val="43000"/>
+                        </a:srgbClr>
+                      </a:outerShdw>
+                    </a:effectLst>
+                  </pic:spPr>
+                </pic:pic>
+              </a:graphicData>
+            </a:graphic>
+          </wp:inline>
+        </w:drawing>
+      </w:r>
+    </w:p>
+    <w:p>
+      <w:pPr>
+        <w:pStyle w:val="ListParagraph"/>
+        <w:numPr>
+          <w:ilvl w:val="0"/>
+          <w:numId w:val="22"/>
+        </w:numPr>
+        <w:spacing w:line="276" w:lineRule="auto"/>
+      </w:pPr>
+      <w:r>
+        <w:t>Check status:</w:t>
+      </w:r>
+    </w:p>
+    <w:p>
+      <w:pPr>
+        <w:pStyle w:val="ListParagraph"/>
+        <w:spacing w:line="276" w:lineRule="auto"/>
+        <w:ind w:left="360"/>
+      </w:pPr>
+      <w:r>
+        <w:rPr>
+          <w:noProof/>
+        </w:rPr>
+        <w:drawing>
+          <wp:inline distT="0" distB="0" distL="0" distR="0" wp14:anchorId="321EC4AD" wp14:editId="624B442A">
+            <wp:extent cx="4740051" cy="990686"/>
+            <wp:effectExtent l="38100" t="38100" r="99060" b="95250"/>
+            <wp:docPr id="1951680475" name="Picture 1"/>
+            <wp:cNvGraphicFramePr>
+              <a:graphicFrameLocks xmlns:a="http://schemas.openxmlformats.org/drawingml/2006/main" noChangeAspect="1"/>
+            </wp:cNvGraphicFramePr>
+            <a:graphic xmlns:a="http://schemas.openxmlformats.org/drawingml/2006/main">
+              <a:graphicData uri="http://schemas.openxmlformats.org/drawingml/2006/picture">
+                <pic:pic xmlns:pic="http://schemas.openxmlformats.org/drawingml/2006/picture">
+                  <pic:nvPicPr>
+                    <pic:cNvPr id="1951680475" name=""/>
+                    <pic:cNvPicPr/>
+                  </pic:nvPicPr>
+                  <pic:blipFill>
+                    <a:blip r:embed="rId27">
+                      <a:extLst>
+                        <a:ext uri="{28A0092B-C50C-407E-A947-70E740481C1C}">
+                          <a14:useLocalDpi xmlns:a14="http://schemas.microsoft.com/office/drawing/2010/main" val="0"/>
+                        </a:ext>
+                      </a:extLst>
+                    </a:blip>
+                    <a:stretch>
+                      <a:fillRect/>
+                    </a:stretch>
+                  </pic:blipFill>
+                  <pic:spPr>
+                    <a:xfrm>
+                      <a:off x="0" y="0"/>
+                      <a:ext cx="4740051" cy="990686"/>
+                    </a:xfrm>
+                    <a:prstGeom prst="rect">
+                      <a:avLst/>
+                    </a:prstGeom>
+                    <a:ln w="3175" cap="sq">
+                      <a:solidFill>
+                        <a:srgbClr val="000000"/>
+                      </a:solidFill>
+                      <a:prstDash val="solid"/>
+                      <a:miter lim="800000"/>
+                    </a:ln>
+                    <a:effectLst>
+                      <a:outerShdw blurRad="50800" dist="38100" dir="2700000" algn="tl" rotWithShape="0">
+                        <a:srgbClr val="000000">
+                          <a:alpha val="43000"/>
+                        </a:srgbClr>
+                      </a:outerShdw>
+                    </a:effectLst>
+                  </pic:spPr>
+                </pic:pic>
+              </a:graphicData>
+            </a:graphic>
+          </wp:inline>
+        </w:drawing>
+      </w:r>
+    </w:p>
+    <w:p>
+      <w:pPr>
+        <w:pStyle w:val="ListParagraph"/>
+        <w:numPr>
+          <w:ilvl w:val="0"/>
+          <w:numId w:val="22"/>
+        </w:numPr>
+        <w:spacing w:after="120" w:line="360" w:lineRule="auto"/>
+        <w:ind w:left="357" w:hanging="357"/>
+      </w:pPr>
+      <w:r>
+        <w:t xml:space="preserve">Now </w:t>
+      </w:r>
+      <w:r>
+        <w:t>the catch is that, a</w:t>
+      </w:r>
+      <w:r>
+        <w:t xml:space="preserve"> common mistake is assuming that all folders under a parent directory belong to the same Git repository.</w:t>
+      </w:r>
+    </w:p>
+    <w:p>
+      <w:pPr>
+        <w:pStyle w:val="ListParagraph"/>
+        <w:spacing w:line="276" w:lineRule="auto"/>
+        <w:ind w:left="360"/>
+      </w:pPr>
+      <w:r>
+        <w:rPr>
+          <w:noProof/>
+        </w:rPr>
+        <w:lastRenderedPageBreak/>
+        <w:drawing>
+          <wp:inline distT="0" distB="0" distL="0" distR="0" wp14:anchorId="74E6B26D" wp14:editId="65749AF1">
+            <wp:extent cx="4179277" cy="2678418"/>
+            <wp:effectExtent l="0" t="0" r="0" b="8255"/>
+            <wp:docPr id="2131004295" name="Picture 1"/>
+            <wp:cNvGraphicFramePr>
+              <a:graphicFrameLocks xmlns:a="http://schemas.openxmlformats.org/drawingml/2006/main" noChangeAspect="1"/>
+            </wp:cNvGraphicFramePr>
+            <a:graphic xmlns:a="http://schemas.openxmlformats.org/drawingml/2006/main">
+              <a:graphicData uri="http://schemas.openxmlformats.org/drawingml/2006/picture">
+                <pic:pic xmlns:pic="http://schemas.openxmlformats.org/drawingml/2006/picture">
+                  <pic:nvPicPr>
+                    <pic:cNvPr id="2131004295" name=""/>
+                    <pic:cNvPicPr/>
+                  </pic:nvPicPr>
+                  <pic:blipFill>
+                    <a:blip r:embed="rId28">
+                      <a:extLst>
+                        <a:ext uri="{28A0092B-C50C-407E-A947-70E740481C1C}">
+                          <a14:useLocalDpi xmlns:a14="http://schemas.microsoft.com/office/drawing/2010/main" val="0"/>
+                        </a:ext>
+                      </a:extLst>
+                    </a:blip>
+                    <a:stretch>
+                      <a:fillRect/>
+                    </a:stretch>
+                  </pic:blipFill>
+                  <pic:spPr>
+                    <a:xfrm>
+                      <a:off x="0" y="0"/>
+                      <a:ext cx="4200178" cy="2691813"/>
+                    </a:xfrm>
+                    <a:prstGeom prst="rect">
+                      <a:avLst/>
+                    </a:prstGeom>
+                  </pic:spPr>
+                </pic:pic>
+              </a:graphicData>
+            </a:graphic>
+          </wp:inline>
+        </w:drawing>
+      </w:r>
+    </w:p>
+    <w:p>
+      <w:pPr>
+        <w:pStyle w:val="ListParagraph"/>
+        <w:spacing w:after="0" w:line="276" w:lineRule="auto"/>
+        <w:ind w:left="360"/>
+      </w:pPr>
+      <w:r>
+        <w:rPr>
+          <w:b/>
+          <w:bCs/>
+        </w:rPr>
+        <w:t>Repository A:</w:t>
+      </w:r>
+      <w:r>
+        <w:t xml:space="preserve"> </w:t>
+      </w:r>
+      <w:r>
+        <w:t>D:\Github</w:t>
+      </w:r>
+    </w:p>
+    <w:p>
+      <w:pPr>
+        <w:pStyle w:val="ListParagraph"/>
+        <w:spacing w:line="420" w:lineRule="auto"/>
+        <w:ind w:left="357"/>
+      </w:pPr>
+      <w:r>
+        <w:t>Connected to:</w:t>
+      </w:r>
+      <w:r>
+        <w:t xml:space="preserve"> </w:t>
+      </w:r>
+      <w:hyperlink r:id="rId29" w:history="1">
+        <w:r>
+          <w:rPr>
+            <w:rStyle w:val="Hyperlink"/>
+          </w:rPr>
+          <w:t>https://github.com/vkabdwal/vscode_vk.git</w:t>
+        </w:r>
+      </w:hyperlink>
+    </w:p>
+    <w:p>
+      <w:pPr>
+        <w:pStyle w:val="ListParagraph"/>
+        <w:spacing w:after="0" w:line="276" w:lineRule="auto"/>
+        <w:ind w:left="360"/>
+      </w:pPr>
+      <w:r>
+        <w:rPr>
+          <w:b/>
+          <w:bCs/>
+        </w:rPr>
+        <w:t>Repository B</w:t>
+      </w:r>
+      <w:r>
+        <w:t>:</w:t>
+      </w:r>
+      <w:r>
+        <w:t xml:space="preserve"> </w:t>
+      </w:r>
+      <w:r>
+        <w:t>D:\Github\Complete-Python-Bootcamp</w:t>
+      </w:r>
+    </w:p>
+    <w:p>
+      <w:pPr>
+        <w:pStyle w:val="ListParagraph"/>
+        <w:spacing w:line="360" w:lineRule="auto"/>
+        <w:ind w:left="357"/>
+      </w:pPr>
+      <w:r>
+        <w:t>Connected to:</w:t>
+      </w:r>
+      <w:r>
+        <w:t xml:space="preserve"> </w:t>
+      </w:r>
+      <w:hyperlink r:id="rId30" w:history="1">
+        <w:r>
+          <w:rPr>
+            <w:rStyle w:val="Hyperlink"/>
+          </w:rPr>
+          <w:t>https://github.com/vkabdwal/Complete-Python-Bootcamp.git</w:t>
+        </w:r>
+      </w:hyperlink>
+    </w:p>
+    <w:p>
+      <w:pPr>
+        <w:pStyle w:val="ListParagraph"/>
+        <w:spacing w:line="276" w:lineRule="auto"/>
+        <w:ind w:left="360"/>
+      </w:pPr>
+      <w:r>
+        <w:rPr>
+          <w:b/>
+          <w:bCs/>
+        </w:rPr>
+        <w:t>Important Rule:</w:t>
+      </w:r>
+      <w:r>
+        <w:t xml:space="preserve"> </w:t>
+      </w:r>
+      <w:r>
+        <w:t xml:space="preserve">The folder that contains the </w:t>
+      </w:r>
+      <w:proofErr w:type="gramStart"/>
+      <w:r>
+        <w:t>".git</w:t>
+      </w:r>
+      <w:proofErr w:type="gramEnd"/>
+      <w:r>
+        <w:t>" directory is the repository root.</w:t>
+      </w:r>
+    </w:p>
+    <w:p>
+      <w:pPr>
+        <w:pStyle w:val="ListParagraph"/>
+        <w:spacing w:line="276" w:lineRule="auto"/>
+        <w:ind w:left="360"/>
+      </w:pPr>
+      <w:r>
+        <w:t xml:space="preserve">To determine which repository you are currently working in: </w:t>
+      </w:r>
+      <w:r>
+        <w:rPr>
+          <w:highlight w:val="lightGray"/>
+        </w:rPr>
+        <w:t>git rev-parse --show-</w:t>
+      </w:r>
+      <w:proofErr w:type="spellStart"/>
+      <w:r>
+        <w:rPr>
+          <w:highlight w:val="lightGray"/>
+        </w:rPr>
+        <w:t>toplevel</w:t>
+      </w:r>
+      <w:proofErr w:type="spellEnd"/>
+    </w:p>
+    <w:p>
+      <w:pPr>
+        <w:pStyle w:val="ListParagraph"/>
+        <w:spacing w:line="276" w:lineRule="auto"/>
+        <w:ind w:left="360"/>
+        <w:rPr>
+          <w:b/>
+          <w:bCs/>
+        </w:rPr>
+      </w:pPr>
+      <w:r>
+        <w:rPr>
+          <w:b/>
+          <w:bCs/>
+        </w:rPr>
+        <w:t>Examples:</w:t>
+      </w:r>
+    </w:p>
+    <w:p>
+      <w:pPr>
+        <w:pStyle w:val="ListParagraph"/>
+        <w:numPr>
+          <w:ilvl w:val="0"/>
+          <w:numId w:val="21"/>
+        </w:numPr>
+        <w:spacing w:line="276" w:lineRule="auto"/>
+      </w:pPr>
+      <w:r>
+        <w:t>If current location is:</w:t>
+      </w:r>
+      <w:r>
+        <w:t xml:space="preserve"> </w:t>
+      </w:r>
+      <w:r>
+        <w:t>D:\Github</w:t>
+      </w:r>
+    </w:p>
+    <w:p>
+      <w:pPr>
+        <w:pStyle w:val="ListParagraph"/>
+        <w:spacing w:line="360" w:lineRule="auto"/>
+        <w:ind w:left="360" w:firstLine="3"/>
+      </w:pPr>
+      <w:r>
+        <w:t>Git commands operate on:</w:t>
+      </w:r>
+      <w:r>
+        <w:t xml:space="preserve"> </w:t>
+      </w:r>
+      <w:hyperlink r:id="rId31" w:history="1">
+        <w:r>
+          <w:rPr>
+            <w:rStyle w:val="Hyperlink"/>
+          </w:rPr>
+          <w:t>https://github.com/vkabdwal/vscode_vk.git</w:t>
+        </w:r>
+      </w:hyperlink>
+    </w:p>
+    <w:p>
+      <w:pPr>
+        <w:pStyle w:val="ListParagraph"/>
+        <w:numPr>
+          <w:ilvl w:val="0"/>
+          <w:numId w:val="21"/>
+        </w:numPr>
+        <w:spacing w:line="276" w:lineRule="auto"/>
+      </w:pPr>
+      <w:r>
+        <w:t>If current location is:</w:t>
+      </w:r>
+      <w:r>
+        <w:t xml:space="preserve"> </w:t>
+      </w:r>
+      <w:r>
+        <w:t>D:\Github\Complete-Python-Bootcamp</w:t>
+      </w:r>
+    </w:p>
+    <w:p>
+      <w:pPr>
+        <w:pStyle w:val="ListParagraph"/>
+        <w:spacing w:line="360" w:lineRule="auto"/>
+        <w:ind w:left="357"/>
+      </w:pPr>
+      <w:r>
+        <w:t>Git commands operate on:</w:t>
+      </w:r>
+      <w:r>
+        <w:t xml:space="preserve"> </w:t>
+      </w:r>
+      <w:hyperlink r:id="rId32" w:history="1">
+        <w:r>
+          <w:rPr>
+            <w:rStyle w:val="Hyperlink"/>
+          </w:rPr>
+          <w:t>https://github.com/vkabdwal/Complete-Python-Bootcamp.git</w:t>
+        </w:r>
+      </w:hyperlink>
+    </w:p>
+    <w:p>
+      <w:pPr>
+        <w:pStyle w:val="ListParagraph"/>
+        <w:spacing w:line="276" w:lineRule="auto"/>
+        <w:ind w:left="360"/>
+        <w:rPr>
+          <w:b/>
+          <w:bCs/>
+        </w:rPr>
+      </w:pPr>
+      <w:r>
+        <w:rPr>
+          <w:b/>
+          <w:bCs/>
+        </w:rPr>
+        <w:t>Verify Before Every Push</w:t>
+      </w:r>
+    </w:p>
+    <w:p>
+      <w:pPr>
+        <w:pStyle w:val="ListParagraph"/>
+        <w:spacing w:line="276" w:lineRule="auto"/>
+        <w:ind w:left="360"/>
+      </w:pPr>
+      <w:r>
+        <w:t>Check current repository:</w:t>
+      </w:r>
+      <w:r>
+        <w:t xml:space="preserve"> </w:t>
+      </w:r>
+      <w:r>
+        <w:rPr>
+          <w:highlight w:val="lightGray"/>
+        </w:rPr>
+        <w:t>git remote -v</w:t>
+      </w:r>
+    </w:p>
+    <w:p>
+      <w:pPr>
+        <w:pStyle w:val="ListParagraph"/>
+        <w:spacing w:line="276" w:lineRule="auto"/>
+        <w:ind w:left="360"/>
+      </w:pPr>
+      <w:r>
+        <w:t>Check current branch:</w:t>
+      </w:r>
+      <w:r>
+        <w:t xml:space="preserve"> </w:t>
+      </w:r>
+      <w:r>
+        <w:rPr>
+          <w:highlight w:val="lightGray"/>
+        </w:rPr>
+        <w:t>git branch</w:t>
+      </w:r>
+    </w:p>
+    <w:p>
+      <w:pPr>
+        <w:pStyle w:val="ListParagraph"/>
+        <w:spacing w:line="276" w:lineRule="auto"/>
+        <w:ind w:left="360"/>
+      </w:pPr>
+      <w:r>
+        <w:t>Check current status:</w:t>
+      </w:r>
+      <w:r>
+        <w:t xml:space="preserve"> </w:t>
+      </w:r>
+      <w:r>
+        <w:rPr>
+          <w:highlight w:val="lightGray"/>
+        </w:rPr>
+        <w:t>git status</w:t>
+      </w:r>
+    </w:p>
+    <w:p>
+      <w:pPr>
+        <w:pStyle w:val="ListParagraph"/>
+        <w:spacing w:line="276" w:lineRule="auto"/>
+        <w:ind w:left="360"/>
+      </w:pPr>
+    </w:p>
+    <w:p>
+      <w:pPr>
+        <w:pStyle w:val="ListParagraph"/>
+        <w:spacing w:line="276" w:lineRule="auto"/>
+        <w:ind w:left="360"/>
+      </w:pPr>
+    </w:p>
+    <w:p>
+      <w:pPr>
+        <w:pStyle w:val="ListParagraph"/>
+        <w:spacing w:line="276" w:lineRule="auto"/>
+        <w:ind w:left="360"/>
+      </w:pPr>
+    </w:p>
+    <w:p>
+      <w:pPr>
+        <w:pStyle w:val="ListParagraph"/>
+        <w:spacing w:line="276" w:lineRule="auto"/>
+        <w:ind w:left="360"/>
+      </w:pPr>
+    </w:p>
+    <w:p>
+      <w:pPr>
+        <w:pStyle w:val="ListParagraph"/>
+        <w:spacing w:line="276" w:lineRule="auto"/>
+        <w:ind w:left="360"/>
+      </w:pPr>
+    </w:p>
+    <w:p>
+      <w:pPr>
+        <w:pStyle w:val="ListParagraph"/>
+        <w:spacing w:line="276" w:lineRule="auto"/>
+        <w:ind w:left="360"/>
+      </w:pPr>
+    </w:p>
+    <w:p>
+      <w:pPr>
+        <w:pStyle w:val="ListParagraph"/>
+        <w:spacing w:line="276" w:lineRule="auto"/>
+        <w:ind w:left="360"/>
+      </w:pPr>
+    </w:p>
+    <w:p>
+      <w:pPr>
+        <w:pStyle w:val="ListParagraph"/>
+        <w:spacing w:line="276" w:lineRule="auto"/>
+        <w:ind w:left="360"/>
+      </w:pPr>
+    </w:p>
     <w:sectPr>
       <w:pgSz w:w="11906" w:h="16838"/>
       <w:pgMar w:top="720" w:right="720" w:bottom="720" w:left="720" w:header="708" w:footer="708" w:gutter="0"/>
@@ -3286,17 +6372,17 @@
   <w:abstractNum w:abstractNumId="1" w15:restartNumberingAfterBreak="0">
     <w:nsid w:val="0B060F2F"/>
     <w:multiLevelType w:val="hybridMultilevel"/>
-    <w:tmpl w:val="85B4D6D2"/>
-    <w:lvl w:ilvl="0" w:tplc="40090001">
-      <w:start w:val="1"/>
-      <w:numFmt w:val="bullet"/>
-      <w:lvlText w:val=""/>
+    <w:tmpl w:val="385206AE"/>
+    <w:lvl w:ilvl="0" w:tplc="40090003">
+      <w:start w:val="1"/>
+      <w:numFmt w:val="bullet"/>
+      <w:lvlText w:val="o"/>
       <w:lvlJc w:val="left"/>
       <w:pPr>
         <w:ind w:left="360" w:hanging="360"/>
       </w:pPr>
       <w:rPr>
-        <w:rFonts w:ascii="Symbol" w:hAnsi="Symbol" w:hint="default"/>
+        <w:rFonts w:ascii="Courier New" w:hAnsi="Courier New" w:cs="Courier New" w:hint="default"/>
       </w:rPr>
     </w:lvl>
     <w:lvl w:ilvl="1" w:tplc="40090003" w:tentative="1">
@@ -3816,6 +6902,119 @@
     </w:lvl>
   </w:abstractNum>
   <w:abstractNum w:abstractNumId="5" w15:restartNumberingAfterBreak="0">
+    <w:nsid w:val="3A046E69"/>
+    <w:multiLevelType w:val="hybridMultilevel"/>
+    <w:tmpl w:val="C0F2B86A"/>
+    <w:lvl w:ilvl="0" w:tplc="40090003">
+      <w:start w:val="1"/>
+      <w:numFmt w:val="bullet"/>
+      <w:lvlText w:val="o"/>
+      <w:lvlJc w:val="left"/>
+      <w:pPr>
+        <w:ind w:left="360" w:hanging="360"/>
+      </w:pPr>
+      <w:rPr>
+        <w:rFonts w:ascii="Courier New" w:hAnsi="Courier New" w:cs="Courier New" w:hint="default"/>
+      </w:rPr>
+    </w:lvl>
+    <w:lvl w:ilvl="1" w:tplc="40090003" w:tentative="1">
+      <w:start w:val="1"/>
+      <w:numFmt w:val="bullet"/>
+      <w:lvlText w:val="o"/>
+      <w:lvlJc w:val="left"/>
+      <w:pPr>
+        <w:ind w:left="1080" w:hanging="360"/>
+      </w:pPr>
+      <w:rPr>
+        <w:rFonts w:ascii="Courier New" w:hAnsi="Courier New" w:cs="Courier New" w:hint="default"/>
+      </w:rPr>
+    </w:lvl>
+    <w:lvl w:ilvl="2" w:tplc="40090005" w:tentative="1">
+      <w:start w:val="1"/>
+      <w:numFmt w:val="bullet"/>
+      <w:lvlText w:val=""/>
+      <w:lvlJc w:val="left"/>
+      <w:pPr>
+        <w:ind w:left="1800" w:hanging="360"/>
+      </w:pPr>
+      <w:rPr>
+        <w:rFonts w:ascii="Wingdings" w:hAnsi="Wingdings" w:hint="default"/>
+      </w:rPr>
+    </w:lvl>
+    <w:lvl w:ilvl="3" w:tplc="40090001" w:tentative="1">
+      <w:start w:val="1"/>
+      <w:numFmt w:val="bullet"/>
+      <w:lvlText w:val=""/>
+      <w:lvlJc w:val="left"/>
+      <w:pPr>
+        <w:ind w:left="2520" w:hanging="360"/>
+      </w:pPr>
+      <w:rPr>
+        <w:rFonts w:ascii="Symbol" w:hAnsi="Symbol" w:hint="default"/>
+      </w:rPr>
+    </w:lvl>
+    <w:lvl w:ilvl="4" w:tplc="40090003" w:tentative="1">
+      <w:start w:val="1"/>
+      <w:numFmt w:val="bullet"/>
+      <w:lvlText w:val="o"/>
+      <w:lvlJc w:val="left"/>
+      <w:pPr>
+        <w:ind w:left="3240" w:hanging="360"/>
+      </w:pPr>
+      <w:rPr>
+        <w:rFonts w:ascii="Courier New" w:hAnsi="Courier New" w:cs="Courier New" w:hint="default"/>
+      </w:rPr>
+    </w:lvl>
+    <w:lvl w:ilvl="5" w:tplc="40090005" w:tentative="1">
+      <w:start w:val="1"/>
+      <w:numFmt w:val="bullet"/>
+      <w:lvlText w:val=""/>
+      <w:lvlJc w:val="left"/>
+      <w:pPr>
+        <w:ind w:left="3960" w:hanging="360"/>
+      </w:pPr>
+      <w:rPr>
+        <w:rFonts w:ascii="Wingdings" w:hAnsi="Wingdings" w:hint="default"/>
+      </w:rPr>
+    </w:lvl>
+    <w:lvl w:ilvl="6" w:tplc="40090001" w:tentative="1">
+      <w:start w:val="1"/>
+      <w:numFmt w:val="bullet"/>
+      <w:lvlText w:val=""/>
+      <w:lvlJc w:val="left"/>
+      <w:pPr>
+        <w:ind w:left="4680" w:hanging="360"/>
+      </w:pPr>
+      <w:rPr>
+        <w:rFonts w:ascii="Symbol" w:hAnsi="Symbol" w:hint="default"/>
+      </w:rPr>
+    </w:lvl>
+    <w:lvl w:ilvl="7" w:tplc="40090003" w:tentative="1">
+      <w:start w:val="1"/>
+      <w:numFmt w:val="bullet"/>
+      <w:lvlText w:val="o"/>
+      <w:lvlJc w:val="left"/>
+      <w:pPr>
+        <w:ind w:left="5400" w:hanging="360"/>
+      </w:pPr>
+      <w:rPr>
+        <w:rFonts w:ascii="Courier New" w:hAnsi="Courier New" w:cs="Courier New" w:hint="default"/>
+      </w:rPr>
+    </w:lvl>
+    <w:lvl w:ilvl="8" w:tplc="40090005" w:tentative="1">
+      <w:start w:val="1"/>
+      <w:numFmt w:val="bullet"/>
+      <w:lvlText w:val=""/>
+      <w:lvlJc w:val="left"/>
+      <w:pPr>
+        <w:ind w:left="6120" w:hanging="360"/>
+      </w:pPr>
+      <w:rPr>
+        <w:rFonts w:ascii="Wingdings" w:hAnsi="Wingdings" w:hint="default"/>
+      </w:rPr>
+    </w:lvl>
+  </w:abstractNum>
+  <w:abstractNum w:abstractNumId="6" w15:restartNumberingAfterBreak="0">
     <w:nsid w:val="402D2D7D"/>
     <w:multiLevelType w:val="hybridMultilevel"/>
     <w:tmpl w:val="67D03152"/>
@@ -3930,7 +7129,7 @@
       </w:rPr>
     </w:lvl>
   </w:abstractNum>
-  <w:abstractNum w:abstractNumId="6" w15:restartNumberingAfterBreak="0">
+  <w:abstractNum w:abstractNumId="7" w15:restartNumberingAfterBreak="0">
     <w:nsid w:val="460D35DD"/>
     <w:multiLevelType w:val="hybridMultilevel"/>
     <w:tmpl w:val="757ECAD2"/>
@@ -4021,7 +7220,7 @@
       </w:pPr>
     </w:lvl>
   </w:abstractNum>
-  <w:abstractNum w:abstractNumId="7" w15:restartNumberingAfterBreak="0">
+  <w:abstractNum w:abstractNumId="8" w15:restartNumberingAfterBreak="0">
     <w:nsid w:val="47DB6346"/>
     <w:multiLevelType w:val="multilevel"/>
     <w:tmpl w:val="8B26C70E"/>
@@ -4170,7 +7369,120 @@
       </w:rPr>
     </w:lvl>
   </w:abstractNum>
-  <w:abstractNum w:abstractNumId="8" w15:restartNumberingAfterBreak="0">
+  <w:abstractNum w:abstractNumId="9" w15:restartNumberingAfterBreak="0">
+    <w:nsid w:val="4C3132C0"/>
+    <w:multiLevelType w:val="hybridMultilevel"/>
+    <w:tmpl w:val="24FA146C"/>
+    <w:lvl w:ilvl="0" w:tplc="40090003">
+      <w:start w:val="1"/>
+      <w:numFmt w:val="bullet"/>
+      <w:lvlText w:val="o"/>
+      <w:lvlJc w:val="left"/>
+      <w:pPr>
+        <w:ind w:left="720" w:hanging="360"/>
+      </w:pPr>
+      <w:rPr>
+        <w:rFonts w:ascii="Courier New" w:hAnsi="Courier New" w:cs="Courier New" w:hint="default"/>
+      </w:rPr>
+    </w:lvl>
+    <w:lvl w:ilvl="1" w:tplc="40090003" w:tentative="1">
+      <w:start w:val="1"/>
+      <w:numFmt w:val="bullet"/>
+      <w:lvlText w:val="o"/>
+      <w:lvlJc w:val="left"/>
+      <w:pPr>
+        <w:ind w:left="1440" w:hanging="360"/>
+      </w:pPr>
+      <w:rPr>
+        <w:rFonts w:ascii="Courier New" w:hAnsi="Courier New" w:cs="Courier New" w:hint="default"/>
+      </w:rPr>
+    </w:lvl>
+    <w:lvl w:ilvl="2" w:tplc="40090005" w:tentative="1">
+      <w:start w:val="1"/>
+      <w:numFmt w:val="bullet"/>
+      <w:lvlText w:val=""/>
+      <w:lvlJc w:val="left"/>
+      <w:pPr>
+        <w:ind w:left="2160" w:hanging="360"/>
+      </w:pPr>
+      <w:rPr>
+        <w:rFonts w:ascii="Wingdings" w:hAnsi="Wingdings" w:hint="default"/>
+      </w:rPr>
+    </w:lvl>
+    <w:lvl w:ilvl="3" w:tplc="40090001" w:tentative="1">
+      <w:start w:val="1"/>
+      <w:numFmt w:val="bullet"/>
+      <w:lvlText w:val=""/>
+      <w:lvlJc w:val="left"/>
+      <w:pPr>
+        <w:ind w:left="2880" w:hanging="360"/>
+      </w:pPr>
+      <w:rPr>
+        <w:rFonts w:ascii="Symbol" w:hAnsi="Symbol" w:hint="default"/>
+      </w:rPr>
+    </w:lvl>
+    <w:lvl w:ilvl="4" w:tplc="40090003" w:tentative="1">
+      <w:start w:val="1"/>
+      <w:numFmt w:val="bullet"/>
+      <w:lvlText w:val="o"/>
+      <w:lvlJc w:val="left"/>
+      <w:pPr>
+        <w:ind w:left="3600" w:hanging="360"/>
+      </w:pPr>
+      <w:rPr>
+        <w:rFonts w:ascii="Courier New" w:hAnsi="Courier New" w:cs="Courier New" w:hint="default"/>
+      </w:rPr>
+    </w:lvl>
+    <w:lvl w:ilvl="5" w:tplc="40090005" w:tentative="1">
+      <w:start w:val="1"/>
+      <w:numFmt w:val="bullet"/>
+      <w:lvlText w:val=""/>
+      <w:lvlJc w:val="left"/>
+      <w:pPr>
+        <w:ind w:left="4320" w:hanging="360"/>
+      </w:pPr>
+      <w:rPr>
+        <w:rFonts w:ascii="Wingdings" w:hAnsi="Wingdings" w:hint="default"/>
+      </w:rPr>
+    </w:lvl>
+    <w:lvl w:ilvl="6" w:tplc="40090001" w:tentative="1">
+      <w:start w:val="1"/>
+      <w:numFmt w:val="bullet"/>
+      <w:lvlText w:val=""/>
+      <w:lvlJc w:val="left"/>
+      <w:pPr>
+        <w:ind w:left="5040" w:hanging="360"/>
+      </w:pPr>
+      <w:rPr>
+        <w:rFonts w:ascii="Symbol" w:hAnsi="Symbol" w:hint="default"/>
+      </w:rPr>
+    </w:lvl>
+    <w:lvl w:ilvl="7" w:tplc="40090003" w:tentative="1">
+      <w:start w:val="1"/>
+      <w:numFmt w:val="bullet"/>
+      <w:lvlText w:val="o"/>
+      <w:lvlJc w:val="left"/>
+      <w:pPr>
+        <w:ind w:left="5760" w:hanging="360"/>
+      </w:pPr>
+      <w:rPr>
+        <w:rFonts w:ascii="Courier New" w:hAnsi="Courier New" w:cs="Courier New" w:hint="default"/>
+      </w:rPr>
+    </w:lvl>
+    <w:lvl w:ilvl="8" w:tplc="40090005" w:tentative="1">
+      <w:start w:val="1"/>
+      <w:numFmt w:val="bullet"/>
+      <w:lvlText w:val=""/>
+      <w:lvlJc w:val="left"/>
+      <w:pPr>
+        <w:ind w:left="6480" w:hanging="360"/>
+      </w:pPr>
+      <w:rPr>
+        <w:rFonts w:ascii="Wingdings" w:hAnsi="Wingdings" w:hint="default"/>
+      </w:rPr>
+    </w:lvl>
+  </w:abstractNum>
+  <w:abstractNum w:abstractNumId="10" w15:restartNumberingAfterBreak="0">
     <w:nsid w:val="4F344D17"/>
     <w:multiLevelType w:val="hybridMultilevel"/>
     <w:tmpl w:val="50343250"/>
@@ -4283,7 +7595,7 @@
       </w:rPr>
     </w:lvl>
   </w:abstractNum>
-  <w:abstractNum w:abstractNumId="9" w15:restartNumberingAfterBreak="0">
+  <w:abstractNum w:abstractNumId="11" w15:restartNumberingAfterBreak="0">
     <w:nsid w:val="50BD270C"/>
     <w:multiLevelType w:val="multilevel"/>
     <w:tmpl w:val="401E2FCA"/>
@@ -4432,7 +7744,120 @@
       </w:rPr>
     </w:lvl>
   </w:abstractNum>
-  <w:abstractNum w:abstractNumId="10" w15:restartNumberingAfterBreak="0">
+  <w:abstractNum w:abstractNumId="12" w15:restartNumberingAfterBreak="0">
+    <w:nsid w:val="5A7465FF"/>
+    <w:multiLevelType w:val="hybridMultilevel"/>
+    <w:tmpl w:val="1BE2F00E"/>
+    <w:lvl w:ilvl="0" w:tplc="4009000B">
+      <w:start w:val="1"/>
+      <w:numFmt w:val="bullet"/>
+      <w:lvlText w:val=""/>
+      <w:lvlJc w:val="left"/>
+      <w:pPr>
+        <w:ind w:left="360" w:hanging="360"/>
+      </w:pPr>
+      <w:rPr>
+        <w:rFonts w:ascii="Wingdings" w:hAnsi="Wingdings" w:hint="default"/>
+      </w:rPr>
+    </w:lvl>
+    <w:lvl w:ilvl="1" w:tplc="40090003" w:tentative="1">
+      <w:start w:val="1"/>
+      <w:numFmt w:val="bullet"/>
+      <w:lvlText w:val="o"/>
+      <w:lvlJc w:val="left"/>
+      <w:pPr>
+        <w:ind w:left="1080" w:hanging="360"/>
+      </w:pPr>
+      <w:rPr>
+        <w:rFonts w:ascii="Courier New" w:hAnsi="Courier New" w:cs="Courier New" w:hint="default"/>
+      </w:rPr>
+    </w:lvl>
+    <w:lvl w:ilvl="2" w:tplc="40090005" w:tentative="1">
+      <w:start w:val="1"/>
+      <w:numFmt w:val="bullet"/>
+      <w:lvlText w:val=""/>
+      <w:lvlJc w:val="left"/>
+      <w:pPr>
+        <w:ind w:left="1800" w:hanging="360"/>
+      </w:pPr>
+      <w:rPr>
+        <w:rFonts w:ascii="Wingdings" w:hAnsi="Wingdings" w:hint="default"/>
+      </w:rPr>
+    </w:lvl>
+    <w:lvl w:ilvl="3" w:tplc="40090001" w:tentative="1">
+      <w:start w:val="1"/>
+      <w:numFmt w:val="bullet"/>
+      <w:lvlText w:val=""/>
+      <w:lvlJc w:val="left"/>
+      <w:pPr>
+        <w:ind w:left="2520" w:hanging="360"/>
+      </w:pPr>
+      <w:rPr>
+        <w:rFonts w:ascii="Symbol" w:hAnsi="Symbol" w:hint="default"/>
+      </w:rPr>
+    </w:lvl>
+    <w:lvl w:ilvl="4" w:tplc="40090003" w:tentative="1">
+      <w:start w:val="1"/>
+      <w:numFmt w:val="bullet"/>
+      <w:lvlText w:val="o"/>
+      <w:lvlJc w:val="left"/>
+      <w:pPr>
+        <w:ind w:left="3240" w:hanging="360"/>
+      </w:pPr>
+      <w:rPr>
+        <w:rFonts w:ascii="Courier New" w:hAnsi="Courier New" w:cs="Courier New" w:hint="default"/>
+      </w:rPr>
+    </w:lvl>
+    <w:lvl w:ilvl="5" w:tplc="40090005" w:tentative="1">
+      <w:start w:val="1"/>
+      <w:numFmt w:val="bullet"/>
+      <w:lvlText w:val=""/>
+      <w:lvlJc w:val="left"/>
+      <w:pPr>
+        <w:ind w:left="3960" w:hanging="360"/>
+      </w:pPr>
+      <w:rPr>
+        <w:rFonts w:ascii="Wingdings" w:hAnsi="Wingdings" w:hint="default"/>
+      </w:rPr>
+    </w:lvl>
+    <w:lvl w:ilvl="6" w:tplc="40090001" w:tentative="1">
+      <w:start w:val="1"/>
+      <w:numFmt w:val="bullet"/>
+      <w:lvlText w:val=""/>
+      <w:lvlJc w:val="left"/>
+      <w:pPr>
+        <w:ind w:left="4680" w:hanging="360"/>
+      </w:pPr>
+      <w:rPr>
+        <w:rFonts w:ascii="Symbol" w:hAnsi="Symbol" w:hint="default"/>
+      </w:rPr>
+    </w:lvl>
+    <w:lvl w:ilvl="7" w:tplc="40090003" w:tentative="1">
+      <w:start w:val="1"/>
+      <w:numFmt w:val="bullet"/>
+      <w:lvlText w:val="o"/>
+      <w:lvlJc w:val="left"/>
+      <w:pPr>
+        <w:ind w:left="5400" w:hanging="360"/>
+      </w:pPr>
+      <w:rPr>
+        <w:rFonts w:ascii="Courier New" w:hAnsi="Courier New" w:cs="Courier New" w:hint="default"/>
+      </w:rPr>
+    </w:lvl>
+    <w:lvl w:ilvl="8" w:tplc="40090005" w:tentative="1">
+      <w:start w:val="1"/>
+      <w:numFmt w:val="bullet"/>
+      <w:lvlText w:val=""/>
+      <w:lvlJc w:val="left"/>
+      <w:pPr>
+        <w:ind w:left="6120" w:hanging="360"/>
+      </w:pPr>
+      <w:rPr>
+        <w:rFonts w:ascii="Wingdings" w:hAnsi="Wingdings" w:hint="default"/>
+      </w:rPr>
+    </w:lvl>
+  </w:abstractNum>
+  <w:abstractNum w:abstractNumId="13" w15:restartNumberingAfterBreak="0">
     <w:nsid w:val="62C97494"/>
     <w:multiLevelType w:val="multilevel"/>
     <w:tmpl w:val="271E10DA"/>
@@ -4581,7 +8006,7 @@
       </w:rPr>
     </w:lvl>
   </w:abstractNum>
-  <w:abstractNum w:abstractNumId="11" w15:restartNumberingAfterBreak="0">
+  <w:abstractNum w:abstractNumId="14" w15:restartNumberingAfterBreak="0">
     <w:nsid w:val="644D221E"/>
     <w:multiLevelType w:val="multilevel"/>
     <w:tmpl w:val="2814D62A"/>
@@ -4730,7 +8155,7 @@
       </w:rPr>
     </w:lvl>
   </w:abstractNum>
-  <w:abstractNum w:abstractNumId="12" w15:restartNumberingAfterBreak="0">
+  <w:abstractNum w:abstractNumId="15" w15:restartNumberingAfterBreak="0">
     <w:nsid w:val="6B6C4ED5"/>
     <w:multiLevelType w:val="hybridMultilevel"/>
     <w:tmpl w:val="EA8CADF0"/>
@@ -4845,7 +8270,7 @@
       </w:rPr>
     </w:lvl>
   </w:abstractNum>
-  <w:abstractNum w:abstractNumId="13" w15:restartNumberingAfterBreak="0">
+  <w:abstractNum w:abstractNumId="16" w15:restartNumberingAfterBreak="0">
     <w:nsid w:val="6C3D1E81"/>
     <w:multiLevelType w:val="hybridMultilevel"/>
     <w:tmpl w:val="31562872"/>
@@ -4958,7 +8383,7 @@
       </w:rPr>
     </w:lvl>
   </w:abstractNum>
-  <w:abstractNum w:abstractNumId="14" w15:restartNumberingAfterBreak="0">
+  <w:abstractNum w:abstractNumId="17" w15:restartNumberingAfterBreak="0">
     <w:nsid w:val="6C9862C5"/>
     <w:multiLevelType w:val="hybridMultilevel"/>
     <w:tmpl w:val="BFFEE9E8"/>
@@ -5071,7 +8496,7 @@
       </w:rPr>
     </w:lvl>
   </w:abstractNum>
-  <w:abstractNum w:abstractNumId="15" w15:restartNumberingAfterBreak="0">
+  <w:abstractNum w:abstractNumId="18" w15:restartNumberingAfterBreak="0">
     <w:nsid w:val="6FE875EB"/>
     <w:multiLevelType w:val="hybridMultilevel"/>
     <w:tmpl w:val="34CCF8D4"/>
@@ -5184,7 +8609,7 @@
       </w:rPr>
     </w:lvl>
   </w:abstractNum>
-  <w:abstractNum w:abstractNumId="16" w15:restartNumberingAfterBreak="0">
+  <w:abstractNum w:abstractNumId="19" w15:restartNumberingAfterBreak="0">
     <w:nsid w:val="74DC65A0"/>
     <w:multiLevelType w:val="multilevel"/>
     <w:tmpl w:val="EFE27236"/>
@@ -5333,7 +8758,7 @@
       </w:rPr>
     </w:lvl>
   </w:abstractNum>
-  <w:abstractNum w:abstractNumId="17" w15:restartNumberingAfterBreak="0">
+  <w:abstractNum w:abstractNumId="20" w15:restartNumberingAfterBreak="0">
     <w:nsid w:val="7535507D"/>
     <w:multiLevelType w:val="multilevel"/>
     <w:tmpl w:val="FF10B904"/>
@@ -5482,7 +8907,7 @@
       </w:rPr>
     </w:lvl>
   </w:abstractNum>
-  <w:abstractNum w:abstractNumId="18" w15:restartNumberingAfterBreak="0">
+  <w:abstractNum w:abstractNumId="21" w15:restartNumberingAfterBreak="0">
     <w:nsid w:val="7A77718A"/>
     <w:multiLevelType w:val="hybridMultilevel"/>
     <w:tmpl w:val="25BC0684"/>
@@ -5595,29 +9020,142 @@
       </w:rPr>
     </w:lvl>
   </w:abstractNum>
+  <w:abstractNum w:abstractNumId="22" w15:restartNumberingAfterBreak="0">
+    <w:nsid w:val="7F891154"/>
+    <w:multiLevelType w:val="hybridMultilevel"/>
+    <w:tmpl w:val="0A0AA5E6"/>
+    <w:lvl w:ilvl="0" w:tplc="40090003">
+      <w:start w:val="1"/>
+      <w:numFmt w:val="bullet"/>
+      <w:lvlText w:val="o"/>
+      <w:lvlJc w:val="left"/>
+      <w:pPr>
+        <w:ind w:left="1077" w:hanging="360"/>
+      </w:pPr>
+      <w:rPr>
+        <w:rFonts w:ascii="Courier New" w:hAnsi="Courier New" w:cs="Courier New" w:hint="default"/>
+      </w:rPr>
+    </w:lvl>
+    <w:lvl w:ilvl="1" w:tplc="40090003" w:tentative="1">
+      <w:start w:val="1"/>
+      <w:numFmt w:val="bullet"/>
+      <w:lvlText w:val="o"/>
+      <w:lvlJc w:val="left"/>
+      <w:pPr>
+        <w:ind w:left="1797" w:hanging="360"/>
+      </w:pPr>
+      <w:rPr>
+        <w:rFonts w:ascii="Courier New" w:hAnsi="Courier New" w:cs="Courier New" w:hint="default"/>
+      </w:rPr>
+    </w:lvl>
+    <w:lvl w:ilvl="2" w:tplc="40090005" w:tentative="1">
+      <w:start w:val="1"/>
+      <w:numFmt w:val="bullet"/>
+      <w:lvlText w:val=""/>
+      <w:lvlJc w:val="left"/>
+      <w:pPr>
+        <w:ind w:left="2517" w:hanging="360"/>
+      </w:pPr>
+      <w:rPr>
+        <w:rFonts w:ascii="Wingdings" w:hAnsi="Wingdings" w:hint="default"/>
+      </w:rPr>
+    </w:lvl>
+    <w:lvl w:ilvl="3" w:tplc="40090001" w:tentative="1">
+      <w:start w:val="1"/>
+      <w:numFmt w:val="bullet"/>
+      <w:lvlText w:val=""/>
+      <w:lvlJc w:val="left"/>
+      <w:pPr>
+        <w:ind w:left="3237" w:hanging="360"/>
+      </w:pPr>
+      <w:rPr>
+        <w:rFonts w:ascii="Symbol" w:hAnsi="Symbol" w:hint="default"/>
+      </w:rPr>
+    </w:lvl>
+    <w:lvl w:ilvl="4" w:tplc="40090003" w:tentative="1">
+      <w:start w:val="1"/>
+      <w:numFmt w:val="bullet"/>
+      <w:lvlText w:val="o"/>
+      <w:lvlJc w:val="left"/>
+      <w:pPr>
+        <w:ind w:left="3957" w:hanging="360"/>
+      </w:pPr>
+      <w:rPr>
+        <w:rFonts w:ascii="Courier New" w:hAnsi="Courier New" w:cs="Courier New" w:hint="default"/>
+      </w:rPr>
+    </w:lvl>
+    <w:lvl w:ilvl="5" w:tplc="40090005" w:tentative="1">
+      <w:start w:val="1"/>
+      <w:numFmt w:val="bullet"/>
+      <w:lvlText w:val=""/>
+      <w:lvlJc w:val="left"/>
+      <w:pPr>
+        <w:ind w:left="4677" w:hanging="360"/>
+      </w:pPr>
+      <w:rPr>
+        <w:rFonts w:ascii="Wingdings" w:hAnsi="Wingdings" w:hint="default"/>
+      </w:rPr>
+    </w:lvl>
+    <w:lvl w:ilvl="6" w:tplc="40090001" w:tentative="1">
+      <w:start w:val="1"/>
+      <w:numFmt w:val="bullet"/>
+      <w:lvlText w:val=""/>
+      <w:lvlJc w:val="left"/>
+      <w:pPr>
+        <w:ind w:left="5397" w:hanging="360"/>
+      </w:pPr>
+      <w:rPr>
+        <w:rFonts w:ascii="Symbol" w:hAnsi="Symbol" w:hint="default"/>
+      </w:rPr>
+    </w:lvl>
+    <w:lvl w:ilvl="7" w:tplc="40090003" w:tentative="1">
+      <w:start w:val="1"/>
+      <w:numFmt w:val="bullet"/>
+      <w:lvlText w:val="o"/>
+      <w:lvlJc w:val="left"/>
+      <w:pPr>
+        <w:ind w:left="6117" w:hanging="360"/>
+      </w:pPr>
+      <w:rPr>
+        <w:rFonts w:ascii="Courier New" w:hAnsi="Courier New" w:cs="Courier New" w:hint="default"/>
+      </w:rPr>
+    </w:lvl>
+    <w:lvl w:ilvl="8" w:tplc="40090005" w:tentative="1">
+      <w:start w:val="1"/>
+      <w:numFmt w:val="bullet"/>
+      <w:lvlText w:val=""/>
+      <w:lvlJc w:val="left"/>
+      <w:pPr>
+        <w:ind w:left="6837" w:hanging="360"/>
+      </w:pPr>
+      <w:rPr>
+        <w:rFonts w:ascii="Wingdings" w:hAnsi="Wingdings" w:hint="default"/>
+      </w:rPr>
+    </w:lvl>
+  </w:abstractNum>
   <w:num w:numId="1" w16cid:durableId="1541211281">
-    <w:abstractNumId w:val="9"/>
+    <w:abstractNumId w:val="11"/>
   </w:num>
   <w:num w:numId="2" w16cid:durableId="1669820214">
     <w:abstractNumId w:val="0"/>
   </w:num>
   <w:num w:numId="3" w16cid:durableId="957224679">
-    <w:abstractNumId w:val="17"/>
+    <w:abstractNumId w:val="20"/>
   </w:num>
   <w:num w:numId="4" w16cid:durableId="2059433098">
-    <w:abstractNumId w:val="16"/>
+    <w:abstractNumId w:val="19"/>
   </w:num>
   <w:num w:numId="5" w16cid:durableId="512651252">
-    <w:abstractNumId w:val="5"/>
+    <w:abstractNumId w:val="6"/>
   </w:num>
   <w:num w:numId="6" w16cid:durableId="266815997">
-    <w:abstractNumId w:val="7"/>
+    <w:abstractNumId w:val="8"/>
   </w:num>
   <w:num w:numId="7" w16cid:durableId="973407237">
-    <w:abstractNumId w:val="12"/>
+    <w:abstractNumId w:val="15"/>
   </w:num>
   <w:num w:numId="8" w16cid:durableId="1531457731">
-    <w:abstractNumId w:val="6"/>
+    <w:abstractNumId w:val="7"/>
   </w:num>
   <w:num w:numId="9" w16cid:durableId="1674137602">
     <w:abstractNumId w:val="2"/>
@@ -5626,31 +9164,43 @@
     <w:abstractNumId w:val="4"/>
   </w:num>
   <w:num w:numId="11" w16cid:durableId="1659848006">
-    <w:abstractNumId w:val="11"/>
+    <w:abstractNumId w:val="14"/>
   </w:num>
   <w:num w:numId="12" w16cid:durableId="1647930430">
     <w:abstractNumId w:val="3"/>
   </w:num>
   <w:num w:numId="13" w16cid:durableId="1627470677">
+    <w:abstractNumId w:val="13"/>
+  </w:num>
+  <w:num w:numId="14" w16cid:durableId="932083569">
+    <w:abstractNumId w:val="17"/>
+  </w:num>
+  <w:num w:numId="15" w16cid:durableId="1741635326">
     <w:abstractNumId w:val="10"/>
   </w:num>
-  <w:num w:numId="14" w16cid:durableId="932083569">
-    <w:abstractNumId w:val="14"/>
-  </w:num>
-  <w:num w:numId="15" w16cid:durableId="1741635326">
-    <w:abstractNumId w:val="8"/>
-  </w:num>
   <w:num w:numId="16" w16cid:durableId="2097357441">
-    <w:abstractNumId w:val="13"/>
+    <w:abstractNumId w:val="16"/>
   </w:num>
   <w:num w:numId="17" w16cid:durableId="1175731006">
-    <w:abstractNumId w:val="18"/>
+    <w:abstractNumId w:val="21"/>
   </w:num>
   <w:num w:numId="18" w16cid:durableId="1788087385">
-    <w:abstractNumId w:val="15"/>
+    <w:abstractNumId w:val="18"/>
   </w:num>
   <w:num w:numId="19" w16cid:durableId="1722636964">
     <w:abstractNumId w:val="1"/>
+  </w:num>
+  <w:num w:numId="20" w16cid:durableId="1935817975">
+    <w:abstractNumId w:val="22"/>
+  </w:num>
+  <w:num w:numId="21" w16cid:durableId="1385059155">
+    <w:abstractNumId w:val="9"/>
+  </w:num>
+  <w:num w:numId="22" w16cid:durableId="1899393260">
+    <w:abstractNumId w:val="12"/>
+  </w:num>
+  <w:num w:numId="23" w16cid:durableId="699815963">
+    <w:abstractNumId w:val="5"/>
   </w:num>
 </w:numbering>
 </file>
@@ -6258,7 +9808,6 @@
   <w:style w:type="character" w:default="1" w:styleId="DefaultParagraphFont">
     <w:name w:val="Default Paragraph Font"/>
     <w:uiPriority w:val="1"/>
-    <w:semiHidden/>
     <w:unhideWhenUsed/>
   </w:style>
   <w:style w:type="table" w:default="1" w:styleId="TableNormal">
@@ -6624,6 +10173,17 @@
       <w:shd w:val="clear" w:color="auto" w:fill="E1DFDD"/>
     </w:rPr>
   </w:style>
+  <w:style w:type="paragraph" w:styleId="NormalWeb">
+    <w:name w:val="Normal (Web)"/>
+    <w:basedOn w:val="Normal"/>
+    <w:uiPriority w:val="99"/>
+    <w:semiHidden/>
+    <w:unhideWhenUsed/>
+    <w:rsid w:val="008B37C6"/>
+    <w:rPr>
+      <w:rFonts w:ascii="Times New Roman" w:hAnsi="Times New Roman" w:cs="Times New Roman"/>
+    </w:rPr>
+  </w:style>
 </w:styles>
 </file>
 

--- a/readme_vscode.docx
+++ b/readme_vscode.docx
@@ -386,10 +386,48 @@
     </w:p>
     <w:p>
       <w:pPr>
-        <w:ind w:left="360"/>
-      </w:pPr>
-      <w:r>
-        <w:t xml:space="preserve">e.g. </w:t>
+        <w:pStyle w:val="ListParagraph"/>
+        <w:numPr>
+          <w:ilvl w:val="0"/>
+          <w:numId w:val="27"/>
+        </w:numPr>
+        <w:rPr>
+          <w:shd w:val="clear" w:color="auto" w:fill="D9D9D9" w:themeFill="background1" w:themeFillShade="D9"/>
+          <w:rPrChange w:id="0" w:author="Vaibhav Kabdwal" w:date="2026-07-19T04:09:00Z" w16du:dateUtc="2026-07-18T22:39:00Z">
+            <w:rPr/>
+          </w:rPrChange>
+        </w:rPr>
+        <w:pPrChange w:id="1" w:author="Vaibhav Kabdwal" w:date="2026-07-19T04:09:00Z" w16du:dateUtc="2026-07-18T22:39:00Z">
+          <w:pPr>
+            <w:ind w:left="360"/>
+          </w:pPr>
+        </w:pPrChange>
+      </w:pPr>
+      <w:proofErr w:type="spellStart"/>
+      <w:ins w:id="2" w:author="Vaibhav Kabdwal" w:date="2026-07-19T04:09:00Z" w16du:dateUtc="2026-07-18T22:39:00Z">
+        <w:r>
+          <w:rPr>
+            <w:b/>
+            <w:bCs/>
+          </w:rPr>
+          <w:t>cmd</w:t>
+        </w:r>
+        <w:proofErr w:type="spellEnd"/>
+        <w:r>
+          <w:rPr>
+            <w:b/>
+            <w:bCs/>
+          </w:rPr>
+          <w:t>:</w:t>
+        </w:r>
+      </w:ins>
+      <w:del w:id="3" w:author="Vaibhav Kabdwal" w:date="2026-07-19T04:09:00Z" w16du:dateUtc="2026-07-18T22:39:00Z">
+        <w:r>
+          <w:delText>e.g.</w:delText>
+        </w:r>
+      </w:del>
+      <w:r>
+        <w:t xml:space="preserve"> </w:t>
       </w:r>
       <w:r>
         <w:rPr>
@@ -404,6 +442,63 @@
         </w:rPr>
         <w:t>\activate</w:t>
       </w:r>
+    </w:p>
+    <w:p>
+      <w:pPr>
+        <w:pStyle w:val="ListParagraph"/>
+        <w:numPr>
+          <w:ilvl w:val="0"/>
+          <w:numId w:val="27"/>
+        </w:numPr>
+        <w:spacing w:after="240"/>
+        <w:rPr>
+          <w:ins w:id="4" w:author="Vaibhav Kabdwal" w:date="2026-07-19T04:09:00Z" w16du:dateUtc="2026-07-18T22:39:00Z"/>
+        </w:rPr>
+      </w:pPr>
+      <w:proofErr w:type="spellStart"/>
+      <w:ins w:id="5" w:author="Vaibhav Kabdwal" w:date="2026-07-19T04:09:00Z" w16du:dateUtc="2026-07-18T22:39:00Z">
+        <w:r>
+          <w:rPr>
+            <w:b/>
+            <w:bCs/>
+          </w:rPr>
+          <w:t>Power</w:t>
+        </w:r>
+        <w:r>
+          <w:rPr>
+            <w:b/>
+            <w:bCs/>
+          </w:rPr>
+          <w:t>s</w:t>
+        </w:r>
+        <w:r>
+          <w:rPr>
+            <w:b/>
+            <w:bCs/>
+          </w:rPr>
+          <w:t>hell</w:t>
+        </w:r>
+        <w:proofErr w:type="spellEnd"/>
+        <w:r>
+          <w:t xml:space="preserve">: </w:t>
+        </w:r>
+        <w:r>
+          <w:rPr>
+            <w:shd w:val="clear" w:color="auto" w:fill="D9D9D9" w:themeFill="background1" w:themeFillShade="D9"/>
+          </w:rPr>
+          <w:t>&amp; "D:\Github\vaibhav\Scripts\Activate.ps1"</w:t>
+        </w:r>
+      </w:ins>
+    </w:p>
+    <w:p>
+      <w:pPr>
+        <w:pStyle w:val="ListParagraph"/>
+        <w:spacing w:after="240"/>
+        <w:ind w:left="1080"/>
+        <w:rPr>
+          <w:ins w:id="6" w:author="Vaibhav Kabdwal" w:date="2026-07-19T04:09:00Z" w16du:dateUtc="2026-07-18T22:39:00Z"/>
+        </w:rPr>
+      </w:pPr>
     </w:p>
     <w:p>
       <w:pPr>
@@ -412,19 +507,178 @@
           <w:ilvl w:val="0"/>
           <w:numId w:val="17"/>
         </w:numPr>
+        <w:spacing w:before="240"/>
+        <w:rPr>
+          <w:ins w:id="7" w:author="Vaibhav Kabdwal" w:date="2026-07-19T04:09:00Z" w16du:dateUtc="2026-07-18T22:39:00Z"/>
+        </w:rPr>
       </w:pPr>
       <w:r>
         <w:t>To (change directory) cd to the same as env location (if already not same as env)</w:t>
       </w:r>
       <w:r>
-        <w:t xml:space="preserve">: </w:t>
+        <w:t>:</w:t>
+      </w:r>
+    </w:p>
+    <w:p>
+      <w:pPr>
+        <w:pStyle w:val="ListParagraph"/>
+        <w:rPr>
+          <w:ins w:id="8" w:author="Vaibhav Kabdwal" w:date="2026-07-19T04:09:00Z" w16du:dateUtc="2026-07-18T22:39:00Z"/>
+        </w:rPr>
+      </w:pPr>
+      <w:proofErr w:type="spellStart"/>
+      <w:ins w:id="9" w:author="Vaibhav Kabdwal" w:date="2026-07-19T04:09:00Z" w16du:dateUtc="2026-07-18T22:39:00Z">
+        <w:r>
+          <w:rPr>
+            <w:b/>
+            <w:bCs/>
+          </w:rPr>
+          <w:t>c</w:t>
+        </w:r>
+        <w:r>
+          <w:rPr>
+            <w:b/>
+            <w:bCs/>
+          </w:rPr>
+          <w:t>md</w:t>
+        </w:r>
+        <w:proofErr w:type="spellEnd"/>
+        <w:r>
+          <w:t>:</w:t>
+        </w:r>
+      </w:ins>
+    </w:p>
+    <w:p>
+      <w:pPr>
+        <w:pStyle w:val="ListParagraph"/>
+        <w:numPr>
+          <w:ilvl w:val="0"/>
+          <w:numId w:val="24"/>
+        </w:numPr>
+        <w:ind w:left="1134"/>
+        <w:pPrChange w:id="10" w:author="Vaibhav Kabdwal" w:date="2026-07-19T04:09:00Z" w16du:dateUtc="2026-07-18T22:39:00Z">
+          <w:pPr>
+            <w:pStyle w:val="ListParagraph"/>
+            <w:numPr>
+              <w:numId w:val="17"/>
+            </w:numPr>
+            <w:ind w:hanging="360"/>
+          </w:pPr>
+        </w:pPrChange>
+      </w:pPr>
+      <w:ins w:id="11" w:author="Vaibhav Kabdwal" w:date="2026-07-19T04:09:00Z" w16du:dateUtc="2026-07-18T22:39:00Z">
+        <w:r>
+          <w:t>If drive and directory different:</w:t>
+        </w:r>
+      </w:ins>
+      <w:r>
+        <w:t xml:space="preserve"> </w:t>
       </w:r>
       <w:r>
         <w:rPr>
           <w:highlight w:val="lightGray"/>
         </w:rPr>
-        <w:t>cd D:\Github\vaibhav</w:t>
-      </w:r>
+        <w:t xml:space="preserve">cd </w:t>
+      </w:r>
+      <w:ins w:id="12" w:author="Vaibhav Kabdwal" w:date="2026-07-19T04:09:00Z" w16du:dateUtc="2026-07-18T22:39:00Z">
+        <w:r>
+          <w:rPr>
+            <w:highlight w:val="lightGray"/>
+          </w:rPr>
+          <w:t xml:space="preserve">/d </w:t>
+        </w:r>
+      </w:ins>
+      <w:r>
+        <w:rPr>
+          <w:highlight w:val="lightGray"/>
+        </w:rPr>
+        <w:t>D:\Github\vaibhav</w:t>
+      </w:r>
+      <w:ins w:id="13" w:author="Vaibhav Kabdwal" w:date="2026-07-19T04:09:00Z" w16du:dateUtc="2026-07-18T22:39:00Z">
+        <w:r>
+          <w:t xml:space="preserve"> </w:t>
+        </w:r>
+      </w:ins>
+    </w:p>
+    <w:p>
+      <w:pPr>
+        <w:pStyle w:val="ListParagraph"/>
+        <w:numPr>
+          <w:ilvl w:val="0"/>
+          <w:numId w:val="24"/>
+        </w:numPr>
+        <w:ind w:left="1134"/>
+        <w:rPr>
+          <w:ins w:id="14" w:author="Vaibhav Kabdwal" w:date="2026-07-19T04:09:00Z" w16du:dateUtc="2026-07-18T22:39:00Z"/>
+        </w:rPr>
+      </w:pPr>
+      <w:ins w:id="15" w:author="Vaibhav Kabdwal" w:date="2026-07-19T04:09:00Z" w16du:dateUtc="2026-07-18T22:39:00Z">
+        <w:r>
+          <w:t xml:space="preserve">If already in same drive: </w:t>
+        </w:r>
+        <w:r>
+          <w:rPr>
+            <w:highlight w:val="lightGray"/>
+          </w:rPr>
+          <w:t>cd \</w:t>
+        </w:r>
+        <w:proofErr w:type="spellStart"/>
+        <w:r>
+          <w:rPr>
+            <w:highlight w:val="lightGray"/>
+          </w:rPr>
+          <w:t>Github</w:t>
+        </w:r>
+        <w:proofErr w:type="spellEnd"/>
+        <w:r>
+          <w:rPr>
+            <w:highlight w:val="lightGray"/>
+          </w:rPr>
+          <w:t>\vaibhav</w:t>
+        </w:r>
+      </w:ins>
+    </w:p>
+    <w:p>
+      <w:pPr>
+        <w:pStyle w:val="ListParagraph"/>
+        <w:rPr>
+          <w:ins w:id="16" w:author="Vaibhav Kabdwal" w:date="2026-07-19T04:09:00Z" w16du:dateUtc="2026-07-18T22:39:00Z"/>
+        </w:rPr>
+      </w:pPr>
+      <w:proofErr w:type="spellStart"/>
+      <w:ins w:id="17" w:author="Vaibhav Kabdwal" w:date="2026-07-19T04:09:00Z" w16du:dateUtc="2026-07-18T22:39:00Z">
+        <w:r>
+          <w:rPr>
+            <w:b/>
+            <w:bCs/>
+          </w:rPr>
+          <w:t>Power</w:t>
+        </w:r>
+        <w:r>
+          <w:rPr>
+            <w:b/>
+            <w:bCs/>
+          </w:rPr>
+          <w:t>s</w:t>
+        </w:r>
+        <w:r>
+          <w:rPr>
+            <w:b/>
+            <w:bCs/>
+          </w:rPr>
+          <w:t>hell</w:t>
+        </w:r>
+        <w:proofErr w:type="spellEnd"/>
+        <w:r>
+          <w:t>:</w:t>
+        </w:r>
+        <w:r>
+          <w:t xml:space="preserve"> </w:t>
+        </w:r>
+        <w:r>
+          <w:t>cd D:\Github\vaibhav</w:t>
+        </w:r>
+      </w:ins>
     </w:p>
     <w:p>
       <w:pPr>
@@ -433,7 +687,93 @@
           <w:ilvl w:val="0"/>
           <w:numId w:val="17"/>
         </w:numPr>
-      </w:pPr>
+        <w:spacing w:before="120" w:line="360" w:lineRule="auto"/>
+        <w:ind w:left="714" w:hanging="357"/>
+        <w:contextualSpacing w:val="0"/>
+        <w:pPrChange w:id="18" w:author="Vaibhav Kabdwal" w:date="2026-07-19T04:09:00Z" w16du:dateUtc="2026-07-18T22:39:00Z">
+          <w:pPr>
+            <w:pStyle w:val="ListParagraph"/>
+            <w:numPr>
+              <w:numId w:val="17"/>
+            </w:numPr>
+            <w:ind w:hanging="360"/>
+          </w:pPr>
+        </w:pPrChange>
+      </w:pPr>
+      <w:ins w:id="19" w:author="Vaibhav Kabdwal" w:date="2026-07-19T04:09:00Z" w16du:dateUtc="2026-07-18T22:39:00Z">
+        <w:r>
+          <w:rPr>
+            <w:noProof/>
+          </w:rPr>
+          <w:drawing>
+            <wp:anchor distT="0" distB="0" distL="114300" distR="114300" simplePos="0" relativeHeight="251664384" behindDoc="1" locked="0" layoutInCell="1" allowOverlap="1" wp14:anchorId="12F87911" wp14:editId="5A5DB954">
+              <wp:simplePos x="0" y="0"/>
+              <wp:positionH relativeFrom="column">
+                <wp:posOffset>2540</wp:posOffset>
+              </wp:positionH>
+              <wp:positionV relativeFrom="paragraph">
+                <wp:posOffset>314960</wp:posOffset>
+              </wp:positionV>
+              <wp:extent cx="2114550" cy="1145540"/>
+              <wp:effectExtent l="95250" t="19050" r="361950" b="359410"/>
+              <wp:wrapTopAndBottom/>
+              <wp:docPr id="785699682" name="Picture 1"/>
+              <wp:cNvGraphicFramePr>
+                <a:graphicFrameLocks xmlns:a="http://schemas.openxmlformats.org/drawingml/2006/main" noChangeAspect="1"/>
+              </wp:cNvGraphicFramePr>
+              <a:graphic xmlns:a="http://schemas.openxmlformats.org/drawingml/2006/main">
+                <a:graphicData uri="http://schemas.openxmlformats.org/drawingml/2006/picture">
+                  <pic:pic xmlns:pic="http://schemas.openxmlformats.org/drawingml/2006/picture">
+                    <pic:nvPicPr>
+                      <pic:cNvPr id="992125748" name=""/>
+                      <pic:cNvPicPr/>
+                    </pic:nvPicPr>
+                    <pic:blipFill>
+                      <a:blip r:embed="rId5"/>
+                      <a:stretch>
+                        <a:fillRect/>
+                      </a:stretch>
+                    </pic:blipFill>
+                    <pic:spPr>
+                      <a:xfrm>
+                        <a:off x="0" y="0"/>
+                        <a:ext cx="2114550" cy="1145540"/>
+                      </a:xfrm>
+                      <a:prstGeom prst="rect">
+                        <a:avLst/>
+                      </a:prstGeom>
+                      <a:solidFill>
+                        <a:srgbClr val="000000">
+                          <a:shade val="95000"/>
+                        </a:srgbClr>
+                      </a:solidFill>
+                      <a:ln w="3175" cap="sq">
+                        <a:solidFill>
+                          <a:srgbClr val="000000"/>
+                        </a:solidFill>
+                        <a:miter lim="800000"/>
+                      </a:ln>
+                      <a:effectLst>
+                        <a:outerShdw blurRad="254000" dist="190500" dir="2700000" sy="90000" algn="bl" rotWithShape="0">
+                          <a:srgbClr val="000000">
+                            <a:alpha val="40000"/>
+                          </a:srgbClr>
+                        </a:outerShdw>
+                      </a:effectLst>
+                    </pic:spPr>
+                  </pic:pic>
+                </a:graphicData>
+              </a:graphic>
+              <wp14:sizeRelH relativeFrom="margin">
+                <wp14:pctWidth>0</wp14:pctWidth>
+              </wp14:sizeRelH>
+              <wp14:sizeRelV relativeFrom="margin">
+                <wp14:pctHeight>0</wp14:pctHeight>
+              </wp14:sizeRelV>
+            </wp:anchor>
+          </w:drawing>
+        </w:r>
+      </w:ins>
       <w:r>
         <w:rPr>
           <w:noProof/>
@@ -462,7 +802,7 @@
                     <pic:cNvPicPr/>
                   </pic:nvPicPr>
                   <pic:blipFill>
-                    <a:blip r:embed="rId5"/>
+                    <a:blip r:embed="rId6"/>
                     <a:stretch>
                       <a:fillRect/>
                     </a:stretch>
@@ -501,78 +841,80 @@
           </wp:anchor>
         </w:drawing>
       </w:r>
-      <w:r>
-        <w:rPr>
-          <w:noProof/>
-        </w:rPr>
-        <w:drawing>
-          <wp:anchor distT="0" distB="0" distL="114300" distR="114300" simplePos="0" relativeHeight="251659264" behindDoc="1" locked="0" layoutInCell="1" allowOverlap="1" wp14:anchorId="12F87911" wp14:editId="61494762">
-            <wp:simplePos x="0" y="0"/>
-            <wp:positionH relativeFrom="column">
-              <wp:posOffset>0</wp:posOffset>
-            </wp:positionH>
-            <wp:positionV relativeFrom="paragraph">
-              <wp:posOffset>313690</wp:posOffset>
-            </wp:positionV>
-            <wp:extent cx="2430780" cy="1440180"/>
-            <wp:effectExtent l="95250" t="19050" r="369570" b="369570"/>
-            <wp:wrapTopAndBottom/>
-            <wp:docPr id="992125748" name="Picture 1"/>
-            <wp:cNvGraphicFramePr>
-              <a:graphicFrameLocks xmlns:a="http://schemas.openxmlformats.org/drawingml/2006/main" noChangeAspect="1"/>
-            </wp:cNvGraphicFramePr>
-            <a:graphic xmlns:a="http://schemas.openxmlformats.org/drawingml/2006/main">
-              <a:graphicData uri="http://schemas.openxmlformats.org/drawingml/2006/picture">
-                <pic:pic xmlns:pic="http://schemas.openxmlformats.org/drawingml/2006/picture">
-                  <pic:nvPicPr>
-                    <pic:cNvPr id="992125748" name=""/>
-                    <pic:cNvPicPr/>
-                  </pic:nvPicPr>
-                  <pic:blipFill>
-                    <a:blip r:embed="rId6"/>
-                    <a:stretch>
-                      <a:fillRect/>
-                    </a:stretch>
-                  </pic:blipFill>
-                  <pic:spPr>
-                    <a:xfrm>
-                      <a:off x="0" y="0"/>
-                      <a:ext cx="2430780" cy="1440180"/>
-                    </a:xfrm>
-                    <a:prstGeom prst="rect">
-                      <a:avLst/>
-                    </a:prstGeom>
-                    <a:solidFill>
-                      <a:srgbClr val="000000">
-                        <a:shade val="95000"/>
-                      </a:srgbClr>
-                    </a:solidFill>
-                    <a:ln w="3175" cap="sq">
+      <w:del w:id="20" w:author="Vaibhav Kabdwal" w:date="2026-07-19T04:09:00Z" w16du:dateUtc="2026-07-18T22:39:00Z">
+        <w:r>
+          <w:rPr>
+            <w:noProof/>
+          </w:rPr>
+          <w:drawing>
+            <wp:anchor distT="0" distB="0" distL="114300" distR="114300" simplePos="0" relativeHeight="251659264" behindDoc="1" locked="0" layoutInCell="1" allowOverlap="1" wp14:anchorId="12F87911" wp14:editId="61494762">
+              <wp:simplePos x="0" y="0"/>
+              <wp:positionH relativeFrom="column">
+                <wp:posOffset>0</wp:posOffset>
+              </wp:positionH>
+              <wp:positionV relativeFrom="paragraph">
+                <wp:posOffset>313690</wp:posOffset>
+              </wp:positionV>
+              <wp:extent cx="2430780" cy="1440180"/>
+              <wp:effectExtent l="95250" t="19050" r="369570" b="369570"/>
+              <wp:wrapTopAndBottom/>
+              <wp:docPr id="992125748" name="Picture 1"/>
+              <wp:cNvGraphicFramePr>
+                <a:graphicFrameLocks xmlns:a="http://schemas.openxmlformats.org/drawingml/2006/main" noChangeAspect="1"/>
+              </wp:cNvGraphicFramePr>
+              <a:graphic xmlns:a="http://schemas.openxmlformats.org/drawingml/2006/main">
+                <a:graphicData uri="http://schemas.openxmlformats.org/drawingml/2006/picture">
+                  <pic:pic xmlns:pic="http://schemas.openxmlformats.org/drawingml/2006/picture">
+                    <pic:nvPicPr>
+                      <pic:cNvPr id="992125748" name=""/>
+                      <pic:cNvPicPr/>
+                    </pic:nvPicPr>
+                    <pic:blipFill>
+                      <a:blip r:embed="rId5"/>
+                      <a:stretch>
+                        <a:fillRect/>
+                      </a:stretch>
+                    </pic:blipFill>
+                    <pic:spPr>
+                      <a:xfrm>
+                        <a:off x="0" y="0"/>
+                        <a:ext cx="2430780" cy="1440180"/>
+                      </a:xfrm>
+                      <a:prstGeom prst="rect">
+                        <a:avLst/>
+                      </a:prstGeom>
                       <a:solidFill>
-                        <a:srgbClr val="000000"/>
+                        <a:srgbClr val="000000">
+                          <a:shade val="95000"/>
+                        </a:srgbClr>
                       </a:solidFill>
-                      <a:miter lim="800000"/>
-                    </a:ln>
-                    <a:effectLst>
-                      <a:outerShdw blurRad="254000" dist="190500" dir="2700000" sy="90000" algn="bl" rotWithShape="0">
-                        <a:srgbClr val="000000">
-                          <a:alpha val="40000"/>
-                        </a:srgbClr>
-                      </a:outerShdw>
-                    </a:effectLst>
-                  </pic:spPr>
-                </pic:pic>
-              </a:graphicData>
-            </a:graphic>
-            <wp14:sizeRelH relativeFrom="margin">
-              <wp14:pctWidth>0</wp14:pctWidth>
-            </wp14:sizeRelH>
-            <wp14:sizeRelV relativeFrom="margin">
-              <wp14:pctHeight>0</wp14:pctHeight>
-            </wp14:sizeRelV>
-          </wp:anchor>
-        </w:drawing>
-      </w:r>
+                      <a:ln w="3175" cap="sq">
+                        <a:solidFill>
+                          <a:srgbClr val="000000"/>
+                        </a:solidFill>
+                        <a:miter lim="800000"/>
+                      </a:ln>
+                      <a:effectLst>
+                        <a:outerShdw blurRad="254000" dist="190500" dir="2700000" sy="90000" algn="bl" rotWithShape="0">
+                          <a:srgbClr val="000000">
+                            <a:alpha val="40000"/>
+                          </a:srgbClr>
+                        </a:outerShdw>
+                      </a:effectLst>
+                    </pic:spPr>
+                  </pic:pic>
+                </a:graphicData>
+              </a:graphic>
+              <wp14:sizeRelH relativeFrom="margin">
+                <wp14:pctWidth>0</wp14:pctWidth>
+              </wp14:sizeRelH>
+              <wp14:sizeRelV relativeFrom="margin">
+                <wp14:pctHeight>0</wp14:pctHeight>
+              </wp14:sizeRelV>
+            </wp:anchor>
+          </w:drawing>
+        </w:r>
+      </w:del>
       <w:r>
         <w:t>You can check existing directory path using: cd</w:t>
       </w:r>
@@ -1240,13 +1582,18 @@
     </w:p>
     <w:p>
       <w:pPr>
-        <w:pStyle w:val="ListParagraph"/>
-        <w:spacing w:line="276" w:lineRule="auto"/>
-        <w:ind w:left="360"/>
-        <w:rPr>
-          <w:b/>
-          <w:bCs/>
-        </w:rPr>
+        <w:ind w:firstLine="360"/>
+        <w:rPr>
+          <w:b/>
+          <w:bCs/>
+        </w:rPr>
+        <w:pPrChange w:id="21" w:author="Vaibhav Kabdwal" w:date="2026-07-19T04:09:00Z" w16du:dateUtc="2026-07-18T22:39:00Z">
+          <w:pPr>
+            <w:pStyle w:val="ListParagraph"/>
+            <w:spacing w:line="276" w:lineRule="auto"/>
+            <w:ind w:left="360"/>
+          </w:pPr>
+        </w:pPrChange>
       </w:pPr>
       <w:r>
         <w:rPr>
@@ -1348,13 +1695,48 @@
     </w:p>
     <w:p>
       <w:pPr>
+        <w:ind w:firstLine="360"/>
+        <w:pPrChange w:id="22" w:author="Vaibhav Kabdwal" w:date="2026-07-19T04:09:00Z" w16du:dateUtc="2026-07-18T22:39:00Z">
+          <w:pPr>
+            <w:pStyle w:val="ListParagraph"/>
+            <w:spacing w:line="276" w:lineRule="auto"/>
+            <w:ind w:left="360"/>
+          </w:pPr>
+        </w:pPrChange>
+      </w:pPr>
+      <w:r>
+        <w:t>D:\Github</w:t>
+      </w:r>
+    </w:p>
+    <w:p>
+      <w:pPr>
         <w:pStyle w:val="ListParagraph"/>
         <w:spacing w:line="276" w:lineRule="auto"/>
         <w:ind w:left="360"/>
       </w:pPr>
       <w:r>
-        <w:t>D:\Github</w:t>
-      </w:r>
+        <w:rPr>
+          <w:rFonts w:ascii="MS Gothic" w:eastAsia="MS Gothic" w:hAnsi="MS Gothic" w:cs="MS Gothic" w:hint="eastAsia"/>
+        </w:rPr>
+        <w:t>├</w:t>
+      </w:r>
+      <w:r>
+        <w:rPr>
+          <w:rFonts w:ascii="Calibri" w:hAnsi="Calibri" w:cs="Calibri"/>
+        </w:rPr>
+        <w:t>─</w:t>
+      </w:r>
+      <w:proofErr w:type="gramStart"/>
+      <w:r>
+        <w:rPr>
+          <w:rFonts w:ascii="Calibri" w:hAnsi="Calibri" w:cs="Calibri"/>
+        </w:rPr>
+        <w:t>─</w:t>
+      </w:r>
+      <w:r>
+        <w:t xml:space="preserve"> .git</w:t>
+      </w:r>
+      <w:proofErr w:type="gramEnd"/>
     </w:p>
     <w:p>
       <w:pPr>
@@ -1382,8 +1764,13 @@
         <w:t>─</w:t>
       </w:r>
       <w:r>
-        <w:t xml:space="preserve"> .git</w:t>
-      </w:r>
+        <w:t xml:space="preserve"> .</w:t>
+      </w:r>
+      <w:proofErr w:type="spellStart"/>
+      <w:r>
+        <w:t>venv</w:t>
+      </w:r>
+      <w:proofErr w:type="spellEnd"/>
       <w:proofErr w:type="gramEnd"/>
     </w:p>
     <w:p>
@@ -1416,7 +1803,7 @@
       </w:r>
       <w:proofErr w:type="spellStart"/>
       <w:r>
-        <w:t>venv</w:t>
+        <w:t>vscode</w:t>
       </w:r>
       <w:proofErr w:type="spellEnd"/>
       <w:proofErr w:type="gramEnd"/>
@@ -1437,24 +1824,11 @@
         <w:rPr>
           <w:rFonts w:ascii="Calibri" w:hAnsi="Calibri" w:cs="Calibri"/>
         </w:rPr>
-        <w:t>─</w:t>
-      </w:r>
-      <w:proofErr w:type="gramStart"/>
-      <w:r>
-        <w:rPr>
-          <w:rFonts w:ascii="Calibri" w:hAnsi="Calibri" w:cs="Calibri"/>
-        </w:rPr>
-        <w:t>─</w:t>
-      </w:r>
-      <w:r>
-        <w:t xml:space="preserve"> .</w:t>
-      </w:r>
-      <w:proofErr w:type="spellStart"/>
-      <w:r>
-        <w:t>vscode</w:t>
-      </w:r>
-      <w:proofErr w:type="spellEnd"/>
-      <w:proofErr w:type="gramEnd"/>
+        <w:t>──</w:t>
+      </w:r>
+      <w:r>
+        <w:t xml:space="preserve"> config</w:t>
+      </w:r>
     </w:p>
     <w:p>
       <w:pPr>
@@ -1475,7 +1849,7 @@
         <w:t>──</w:t>
       </w:r>
       <w:r>
-        <w:t xml:space="preserve"> config</w:t>
+        <w:t xml:space="preserve"> utils</w:t>
       </w:r>
     </w:p>
     <w:p>
@@ -1497,7 +1871,7 @@
         <w:t>──</w:t>
       </w:r>
       <w:r>
-        <w:t xml:space="preserve"> utils</w:t>
+        <w:t xml:space="preserve"> interview_questions.py</w:t>
       </w:r>
     </w:p>
     <w:p>
@@ -1519,7 +1893,7 @@
         <w:t>──</w:t>
       </w:r>
       <w:r>
-        <w:t xml:space="preserve"> interview_questions.py</w:t>
+        <w:t xml:space="preserve"> README.md</w:t>
       </w:r>
     </w:p>
     <w:p>
@@ -1528,20 +1902,13 @@
         <w:spacing w:line="276" w:lineRule="auto"/>
         <w:ind w:left="360"/>
       </w:pPr>
-      <w:r>
-        <w:rPr>
-          <w:rFonts w:ascii="MS Gothic" w:eastAsia="MS Gothic" w:hAnsi="MS Gothic" w:cs="MS Gothic" w:hint="eastAsia"/>
-        </w:rPr>
-        <w:t>├</w:t>
-      </w:r>
-      <w:r>
-        <w:rPr>
-          <w:rFonts w:ascii="Calibri" w:hAnsi="Calibri" w:cs="Calibri"/>
-        </w:rPr>
-        <w:t>──</w:t>
-      </w:r>
-      <w:r>
-        <w:t xml:space="preserve"> README.md</w:t>
+      <w:ins w:id="23" w:author="Vaibhav Kabdwal" w:date="2026-07-19T04:09:00Z" w16du:dateUtc="2026-07-18T22:39:00Z">
+        <w:r>
+          <w:t xml:space="preserve"> </w:t>
+        </w:r>
+      </w:ins>
+      <w:r>
+        <w:t>└── vaibhav</w:t>
       </w:r>
     </w:p>
     <w:p>
@@ -1551,7 +1918,22 @@
         <w:ind w:left="360"/>
       </w:pPr>
       <w:r>
-        <w:t>└── vaibhav</w:t>
+        <w:t xml:space="preserve">    </w:t>
+      </w:r>
+      <w:r>
+        <w:rPr>
+          <w:rFonts w:ascii="MS Gothic" w:eastAsia="MS Gothic" w:hAnsi="MS Gothic" w:cs="MS Gothic" w:hint="eastAsia"/>
+        </w:rPr>
+        <w:t>├</w:t>
+      </w:r>
+      <w:r>
+        <w:rPr>
+          <w:rFonts w:ascii="Calibri" w:hAnsi="Calibri" w:cs="Calibri"/>
+        </w:rPr>
+        <w:t>──</w:t>
+      </w:r>
+      <w:r>
+        <w:t xml:space="preserve"> Scripts</w:t>
       </w:r>
     </w:p>
     <w:p>
@@ -1576,7 +1958,7 @@
         <w:t>──</w:t>
       </w:r>
       <w:r>
-        <w:t xml:space="preserve"> Scripts</w:t>
+        <w:t xml:space="preserve"> Lib</w:t>
       </w:r>
     </w:p>
     <w:p>
@@ -1601,7 +1983,7 @@
         <w:t>──</w:t>
       </w:r>
       <w:r>
-        <w:t xml:space="preserve"> Lib</w:t>
+        <w:t xml:space="preserve"> Include</w:t>
       </w:r>
     </w:p>
     <w:p>
@@ -1610,31 +1992,11 @@
         <w:spacing w:line="276" w:lineRule="auto"/>
         <w:ind w:left="360"/>
       </w:pPr>
-      <w:r>
-        <w:t xml:space="preserve">    </w:t>
-      </w:r>
-      <w:r>
-        <w:rPr>
-          <w:rFonts w:ascii="MS Gothic" w:eastAsia="MS Gothic" w:hAnsi="MS Gothic" w:cs="MS Gothic" w:hint="eastAsia"/>
-        </w:rPr>
-        <w:t>├</w:t>
-      </w:r>
-      <w:r>
-        <w:rPr>
-          <w:rFonts w:ascii="Calibri" w:hAnsi="Calibri" w:cs="Calibri"/>
-        </w:rPr>
-        <w:t>──</w:t>
-      </w:r>
-      <w:r>
-        <w:t xml:space="preserve"> Include</w:t>
-      </w:r>
-    </w:p>
-    <w:p>
-      <w:pPr>
-        <w:pStyle w:val="ListParagraph"/>
-        <w:spacing w:line="276" w:lineRule="auto"/>
-        <w:ind w:left="360"/>
-      </w:pPr>
+      <w:del w:id="24" w:author="Vaibhav Kabdwal" w:date="2026-07-19T04:09:00Z" w16du:dateUtc="2026-07-18T22:39:00Z">
+        <w:r>
+          <w:delText xml:space="preserve"> </w:delText>
+        </w:r>
+      </w:del>
       <w:r>
         <w:t xml:space="preserve">    └── </w:t>
       </w:r>
@@ -1735,6 +2097,7 @@
         <w:rPr>
           <w:noProof/>
         </w:rPr>
+        <w:lastRenderedPageBreak/>
         <w:drawing>
           <wp:inline distT="0" distB="0" distL="0" distR="0" wp14:anchorId="1F461000" wp14:editId="5DE0936F">
             <wp:extent cx="3787468" cy="510584"/>
@@ -1798,6 +2161,7 @@
         <w:spacing w:line="276" w:lineRule="auto"/>
         <w:ind w:left="360"/>
         <w:rPr>
+          <w:del w:id="25" w:author="Vaibhav Kabdwal" w:date="2026-07-19T04:09:00Z" w16du:dateUtc="2026-07-18T22:39:00Z"/>
           <w:highlight w:val="cyan"/>
         </w:rPr>
       </w:pPr>
@@ -1805,15 +2169,28 @@
         <w:rPr>
           <w:highlight w:val="cyan"/>
         </w:rPr>
-        <w:lastRenderedPageBreak/>
         <w:t>This is the actual Git repository root.</w:t>
       </w:r>
+      <w:ins w:id="26" w:author="Vaibhav Kabdwal" w:date="2026-07-19T04:09:00Z" w16du:dateUtc="2026-07-18T22:39:00Z">
+        <w:r>
+          <w:rPr>
+            <w:highlight w:val="cyan"/>
+          </w:rPr>
+          <w:t xml:space="preserve"> </w:t>
+        </w:r>
+      </w:ins>
     </w:p>
     <w:p>
       <w:pPr>
         <w:pStyle w:val="ListParagraph"/>
         <w:spacing w:line="276" w:lineRule="auto"/>
         <w:ind w:left="360"/>
+        <w:rPr>
+          <w:highlight w:val="cyan"/>
+          <w:rPrChange w:id="27" w:author="Vaibhav Kabdwal" w:date="2026-07-19T04:09:00Z" w16du:dateUtc="2026-07-18T22:39:00Z">
+            <w:rPr/>
+          </w:rPrChange>
+        </w:rPr>
       </w:pPr>
       <w:r>
         <w:rPr>
@@ -2020,6 +2397,11 @@
         <w:spacing w:line="276" w:lineRule="auto"/>
         <w:ind w:left="360"/>
       </w:pPr>
+      <w:ins w:id="28" w:author="Vaibhav Kabdwal" w:date="2026-07-19T04:09:00Z" w16du:dateUtc="2026-07-18T22:39:00Z">
+        <w:r>
+          <w:t xml:space="preserve"> </w:t>
+        </w:r>
+      </w:ins>
       <w:r>
         <w:t xml:space="preserve">└── </w:t>
       </w:r>
@@ -2131,6 +2513,7 @@
     <w:tbl>
       <w:tblPr>
         <w:tblW w:w="0" w:type="auto"/>
+        <w:tblInd w:w="279" w:type="dxa"/>
         <w:tblCellMar>
           <w:top w:w="15" w:type="dxa"/>
           <w:left w:w="15" w:type="dxa"/>
@@ -2138,19 +2521,45 @@
           <w:right w:w="15" w:type="dxa"/>
         </w:tblCellMar>
         <w:tblLook w:val="04A0" w:firstRow="1" w:lastRow="0" w:firstColumn="1" w:lastColumn="0" w:noHBand="0" w:noVBand="1"/>
+        <w:tblPrChange w:id="29" w:author="Vaibhav Kabdwal" w:date="2026-07-19T04:09:00Z" w16du:dateUtc="2026-07-18T22:39:00Z">
+          <w:tblPr>
+            <w:tblW w:w="0" w:type="auto"/>
+            <w:tblCellMar>
+              <w:top w:w="15" w:type="dxa"/>
+              <w:left w:w="15" w:type="dxa"/>
+              <w:bottom w:w="15" w:type="dxa"/>
+              <w:right w:w="15" w:type="dxa"/>
+            </w:tblCellMar>
+            <w:tblLook w:val="04A0" w:firstRow="1" w:lastRow="0" w:firstColumn="1" w:lastColumn="0" w:noHBand="0" w:noVBand="1"/>
+          </w:tblPr>
+        </w:tblPrChange>
       </w:tblPr>
       <w:tblGrid>
-        <w:gridCol w:w="2689"/>
-        <w:gridCol w:w="5244"/>
+        <w:gridCol w:w="2693"/>
+        <w:gridCol w:w="4961"/>
+        <w:tblGridChange w:id="30">
+          <w:tblGrid>
+            <w:gridCol w:w="279"/>
+            <w:gridCol w:w="2410"/>
+            <w:gridCol w:w="283"/>
+            <w:gridCol w:w="4961"/>
+          </w:tblGrid>
+        </w:tblGridChange>
       </w:tblGrid>
       <w:tr>
         <w:trPr>
           <w:trHeight w:val="170"/>
           <w:tblHeader/>
+          <w:trPrChange w:id="31" w:author="Vaibhav Kabdwal" w:date="2026-07-19T04:09:00Z" w16du:dateUtc="2026-07-18T22:39:00Z">
+            <w:trPr>
+              <w:trHeight w:val="170"/>
+              <w:tblHeader/>
+            </w:trPr>
+          </w:trPrChange>
         </w:trPr>
         <w:tc>
           <w:tcPr>
-            <w:tcW w:w="2689" w:type="dxa"/>
+            <w:tcW w:w="2693" w:type="dxa"/>
             <w:tcBorders>
               <w:top w:val="single" w:sz="4" w:space="0" w:color="auto"/>
               <w:left w:val="single" w:sz="4" w:space="0" w:color="auto"/>
@@ -2159,6 +2568,20 @@
             </w:tcBorders>
             <w:vAlign w:val="center"/>
             <w:hideMark/>
+            <w:tcPrChange w:id="32" w:author="Vaibhav Kabdwal" w:date="2026-07-19T04:09:00Z" w16du:dateUtc="2026-07-18T22:39:00Z">
+              <w:tcPr>
+                <w:tcW w:w="2689" w:type="dxa"/>
+                <w:gridSpan w:val="2"/>
+                <w:tcBorders>
+                  <w:top w:val="single" w:sz="4" w:space="0" w:color="auto"/>
+                  <w:left w:val="single" w:sz="4" w:space="0" w:color="auto"/>
+                  <w:bottom w:val="single" w:sz="4" w:space="0" w:color="auto"/>
+                  <w:right w:val="single" w:sz="4" w:space="0" w:color="auto"/>
+                </w:tcBorders>
+                <w:vAlign w:val="center"/>
+                <w:hideMark/>
+              </w:tcPr>
+            </w:tcPrChange>
           </w:tcPr>
           <w:p>
             <w:pPr>
@@ -2188,7 +2611,7 @@
         </w:tc>
         <w:tc>
           <w:tcPr>
-            <w:tcW w:w="5244" w:type="dxa"/>
+            <w:tcW w:w="4961" w:type="dxa"/>
             <w:tcBorders>
               <w:top w:val="single" w:sz="4" w:space="0" w:color="auto"/>
               <w:left w:val="single" w:sz="4" w:space="0" w:color="auto"/>
@@ -2197,6 +2620,20 @@
             </w:tcBorders>
             <w:vAlign w:val="center"/>
             <w:hideMark/>
+            <w:tcPrChange w:id="33" w:author="Vaibhav Kabdwal" w:date="2026-07-19T04:09:00Z" w16du:dateUtc="2026-07-18T22:39:00Z">
+              <w:tcPr>
+                <w:tcW w:w="5244" w:type="dxa"/>
+                <w:gridSpan w:val="2"/>
+                <w:tcBorders>
+                  <w:top w:val="single" w:sz="4" w:space="0" w:color="auto"/>
+                  <w:left w:val="single" w:sz="4" w:space="0" w:color="auto"/>
+                  <w:bottom w:val="single" w:sz="4" w:space="0" w:color="auto"/>
+                  <w:right w:val="single" w:sz="4" w:space="0" w:color="auto"/>
+                </w:tcBorders>
+                <w:vAlign w:val="center"/>
+                <w:hideMark/>
+              </w:tcPr>
+            </w:tcPrChange>
           </w:tcPr>
           <w:p>
             <w:pPr>
@@ -2228,10 +2665,15 @@
       <w:tr>
         <w:trPr>
           <w:trHeight w:val="170"/>
+          <w:trPrChange w:id="34" w:author="Vaibhav Kabdwal" w:date="2026-07-19T04:09:00Z" w16du:dateUtc="2026-07-18T22:39:00Z">
+            <w:trPr>
+              <w:trHeight w:val="170"/>
+            </w:trPr>
+          </w:trPrChange>
         </w:trPr>
         <w:tc>
           <w:tcPr>
-            <w:tcW w:w="2689" w:type="dxa"/>
+            <w:tcW w:w="2693" w:type="dxa"/>
             <w:tcBorders>
               <w:top w:val="single" w:sz="4" w:space="0" w:color="auto"/>
               <w:left w:val="single" w:sz="4" w:space="0" w:color="auto"/>
@@ -2240,6 +2682,20 @@
             </w:tcBorders>
             <w:vAlign w:val="center"/>
             <w:hideMark/>
+            <w:tcPrChange w:id="35" w:author="Vaibhav Kabdwal" w:date="2026-07-19T04:09:00Z" w16du:dateUtc="2026-07-18T22:39:00Z">
+              <w:tcPr>
+                <w:tcW w:w="2689" w:type="dxa"/>
+                <w:gridSpan w:val="2"/>
+                <w:tcBorders>
+                  <w:top w:val="single" w:sz="4" w:space="0" w:color="auto"/>
+                  <w:left w:val="single" w:sz="4" w:space="0" w:color="auto"/>
+                  <w:bottom w:val="single" w:sz="4" w:space="0" w:color="auto"/>
+                  <w:right w:val="single" w:sz="4" w:space="0" w:color="auto"/>
+                </w:tcBorders>
+                <w:vAlign w:val="center"/>
+                <w:hideMark/>
+              </w:tcPr>
+            </w:tcPrChange>
           </w:tcPr>
           <w:p>
             <w:pPr>
@@ -2266,7 +2722,7 @@
         </w:tc>
         <w:tc>
           <w:tcPr>
-            <w:tcW w:w="5244" w:type="dxa"/>
+            <w:tcW w:w="4961" w:type="dxa"/>
             <w:tcBorders>
               <w:top w:val="single" w:sz="4" w:space="0" w:color="auto"/>
               <w:left w:val="single" w:sz="4" w:space="0" w:color="auto"/>
@@ -2275,6 +2731,20 @@
             </w:tcBorders>
             <w:vAlign w:val="center"/>
             <w:hideMark/>
+            <w:tcPrChange w:id="36" w:author="Vaibhav Kabdwal" w:date="2026-07-19T04:09:00Z" w16du:dateUtc="2026-07-18T22:39:00Z">
+              <w:tcPr>
+                <w:tcW w:w="5244" w:type="dxa"/>
+                <w:gridSpan w:val="2"/>
+                <w:tcBorders>
+                  <w:top w:val="single" w:sz="4" w:space="0" w:color="auto"/>
+                  <w:left w:val="single" w:sz="4" w:space="0" w:color="auto"/>
+                  <w:bottom w:val="single" w:sz="4" w:space="0" w:color="auto"/>
+                  <w:right w:val="single" w:sz="4" w:space="0" w:color="auto"/>
+                </w:tcBorders>
+                <w:vAlign w:val="center"/>
+                <w:hideMark/>
+              </w:tcPr>
+            </w:tcPrChange>
           </w:tcPr>
           <w:p>
             <w:pPr>
@@ -2301,10 +2771,15 @@
       <w:tr>
         <w:trPr>
           <w:trHeight w:val="170"/>
+          <w:trPrChange w:id="37" w:author="Vaibhav Kabdwal" w:date="2026-07-19T04:09:00Z" w16du:dateUtc="2026-07-18T22:39:00Z">
+            <w:trPr>
+              <w:trHeight w:val="170"/>
+            </w:trPr>
+          </w:trPrChange>
         </w:trPr>
         <w:tc>
           <w:tcPr>
-            <w:tcW w:w="2689" w:type="dxa"/>
+            <w:tcW w:w="2693" w:type="dxa"/>
             <w:tcBorders>
               <w:top w:val="single" w:sz="4" w:space="0" w:color="auto"/>
               <w:left w:val="single" w:sz="4" w:space="0" w:color="auto"/>
@@ -2313,6 +2788,20 @@
             </w:tcBorders>
             <w:vAlign w:val="center"/>
             <w:hideMark/>
+            <w:tcPrChange w:id="38" w:author="Vaibhav Kabdwal" w:date="2026-07-19T04:09:00Z" w16du:dateUtc="2026-07-18T22:39:00Z">
+              <w:tcPr>
+                <w:tcW w:w="2689" w:type="dxa"/>
+                <w:gridSpan w:val="2"/>
+                <w:tcBorders>
+                  <w:top w:val="single" w:sz="4" w:space="0" w:color="auto"/>
+                  <w:left w:val="single" w:sz="4" w:space="0" w:color="auto"/>
+                  <w:bottom w:val="single" w:sz="4" w:space="0" w:color="auto"/>
+                  <w:right w:val="single" w:sz="4" w:space="0" w:color="auto"/>
+                </w:tcBorders>
+                <w:vAlign w:val="center"/>
+                <w:hideMark/>
+              </w:tcPr>
+            </w:tcPrChange>
           </w:tcPr>
           <w:p>
             <w:pPr>
@@ -2355,7 +2844,7 @@
         </w:tc>
         <w:tc>
           <w:tcPr>
-            <w:tcW w:w="5244" w:type="dxa"/>
+            <w:tcW w:w="4961" w:type="dxa"/>
             <w:tcBorders>
               <w:top w:val="single" w:sz="4" w:space="0" w:color="auto"/>
               <w:left w:val="single" w:sz="4" w:space="0" w:color="auto"/>
@@ -2364,6 +2853,20 @@
             </w:tcBorders>
             <w:vAlign w:val="center"/>
             <w:hideMark/>
+            <w:tcPrChange w:id="39" w:author="Vaibhav Kabdwal" w:date="2026-07-19T04:09:00Z" w16du:dateUtc="2026-07-18T22:39:00Z">
+              <w:tcPr>
+                <w:tcW w:w="5244" w:type="dxa"/>
+                <w:gridSpan w:val="2"/>
+                <w:tcBorders>
+                  <w:top w:val="single" w:sz="4" w:space="0" w:color="auto"/>
+                  <w:left w:val="single" w:sz="4" w:space="0" w:color="auto"/>
+                  <w:bottom w:val="single" w:sz="4" w:space="0" w:color="auto"/>
+                  <w:right w:val="single" w:sz="4" w:space="0" w:color="auto"/>
+                </w:tcBorders>
+                <w:vAlign w:val="center"/>
+                <w:hideMark/>
+              </w:tcPr>
+            </w:tcPrChange>
           </w:tcPr>
           <w:p>
             <w:pPr>
@@ -2390,10 +2893,15 @@
       <w:tr>
         <w:trPr>
           <w:trHeight w:val="170"/>
+          <w:trPrChange w:id="40" w:author="Vaibhav Kabdwal" w:date="2026-07-19T04:09:00Z" w16du:dateUtc="2026-07-18T22:39:00Z">
+            <w:trPr>
+              <w:trHeight w:val="170"/>
+            </w:trPr>
+          </w:trPrChange>
         </w:trPr>
         <w:tc>
           <w:tcPr>
-            <w:tcW w:w="2689" w:type="dxa"/>
+            <w:tcW w:w="2693" w:type="dxa"/>
             <w:tcBorders>
               <w:top w:val="single" w:sz="4" w:space="0" w:color="auto"/>
               <w:left w:val="single" w:sz="4" w:space="0" w:color="auto"/>
@@ -2402,6 +2910,20 @@
             </w:tcBorders>
             <w:vAlign w:val="center"/>
             <w:hideMark/>
+            <w:tcPrChange w:id="41" w:author="Vaibhav Kabdwal" w:date="2026-07-19T04:09:00Z" w16du:dateUtc="2026-07-18T22:39:00Z">
+              <w:tcPr>
+                <w:tcW w:w="2689" w:type="dxa"/>
+                <w:gridSpan w:val="2"/>
+                <w:tcBorders>
+                  <w:top w:val="single" w:sz="4" w:space="0" w:color="auto"/>
+                  <w:left w:val="single" w:sz="4" w:space="0" w:color="auto"/>
+                  <w:bottom w:val="single" w:sz="4" w:space="0" w:color="auto"/>
+                  <w:right w:val="single" w:sz="4" w:space="0" w:color="auto"/>
+                </w:tcBorders>
+                <w:vAlign w:val="center"/>
+                <w:hideMark/>
+              </w:tcPr>
+            </w:tcPrChange>
           </w:tcPr>
           <w:p>
             <w:pPr>
@@ -2426,7 +2948,7 @@
         </w:tc>
         <w:tc>
           <w:tcPr>
-            <w:tcW w:w="5244" w:type="dxa"/>
+            <w:tcW w:w="4961" w:type="dxa"/>
             <w:tcBorders>
               <w:top w:val="single" w:sz="4" w:space="0" w:color="auto"/>
               <w:left w:val="single" w:sz="4" w:space="0" w:color="auto"/>
@@ -2435,6 +2957,20 @@
             </w:tcBorders>
             <w:vAlign w:val="center"/>
             <w:hideMark/>
+            <w:tcPrChange w:id="42" w:author="Vaibhav Kabdwal" w:date="2026-07-19T04:09:00Z" w16du:dateUtc="2026-07-18T22:39:00Z">
+              <w:tcPr>
+                <w:tcW w:w="5244" w:type="dxa"/>
+                <w:gridSpan w:val="2"/>
+                <w:tcBorders>
+                  <w:top w:val="single" w:sz="4" w:space="0" w:color="auto"/>
+                  <w:left w:val="single" w:sz="4" w:space="0" w:color="auto"/>
+                  <w:bottom w:val="single" w:sz="4" w:space="0" w:color="auto"/>
+                  <w:right w:val="single" w:sz="4" w:space="0" w:color="auto"/>
+                </w:tcBorders>
+                <w:vAlign w:val="center"/>
+                <w:hideMark/>
+              </w:tcPr>
+            </w:tcPrChange>
           </w:tcPr>
           <w:p>
             <w:pPr>
@@ -2461,10 +2997,15 @@
       <w:tr>
         <w:trPr>
           <w:trHeight w:val="170"/>
+          <w:trPrChange w:id="43" w:author="Vaibhav Kabdwal" w:date="2026-07-19T04:09:00Z" w16du:dateUtc="2026-07-18T22:39:00Z">
+            <w:trPr>
+              <w:trHeight w:val="170"/>
+            </w:trPr>
+          </w:trPrChange>
         </w:trPr>
         <w:tc>
           <w:tcPr>
-            <w:tcW w:w="2689" w:type="dxa"/>
+            <w:tcW w:w="2693" w:type="dxa"/>
             <w:tcBorders>
               <w:top w:val="single" w:sz="4" w:space="0" w:color="auto"/>
               <w:left w:val="single" w:sz="4" w:space="0" w:color="auto"/>
@@ -2473,6 +3014,20 @@
             </w:tcBorders>
             <w:vAlign w:val="center"/>
             <w:hideMark/>
+            <w:tcPrChange w:id="44" w:author="Vaibhav Kabdwal" w:date="2026-07-19T04:09:00Z" w16du:dateUtc="2026-07-18T22:39:00Z">
+              <w:tcPr>
+                <w:tcW w:w="2689" w:type="dxa"/>
+                <w:gridSpan w:val="2"/>
+                <w:tcBorders>
+                  <w:top w:val="single" w:sz="4" w:space="0" w:color="auto"/>
+                  <w:left w:val="single" w:sz="4" w:space="0" w:color="auto"/>
+                  <w:bottom w:val="single" w:sz="4" w:space="0" w:color="auto"/>
+                  <w:right w:val="single" w:sz="4" w:space="0" w:color="auto"/>
+                </w:tcBorders>
+                <w:vAlign w:val="center"/>
+                <w:hideMark/>
+              </w:tcPr>
+            </w:tcPrChange>
           </w:tcPr>
           <w:p>
             <w:pPr>
@@ -2497,7 +3052,7 @@
         </w:tc>
         <w:tc>
           <w:tcPr>
-            <w:tcW w:w="5244" w:type="dxa"/>
+            <w:tcW w:w="4961" w:type="dxa"/>
             <w:tcBorders>
               <w:top w:val="single" w:sz="4" w:space="0" w:color="auto"/>
               <w:left w:val="single" w:sz="4" w:space="0" w:color="auto"/>
@@ -2506,6 +3061,20 @@
             </w:tcBorders>
             <w:vAlign w:val="center"/>
             <w:hideMark/>
+            <w:tcPrChange w:id="45" w:author="Vaibhav Kabdwal" w:date="2026-07-19T04:09:00Z" w16du:dateUtc="2026-07-18T22:39:00Z">
+              <w:tcPr>
+                <w:tcW w:w="5244" w:type="dxa"/>
+                <w:gridSpan w:val="2"/>
+                <w:tcBorders>
+                  <w:top w:val="single" w:sz="4" w:space="0" w:color="auto"/>
+                  <w:left w:val="single" w:sz="4" w:space="0" w:color="auto"/>
+                  <w:bottom w:val="single" w:sz="4" w:space="0" w:color="auto"/>
+                  <w:right w:val="single" w:sz="4" w:space="0" w:color="auto"/>
+                </w:tcBorders>
+                <w:vAlign w:val="center"/>
+                <w:hideMark/>
+              </w:tcPr>
+            </w:tcPrChange>
           </w:tcPr>
           <w:p>
             <w:pPr>
@@ -2773,7 +3342,25 @@
         <w:rPr>
           <w:highlight w:val="cyan"/>
         </w:rPr>
-        <w:t>The current terminal location, the Git repository location, and the Python virtual environment location do NOT have to be the same.</w:t>
+        <w:t xml:space="preserve">The current terminal location, the Git repository location, and the Python virtual environment location </w:t>
+      </w:r>
+      <w:r>
+        <w:rPr>
+          <w:highlight w:val="cyan"/>
+          <w:u w:val="single"/>
+          <w:rPrChange w:id="46" w:author="Vaibhav Kabdwal" w:date="2026-07-19T04:09:00Z" w16du:dateUtc="2026-07-18T22:39:00Z">
+            <w:rPr>
+              <w:highlight w:val="cyan"/>
+            </w:rPr>
+          </w:rPrChange>
+        </w:rPr>
+        <w:t>do NOT have to be the same</w:t>
+      </w:r>
+      <w:r>
+        <w:rPr>
+          <w:highlight w:val="cyan"/>
+        </w:rPr>
+        <w:t>.</w:t>
       </w:r>
     </w:p>
     <w:p>
@@ -2809,13 +3396,7 @@
         <w:rPr>
           <w:highlight w:val="cyan"/>
         </w:rPr>
-        <w:t xml:space="preserve"> cd command can also change </w:t>
-      </w:r>
-      <w:r>
-        <w:rPr>
-          <w:highlight w:val="cyan"/>
-        </w:rPr>
-        <w:t>the repository that Git is operating on</w:t>
+        <w:t xml:space="preserve"> cd command can also change the repository that Git is operating on</w:t>
       </w:r>
       <w:r>
         <w:t xml:space="preserve">. Recommended to always use </w:t>
@@ -2856,7 +3437,39 @@
           <w:b/>
           <w:bCs/>
         </w:rPr>
-        <w:t xml:space="preserve">Why We </w:t>
+        <w:t xml:space="preserve">Why </w:t>
+      </w:r>
+      <w:ins w:id="47" w:author="Vaibhav Kabdwal" w:date="2026-07-19T04:09:00Z" w16du:dateUtc="2026-07-18T22:39:00Z">
+        <w:r>
+          <w:rPr>
+            <w:b/>
+            <w:bCs/>
+          </w:rPr>
+          <w:t>w</w:t>
+        </w:r>
+        <w:r>
+          <w:rPr>
+            <w:b/>
+            <w:bCs/>
+          </w:rPr>
+          <w:t>e</w:t>
+        </w:r>
+      </w:ins>
+      <w:del w:id="48" w:author="Vaibhav Kabdwal" w:date="2026-07-19T04:09:00Z" w16du:dateUtc="2026-07-18T22:39:00Z">
+        <w:r>
+          <w:rPr>
+            <w:b/>
+            <w:bCs/>
+          </w:rPr>
+          <w:delText>We</w:delText>
+        </w:r>
+      </w:del>
+      <w:r>
+        <w:rPr>
+          <w:b/>
+          <w:bCs/>
+        </w:rPr>
+        <w:t xml:space="preserve"> </w:t>
       </w:r>
       <w:proofErr w:type="gramStart"/>
       <w:r>
@@ -3418,7 +4031,6 @@
         <w:ind w:left="360"/>
       </w:pPr>
       <w:r>
-        <w:lastRenderedPageBreak/>
         <w:t>git remote add origin https://github.com/yourusername/yourrepo.git</w:t>
       </w:r>
     </w:p>
@@ -3916,7 +4528,6 @@
         <w:rPr>
           <w:noProof/>
         </w:rPr>
-        <w:lastRenderedPageBreak/>
         <w:drawing>
           <wp:inline distT="0" distB="0" distL="0" distR="0" wp14:anchorId="11432AA3" wp14:editId="2B4F0634">
             <wp:extent cx="4595750" cy="3336589"/>
@@ -4178,7 +4789,6 @@
           <w:sz w:val="24"/>
           <w:szCs w:val="24"/>
         </w:rPr>
-        <w:lastRenderedPageBreak/>
         <w:t xml:space="preserve">Pulling code from a </w:t>
       </w:r>
       <w:r>
@@ -4418,7 +5028,6 @@
         <w:rPr>
           <w:noProof/>
         </w:rPr>
-        <w:lastRenderedPageBreak/>
         <w:drawing>
           <wp:inline distT="0" distB="0" distL="0" distR="0" wp14:anchorId="7785A771" wp14:editId="5D7594C8">
             <wp:extent cx="6153404" cy="2291862"/>
@@ -4594,7 +5203,6 @@
         <w:rPr>
           <w:noProof/>
         </w:rPr>
-        <w:lastRenderedPageBreak/>
         <w:drawing>
           <wp:inline distT="0" distB="0" distL="0" distR="0" wp14:anchorId="0667F556" wp14:editId="2508DE68">
             <wp:extent cx="6388016" cy="3622431"/>
@@ -4771,7 +5379,6 @@
         <w:rPr>
           <w:noProof/>
         </w:rPr>
-        <w:lastRenderedPageBreak/>
         <w:drawing>
           <wp:inline distT="0" distB="0" distL="0" distR="0" wp14:anchorId="7F0312CE" wp14:editId="33F5606C">
             <wp:extent cx="6271803" cy="3101609"/>
@@ -5017,11 +5624,7 @@
       </w:r>
       <w:proofErr w:type="spellEnd"/>
       <w:r>
-        <w:t xml:space="preserve">). This can be done by </w:t>
-      </w:r>
-      <w:r>
-        <w:lastRenderedPageBreak/>
-        <w:t xml:space="preserve">creating a pull request (PR) on GitHub to merge </w:t>
+        <w:t xml:space="preserve">). This can be done by creating a pull request (PR) on GitHub to merge </w:t>
       </w:r>
       <w:proofErr w:type="spellStart"/>
       <w:r>
@@ -5798,7 +6401,6 @@
         <w:rPr>
           <w:noProof/>
         </w:rPr>
-        <w:lastRenderedPageBreak/>
         <w:drawing>
           <wp:inline distT="0" distB="0" distL="0" distR="0" wp14:anchorId="74E6B26D" wp14:editId="65749AF1">
             <wp:extent cx="4179277" cy="2678418"/>
@@ -6221,6 +6823,119 @@
 <file path=word/numbering.xml><?xml version="1.0" encoding="utf-8"?>
 <w:numbering xmlns:wpc="http://schemas.microsoft.com/office/word/2010/wordprocessingCanvas" xmlns:cx="http://schemas.microsoft.com/office/drawing/2014/chartex" xmlns:cx1="http://schemas.microsoft.com/office/drawing/2015/9/8/chartex" xmlns:cx2="http://schemas.microsoft.com/office/drawing/2015/10/21/chartex" xmlns:cx3="http://schemas.microsoft.com/office/drawing/2016/5/9/chartex" xmlns:cx4="http://schemas.microsoft.com/office/drawing/2016/5/10/chartex" xmlns:cx5="http://schemas.microsoft.com/office/drawing/2016/5/11/chartex" xmlns:cx6="http://schemas.microsoft.com/office/drawing/2016/5/12/chartex" xmlns:cx7="http://schemas.microsoft.com/office/drawing/2016/5/13/chartex" xmlns:cx8="http://schemas.microsoft.com/office/drawing/2016/5/14/chartex" xmlns:mc="http://schemas.openxmlformats.org/markup-compatibility/2006" xmlns:aink="http://schemas.microsoft.com/office/drawing/2016/ink" xmlns:am3d="http://schemas.microsoft.com/office/drawing/2017/model3d" xmlns:o="urn:schemas-microsoft-com:office:office" xmlns:oel="http://schemas.microsoft.com/office/2019/extlst" xmlns:r="http://schemas.openxmlformats.org/officeDocument/2006/relationships" xmlns:m="http://schemas.openxmlformats.org/officeDocument/2006/math" xmlns:v="urn:schemas-microsoft-com:vml" xmlns:wp14="http://schemas.microsoft.com/office/word/2010/wordprocessingDrawing" xmlns:wp="http://schemas.openxmlformats.org/drawingml/2006/wordprocessingDrawing" xmlns:w10="urn:schemas-microsoft-com:office:word" xmlns:w="http://schemas.openxmlformats.org/wordprocessingml/2006/main" xmlns:w14="http://schemas.microsoft.com/office/word/2010/wordml" xmlns:w15="http://schemas.microsoft.com/office/word/2012/wordml" xmlns:w16cex="http://schemas.microsoft.com/office/word/2018/wordml/cex" xmlns:w16cid="http://schemas.microsoft.com/office/word/2016/wordml/cid" xmlns:w16="http://schemas.microsoft.com/office/word/2018/wordml" xmlns:w16du="http://schemas.microsoft.com/office/word/2023/wordml/word16du" xmlns:w16sdtdh="http://schemas.microsoft.com/office/word/2020/wordml/sdtdatahash" xmlns:w16sdtfl="http://schemas.microsoft.com/office/word/2024/wordml/sdtformatlock" xmlns:w16se="http://schemas.microsoft.com/office/word/2015/wordml/symex" xmlns:wpg="http://schemas.microsoft.com/office/word/2010/wordprocessingGroup" xmlns:wpi="http://schemas.microsoft.com/office/word/2010/wordprocessingInk" xmlns:wne="http://schemas.microsoft.com/office/word/2006/wordml" xmlns:wps="http://schemas.microsoft.com/office/word/2010/wordprocessingShape" mc:Ignorable="w14 w15 w16se w16cid w16 w16cex w16sdtdh w16sdtfl w16du wp14">
   <w:abstractNum w:abstractNumId="0" w15:restartNumberingAfterBreak="0">
+    <w:nsid w:val="00CB0B73"/>
+    <w:multiLevelType w:val="hybridMultilevel"/>
+    <w:tmpl w:val="CF021830"/>
+    <w:lvl w:ilvl="0" w:tplc="40090001">
+      <w:start w:val="1"/>
+      <w:numFmt w:val="bullet"/>
+      <w:lvlText w:val=""/>
+      <w:lvlJc w:val="left"/>
+      <w:pPr>
+        <w:ind w:left="1440" w:hanging="360"/>
+      </w:pPr>
+      <w:rPr>
+        <w:rFonts w:ascii="Symbol" w:hAnsi="Symbol" w:hint="default"/>
+      </w:rPr>
+    </w:lvl>
+    <w:lvl w:ilvl="1" w:tplc="40090003" w:tentative="1">
+      <w:start w:val="1"/>
+      <w:numFmt w:val="bullet"/>
+      <w:lvlText w:val="o"/>
+      <w:lvlJc w:val="left"/>
+      <w:pPr>
+        <w:ind w:left="2160" w:hanging="360"/>
+      </w:pPr>
+      <w:rPr>
+        <w:rFonts w:ascii="Courier New" w:hAnsi="Courier New" w:cs="Courier New" w:hint="default"/>
+      </w:rPr>
+    </w:lvl>
+    <w:lvl w:ilvl="2" w:tplc="40090005" w:tentative="1">
+      <w:start w:val="1"/>
+      <w:numFmt w:val="bullet"/>
+      <w:lvlText w:val=""/>
+      <w:lvlJc w:val="left"/>
+      <w:pPr>
+        <w:ind w:left="2880" w:hanging="360"/>
+      </w:pPr>
+      <w:rPr>
+        <w:rFonts w:ascii="Wingdings" w:hAnsi="Wingdings" w:hint="default"/>
+      </w:rPr>
+    </w:lvl>
+    <w:lvl w:ilvl="3" w:tplc="40090001" w:tentative="1">
+      <w:start w:val="1"/>
+      <w:numFmt w:val="bullet"/>
+      <w:lvlText w:val=""/>
+      <w:lvlJc w:val="left"/>
+      <w:pPr>
+        <w:ind w:left="3600" w:hanging="360"/>
+      </w:pPr>
+      <w:rPr>
+        <w:rFonts w:ascii="Symbol" w:hAnsi="Symbol" w:hint="default"/>
+      </w:rPr>
+    </w:lvl>
+    <w:lvl w:ilvl="4" w:tplc="40090003" w:tentative="1">
+      <w:start w:val="1"/>
+      <w:numFmt w:val="bullet"/>
+      <w:lvlText w:val="o"/>
+      <w:lvlJc w:val="left"/>
+      <w:pPr>
+        <w:ind w:left="4320" w:hanging="360"/>
+      </w:pPr>
+      <w:rPr>
+        <w:rFonts w:ascii="Courier New" w:hAnsi="Courier New" w:cs="Courier New" w:hint="default"/>
+      </w:rPr>
+    </w:lvl>
+    <w:lvl w:ilvl="5" w:tplc="40090005" w:tentative="1">
+      <w:start w:val="1"/>
+      <w:numFmt w:val="bullet"/>
+      <w:lvlText w:val=""/>
+      <w:lvlJc w:val="left"/>
+      <w:pPr>
+        <w:ind w:left="5040" w:hanging="360"/>
+      </w:pPr>
+      <w:rPr>
+        <w:rFonts w:ascii="Wingdings" w:hAnsi="Wingdings" w:hint="default"/>
+      </w:rPr>
+    </w:lvl>
+    <w:lvl w:ilvl="6" w:tplc="40090001" w:tentative="1">
+      <w:start w:val="1"/>
+      <w:numFmt w:val="bullet"/>
+      <w:lvlText w:val=""/>
+      <w:lvlJc w:val="left"/>
+      <w:pPr>
+        <w:ind w:left="5760" w:hanging="360"/>
+      </w:pPr>
+      <w:rPr>
+        <w:rFonts w:ascii="Symbol" w:hAnsi="Symbol" w:hint="default"/>
+      </w:rPr>
+    </w:lvl>
+    <w:lvl w:ilvl="7" w:tplc="40090003" w:tentative="1">
+      <w:start w:val="1"/>
+      <w:numFmt w:val="bullet"/>
+      <w:lvlText w:val="o"/>
+      <w:lvlJc w:val="left"/>
+      <w:pPr>
+        <w:ind w:left="6480" w:hanging="360"/>
+      </w:pPr>
+      <w:rPr>
+        <w:rFonts w:ascii="Courier New" w:hAnsi="Courier New" w:cs="Courier New" w:hint="default"/>
+      </w:rPr>
+    </w:lvl>
+    <w:lvl w:ilvl="8" w:tplc="40090005" w:tentative="1">
+      <w:start w:val="1"/>
+      <w:numFmt w:val="bullet"/>
+      <w:lvlText w:val=""/>
+      <w:lvlJc w:val="left"/>
+      <w:pPr>
+        <w:ind w:left="7200" w:hanging="360"/>
+      </w:pPr>
+      <w:rPr>
+        <w:rFonts w:ascii="Wingdings" w:hAnsi="Wingdings" w:hint="default"/>
+      </w:rPr>
+    </w:lvl>
+  </w:abstractNum>
+  <w:abstractNum w:abstractNumId="1" w15:restartNumberingAfterBreak="0">
     <w:nsid w:val="04F4465A"/>
     <w:multiLevelType w:val="multilevel"/>
     <w:tmpl w:val="801A005A"/>
@@ -6369,7 +7084,7 @@
       </w:rPr>
     </w:lvl>
   </w:abstractNum>
-  <w:abstractNum w:abstractNumId="1" w15:restartNumberingAfterBreak="0">
+  <w:abstractNum w:abstractNumId="2" w15:restartNumberingAfterBreak="0">
     <w:nsid w:val="0B060F2F"/>
     <w:multiLevelType w:val="hybridMultilevel"/>
     <w:tmpl w:val="385206AE"/>
@@ -6482,7 +7197,7 @@
       </w:rPr>
     </w:lvl>
   </w:abstractNum>
-  <w:abstractNum w:abstractNumId="2" w15:restartNumberingAfterBreak="0">
+  <w:abstractNum w:abstractNumId="3" w15:restartNumberingAfterBreak="0">
     <w:nsid w:val="0B38154A"/>
     <w:multiLevelType w:val="multilevel"/>
     <w:tmpl w:val="C7D6EC38"/>
@@ -6603,7 +7318,233 @@
       </w:pPr>
     </w:lvl>
   </w:abstractNum>
-  <w:abstractNum w:abstractNumId="3" w15:restartNumberingAfterBreak="0">
+  <w:abstractNum w:abstractNumId="4" w15:restartNumberingAfterBreak="0">
+    <w:nsid w:val="0BDA5F06"/>
+    <w:multiLevelType w:val="hybridMultilevel"/>
+    <w:tmpl w:val="7730F176"/>
+    <w:lvl w:ilvl="0" w:tplc="4009000B">
+      <w:start w:val="1"/>
+      <w:numFmt w:val="bullet"/>
+      <w:lvlText w:val=""/>
+      <w:lvlJc w:val="left"/>
+      <w:pPr>
+        <w:ind w:left="1080" w:hanging="360"/>
+      </w:pPr>
+      <w:rPr>
+        <w:rFonts w:ascii="Wingdings" w:hAnsi="Wingdings" w:hint="default"/>
+      </w:rPr>
+    </w:lvl>
+    <w:lvl w:ilvl="1" w:tplc="40090003" w:tentative="1">
+      <w:start w:val="1"/>
+      <w:numFmt w:val="bullet"/>
+      <w:lvlText w:val="o"/>
+      <w:lvlJc w:val="left"/>
+      <w:pPr>
+        <w:ind w:left="1800" w:hanging="360"/>
+      </w:pPr>
+      <w:rPr>
+        <w:rFonts w:ascii="Courier New" w:hAnsi="Courier New" w:cs="Courier New" w:hint="default"/>
+      </w:rPr>
+    </w:lvl>
+    <w:lvl w:ilvl="2" w:tplc="40090005" w:tentative="1">
+      <w:start w:val="1"/>
+      <w:numFmt w:val="bullet"/>
+      <w:lvlText w:val=""/>
+      <w:lvlJc w:val="left"/>
+      <w:pPr>
+        <w:ind w:left="2520" w:hanging="360"/>
+      </w:pPr>
+      <w:rPr>
+        <w:rFonts w:ascii="Wingdings" w:hAnsi="Wingdings" w:hint="default"/>
+      </w:rPr>
+    </w:lvl>
+    <w:lvl w:ilvl="3" w:tplc="40090001" w:tentative="1">
+      <w:start w:val="1"/>
+      <w:numFmt w:val="bullet"/>
+      <w:lvlText w:val=""/>
+      <w:lvlJc w:val="left"/>
+      <w:pPr>
+        <w:ind w:left="3240" w:hanging="360"/>
+      </w:pPr>
+      <w:rPr>
+        <w:rFonts w:ascii="Symbol" w:hAnsi="Symbol" w:hint="default"/>
+      </w:rPr>
+    </w:lvl>
+    <w:lvl w:ilvl="4" w:tplc="40090003" w:tentative="1">
+      <w:start w:val="1"/>
+      <w:numFmt w:val="bullet"/>
+      <w:lvlText w:val="o"/>
+      <w:lvlJc w:val="left"/>
+      <w:pPr>
+        <w:ind w:left="3960" w:hanging="360"/>
+      </w:pPr>
+      <w:rPr>
+        <w:rFonts w:ascii="Courier New" w:hAnsi="Courier New" w:cs="Courier New" w:hint="default"/>
+      </w:rPr>
+    </w:lvl>
+    <w:lvl w:ilvl="5" w:tplc="40090005" w:tentative="1">
+      <w:start w:val="1"/>
+      <w:numFmt w:val="bullet"/>
+      <w:lvlText w:val=""/>
+      <w:lvlJc w:val="left"/>
+      <w:pPr>
+        <w:ind w:left="4680" w:hanging="360"/>
+      </w:pPr>
+      <w:rPr>
+        <w:rFonts w:ascii="Wingdings" w:hAnsi="Wingdings" w:hint="default"/>
+      </w:rPr>
+    </w:lvl>
+    <w:lvl w:ilvl="6" w:tplc="40090001" w:tentative="1">
+      <w:start w:val="1"/>
+      <w:numFmt w:val="bullet"/>
+      <w:lvlText w:val=""/>
+      <w:lvlJc w:val="left"/>
+      <w:pPr>
+        <w:ind w:left="5400" w:hanging="360"/>
+      </w:pPr>
+      <w:rPr>
+        <w:rFonts w:ascii="Symbol" w:hAnsi="Symbol" w:hint="default"/>
+      </w:rPr>
+    </w:lvl>
+    <w:lvl w:ilvl="7" w:tplc="40090003" w:tentative="1">
+      <w:start w:val="1"/>
+      <w:numFmt w:val="bullet"/>
+      <w:lvlText w:val="o"/>
+      <w:lvlJc w:val="left"/>
+      <w:pPr>
+        <w:ind w:left="6120" w:hanging="360"/>
+      </w:pPr>
+      <w:rPr>
+        <w:rFonts w:ascii="Courier New" w:hAnsi="Courier New" w:cs="Courier New" w:hint="default"/>
+      </w:rPr>
+    </w:lvl>
+    <w:lvl w:ilvl="8" w:tplc="40090005" w:tentative="1">
+      <w:start w:val="1"/>
+      <w:numFmt w:val="bullet"/>
+      <w:lvlText w:val=""/>
+      <w:lvlJc w:val="left"/>
+      <w:pPr>
+        <w:ind w:left="6840" w:hanging="360"/>
+      </w:pPr>
+      <w:rPr>
+        <w:rFonts w:ascii="Wingdings" w:hAnsi="Wingdings" w:hint="default"/>
+      </w:rPr>
+    </w:lvl>
+  </w:abstractNum>
+  <w:abstractNum w:abstractNumId="5" w15:restartNumberingAfterBreak="0">
+    <w:nsid w:val="126D1972"/>
+    <w:multiLevelType w:val="hybridMultilevel"/>
+    <w:tmpl w:val="CCD8077C"/>
+    <w:lvl w:ilvl="0" w:tplc="40090001">
+      <w:start w:val="1"/>
+      <w:numFmt w:val="bullet"/>
+      <w:lvlText w:val=""/>
+      <w:lvlJc w:val="left"/>
+      <w:pPr>
+        <w:ind w:left="1440" w:hanging="360"/>
+      </w:pPr>
+      <w:rPr>
+        <w:rFonts w:ascii="Symbol" w:hAnsi="Symbol" w:hint="default"/>
+      </w:rPr>
+    </w:lvl>
+    <w:lvl w:ilvl="1" w:tplc="40090003" w:tentative="1">
+      <w:start w:val="1"/>
+      <w:numFmt w:val="bullet"/>
+      <w:lvlText w:val="o"/>
+      <w:lvlJc w:val="left"/>
+      <w:pPr>
+        <w:ind w:left="2160" w:hanging="360"/>
+      </w:pPr>
+      <w:rPr>
+        <w:rFonts w:ascii="Courier New" w:hAnsi="Courier New" w:cs="Courier New" w:hint="default"/>
+      </w:rPr>
+    </w:lvl>
+    <w:lvl w:ilvl="2" w:tplc="40090005" w:tentative="1">
+      <w:start w:val="1"/>
+      <w:numFmt w:val="bullet"/>
+      <w:lvlText w:val=""/>
+      <w:lvlJc w:val="left"/>
+      <w:pPr>
+        <w:ind w:left="2880" w:hanging="360"/>
+      </w:pPr>
+      <w:rPr>
+        <w:rFonts w:ascii="Wingdings" w:hAnsi="Wingdings" w:hint="default"/>
+      </w:rPr>
+    </w:lvl>
+    <w:lvl w:ilvl="3" w:tplc="40090001" w:tentative="1">
+      <w:start w:val="1"/>
+      <w:numFmt w:val="bullet"/>
+      <w:lvlText w:val=""/>
+      <w:lvlJc w:val="left"/>
+      <w:pPr>
+        <w:ind w:left="3600" w:hanging="360"/>
+      </w:pPr>
+      <w:rPr>
+        <w:rFonts w:ascii="Symbol" w:hAnsi="Symbol" w:hint="default"/>
+      </w:rPr>
+    </w:lvl>
+    <w:lvl w:ilvl="4" w:tplc="40090003" w:tentative="1">
+      <w:start w:val="1"/>
+      <w:numFmt w:val="bullet"/>
+      <w:lvlText w:val="o"/>
+      <w:lvlJc w:val="left"/>
+      <w:pPr>
+        <w:ind w:left="4320" w:hanging="360"/>
+      </w:pPr>
+      <w:rPr>
+        <w:rFonts w:ascii="Courier New" w:hAnsi="Courier New" w:cs="Courier New" w:hint="default"/>
+      </w:rPr>
+    </w:lvl>
+    <w:lvl w:ilvl="5" w:tplc="40090005" w:tentative="1">
+      <w:start w:val="1"/>
+      <w:numFmt w:val="bullet"/>
+      <w:lvlText w:val=""/>
+      <w:lvlJc w:val="left"/>
+      <w:pPr>
+        <w:ind w:left="5040" w:hanging="360"/>
+      </w:pPr>
+      <w:rPr>
+        <w:rFonts w:ascii="Wingdings" w:hAnsi="Wingdings" w:hint="default"/>
+      </w:rPr>
+    </w:lvl>
+    <w:lvl w:ilvl="6" w:tplc="40090001" w:tentative="1">
+      <w:start w:val="1"/>
+      <w:numFmt w:val="bullet"/>
+      <w:lvlText w:val=""/>
+      <w:lvlJc w:val="left"/>
+      <w:pPr>
+        <w:ind w:left="5760" w:hanging="360"/>
+      </w:pPr>
+      <w:rPr>
+        <w:rFonts w:ascii="Symbol" w:hAnsi="Symbol" w:hint="default"/>
+      </w:rPr>
+    </w:lvl>
+    <w:lvl w:ilvl="7" w:tplc="40090003" w:tentative="1">
+      <w:start w:val="1"/>
+      <w:numFmt w:val="bullet"/>
+      <w:lvlText w:val="o"/>
+      <w:lvlJc w:val="left"/>
+      <w:pPr>
+        <w:ind w:left="6480" w:hanging="360"/>
+      </w:pPr>
+      <w:rPr>
+        <w:rFonts w:ascii="Courier New" w:hAnsi="Courier New" w:cs="Courier New" w:hint="default"/>
+      </w:rPr>
+    </w:lvl>
+    <w:lvl w:ilvl="8" w:tplc="40090005" w:tentative="1">
+      <w:start w:val="1"/>
+      <w:numFmt w:val="bullet"/>
+      <w:lvlText w:val=""/>
+      <w:lvlJc w:val="left"/>
+      <w:pPr>
+        <w:ind w:left="7200" w:hanging="360"/>
+      </w:pPr>
+      <w:rPr>
+        <w:rFonts w:ascii="Wingdings" w:hAnsi="Wingdings" w:hint="default"/>
+      </w:rPr>
+    </w:lvl>
+  </w:abstractNum>
+  <w:abstractNum w:abstractNumId="6" w15:restartNumberingAfterBreak="0">
     <w:nsid w:val="28B5707A"/>
     <w:multiLevelType w:val="multilevel"/>
     <w:tmpl w:val="70D40032"/>
@@ -6752,7 +7693,7 @@
       </w:rPr>
     </w:lvl>
   </w:abstractNum>
-  <w:abstractNum w:abstractNumId="4" w15:restartNumberingAfterBreak="0">
+  <w:abstractNum w:abstractNumId="7" w15:restartNumberingAfterBreak="0">
     <w:nsid w:val="36C60112"/>
     <w:multiLevelType w:val="multilevel"/>
     <w:tmpl w:val="7102E48E"/>
@@ -6901,7 +7842,7 @@
       </w:rPr>
     </w:lvl>
   </w:abstractNum>
-  <w:abstractNum w:abstractNumId="5" w15:restartNumberingAfterBreak="0">
+  <w:abstractNum w:abstractNumId="8" w15:restartNumberingAfterBreak="0">
     <w:nsid w:val="3A046E69"/>
     <w:multiLevelType w:val="hybridMultilevel"/>
     <w:tmpl w:val="C0F2B86A"/>
@@ -7014,7 +7955,7 @@
       </w:rPr>
     </w:lvl>
   </w:abstractNum>
-  <w:abstractNum w:abstractNumId="6" w15:restartNumberingAfterBreak="0">
+  <w:abstractNum w:abstractNumId="9" w15:restartNumberingAfterBreak="0">
     <w:nsid w:val="402D2D7D"/>
     <w:multiLevelType w:val="hybridMultilevel"/>
     <w:tmpl w:val="67D03152"/>
@@ -7129,7 +8070,7 @@
       </w:rPr>
     </w:lvl>
   </w:abstractNum>
-  <w:abstractNum w:abstractNumId="7" w15:restartNumberingAfterBreak="0">
+  <w:abstractNum w:abstractNumId="10" w15:restartNumberingAfterBreak="0">
     <w:nsid w:val="460D35DD"/>
     <w:multiLevelType w:val="hybridMultilevel"/>
     <w:tmpl w:val="757ECAD2"/>
@@ -7220,7 +8161,7 @@
       </w:pPr>
     </w:lvl>
   </w:abstractNum>
-  <w:abstractNum w:abstractNumId="8" w15:restartNumberingAfterBreak="0">
+  <w:abstractNum w:abstractNumId="11" w15:restartNumberingAfterBreak="0">
     <w:nsid w:val="47DB6346"/>
     <w:multiLevelType w:val="multilevel"/>
     <w:tmpl w:val="8B26C70E"/>
@@ -7369,7 +8310,7 @@
       </w:rPr>
     </w:lvl>
   </w:abstractNum>
-  <w:abstractNum w:abstractNumId="9" w15:restartNumberingAfterBreak="0">
+  <w:abstractNum w:abstractNumId="12" w15:restartNumberingAfterBreak="0">
     <w:nsid w:val="4C3132C0"/>
     <w:multiLevelType w:val="hybridMultilevel"/>
     <w:tmpl w:val="24FA146C"/>
@@ -7482,7 +8423,7 @@
       </w:rPr>
     </w:lvl>
   </w:abstractNum>
-  <w:abstractNum w:abstractNumId="10" w15:restartNumberingAfterBreak="0">
+  <w:abstractNum w:abstractNumId="13" w15:restartNumberingAfterBreak="0">
     <w:nsid w:val="4F344D17"/>
     <w:multiLevelType w:val="hybridMultilevel"/>
     <w:tmpl w:val="50343250"/>
@@ -7595,7 +8536,7 @@
       </w:rPr>
     </w:lvl>
   </w:abstractNum>
-  <w:abstractNum w:abstractNumId="11" w15:restartNumberingAfterBreak="0">
+  <w:abstractNum w:abstractNumId="14" w15:restartNumberingAfterBreak="0">
     <w:nsid w:val="50BD270C"/>
     <w:multiLevelType w:val="multilevel"/>
     <w:tmpl w:val="401E2FCA"/>
@@ -7744,7 +8685,7 @@
       </w:rPr>
     </w:lvl>
   </w:abstractNum>
-  <w:abstractNum w:abstractNumId="12" w15:restartNumberingAfterBreak="0">
+  <w:abstractNum w:abstractNumId="15" w15:restartNumberingAfterBreak="0">
     <w:nsid w:val="5A7465FF"/>
     <w:multiLevelType w:val="hybridMultilevel"/>
     <w:tmpl w:val="1BE2F00E"/>
@@ -7857,7 +8798,120 @@
       </w:rPr>
     </w:lvl>
   </w:abstractNum>
-  <w:abstractNum w:abstractNumId="13" w15:restartNumberingAfterBreak="0">
+  <w:abstractNum w:abstractNumId="16" w15:restartNumberingAfterBreak="0">
+    <w:nsid w:val="5BB909E7"/>
+    <w:multiLevelType w:val="hybridMultilevel"/>
+    <w:tmpl w:val="166819A2"/>
+    <w:lvl w:ilvl="0" w:tplc="40090001">
+      <w:start w:val="1"/>
+      <w:numFmt w:val="bullet"/>
+      <w:lvlText w:val=""/>
+      <w:lvlJc w:val="left"/>
+      <w:pPr>
+        <w:ind w:left="1080" w:hanging="360"/>
+      </w:pPr>
+      <w:rPr>
+        <w:rFonts w:ascii="Symbol" w:hAnsi="Symbol" w:hint="default"/>
+      </w:rPr>
+    </w:lvl>
+    <w:lvl w:ilvl="1" w:tplc="FFFFFFFF" w:tentative="1">
+      <w:start w:val="1"/>
+      <w:numFmt w:val="bullet"/>
+      <w:lvlText w:val="o"/>
+      <w:lvlJc w:val="left"/>
+      <w:pPr>
+        <w:ind w:left="1800" w:hanging="360"/>
+      </w:pPr>
+      <w:rPr>
+        <w:rFonts w:ascii="Courier New" w:hAnsi="Courier New" w:cs="Courier New" w:hint="default"/>
+      </w:rPr>
+    </w:lvl>
+    <w:lvl w:ilvl="2" w:tplc="FFFFFFFF" w:tentative="1">
+      <w:start w:val="1"/>
+      <w:numFmt w:val="bullet"/>
+      <w:lvlText w:val=""/>
+      <w:lvlJc w:val="left"/>
+      <w:pPr>
+        <w:ind w:left="2520" w:hanging="360"/>
+      </w:pPr>
+      <w:rPr>
+        <w:rFonts w:ascii="Wingdings" w:hAnsi="Wingdings" w:hint="default"/>
+      </w:rPr>
+    </w:lvl>
+    <w:lvl w:ilvl="3" w:tplc="FFFFFFFF" w:tentative="1">
+      <w:start w:val="1"/>
+      <w:numFmt w:val="bullet"/>
+      <w:lvlText w:val=""/>
+      <w:lvlJc w:val="left"/>
+      <w:pPr>
+        <w:ind w:left="3240" w:hanging="360"/>
+      </w:pPr>
+      <w:rPr>
+        <w:rFonts w:ascii="Symbol" w:hAnsi="Symbol" w:hint="default"/>
+      </w:rPr>
+    </w:lvl>
+    <w:lvl w:ilvl="4" w:tplc="FFFFFFFF" w:tentative="1">
+      <w:start w:val="1"/>
+      <w:numFmt w:val="bullet"/>
+      <w:lvlText w:val="o"/>
+      <w:lvlJc w:val="left"/>
+      <w:pPr>
+        <w:ind w:left="3960" w:hanging="360"/>
+      </w:pPr>
+      <w:rPr>
+        <w:rFonts w:ascii="Courier New" w:hAnsi="Courier New" w:cs="Courier New" w:hint="default"/>
+      </w:rPr>
+    </w:lvl>
+    <w:lvl w:ilvl="5" w:tplc="FFFFFFFF" w:tentative="1">
+      <w:start w:val="1"/>
+      <w:numFmt w:val="bullet"/>
+      <w:lvlText w:val=""/>
+      <w:lvlJc w:val="left"/>
+      <w:pPr>
+        <w:ind w:left="4680" w:hanging="360"/>
+      </w:pPr>
+      <w:rPr>
+        <w:rFonts w:ascii="Wingdings" w:hAnsi="Wingdings" w:hint="default"/>
+      </w:rPr>
+    </w:lvl>
+    <w:lvl w:ilvl="6" w:tplc="FFFFFFFF" w:tentative="1">
+      <w:start w:val="1"/>
+      <w:numFmt w:val="bullet"/>
+      <w:lvlText w:val=""/>
+      <w:lvlJc w:val="left"/>
+      <w:pPr>
+        <w:ind w:left="5400" w:hanging="360"/>
+      </w:pPr>
+      <w:rPr>
+        <w:rFonts w:ascii="Symbol" w:hAnsi="Symbol" w:hint="default"/>
+      </w:rPr>
+    </w:lvl>
+    <w:lvl w:ilvl="7" w:tplc="FFFFFFFF" w:tentative="1">
+      <w:start w:val="1"/>
+      <w:numFmt w:val="bullet"/>
+      <w:lvlText w:val="o"/>
+      <w:lvlJc w:val="left"/>
+      <w:pPr>
+        <w:ind w:left="6120" w:hanging="360"/>
+      </w:pPr>
+      <w:rPr>
+        <w:rFonts w:ascii="Courier New" w:hAnsi="Courier New" w:cs="Courier New" w:hint="default"/>
+      </w:rPr>
+    </w:lvl>
+    <w:lvl w:ilvl="8" w:tplc="FFFFFFFF" w:tentative="1">
+      <w:start w:val="1"/>
+      <w:numFmt w:val="bullet"/>
+      <w:lvlText w:val=""/>
+      <w:lvlJc w:val="left"/>
+      <w:pPr>
+        <w:ind w:left="6840" w:hanging="360"/>
+      </w:pPr>
+      <w:rPr>
+        <w:rFonts w:ascii="Wingdings" w:hAnsi="Wingdings" w:hint="default"/>
+      </w:rPr>
+    </w:lvl>
+  </w:abstractNum>
+  <w:abstractNum w:abstractNumId="17" w15:restartNumberingAfterBreak="0">
     <w:nsid w:val="62C97494"/>
     <w:multiLevelType w:val="multilevel"/>
     <w:tmpl w:val="271E10DA"/>
@@ -8006,7 +9060,7 @@
       </w:rPr>
     </w:lvl>
   </w:abstractNum>
-  <w:abstractNum w:abstractNumId="14" w15:restartNumberingAfterBreak="0">
+  <w:abstractNum w:abstractNumId="18" w15:restartNumberingAfterBreak="0">
     <w:nsid w:val="644D221E"/>
     <w:multiLevelType w:val="multilevel"/>
     <w:tmpl w:val="2814D62A"/>
@@ -8155,7 +9209,7 @@
       </w:rPr>
     </w:lvl>
   </w:abstractNum>
-  <w:abstractNum w:abstractNumId="15" w15:restartNumberingAfterBreak="0">
+  <w:abstractNum w:abstractNumId="19" w15:restartNumberingAfterBreak="0">
     <w:nsid w:val="6B6C4ED5"/>
     <w:multiLevelType w:val="hybridMultilevel"/>
     <w:tmpl w:val="EA8CADF0"/>
@@ -8270,7 +9324,7 @@
       </w:rPr>
     </w:lvl>
   </w:abstractNum>
-  <w:abstractNum w:abstractNumId="16" w15:restartNumberingAfterBreak="0">
+  <w:abstractNum w:abstractNumId="20" w15:restartNumberingAfterBreak="0">
     <w:nsid w:val="6C3D1E81"/>
     <w:multiLevelType w:val="hybridMultilevel"/>
     <w:tmpl w:val="31562872"/>
@@ -8383,7 +9437,7 @@
       </w:rPr>
     </w:lvl>
   </w:abstractNum>
-  <w:abstractNum w:abstractNumId="17" w15:restartNumberingAfterBreak="0">
+  <w:abstractNum w:abstractNumId="21" w15:restartNumberingAfterBreak="0">
     <w:nsid w:val="6C9862C5"/>
     <w:multiLevelType w:val="hybridMultilevel"/>
     <w:tmpl w:val="BFFEE9E8"/>
@@ -8496,7 +9550,7 @@
       </w:rPr>
     </w:lvl>
   </w:abstractNum>
-  <w:abstractNum w:abstractNumId="18" w15:restartNumberingAfterBreak="0">
+  <w:abstractNum w:abstractNumId="22" w15:restartNumberingAfterBreak="0">
     <w:nsid w:val="6FE875EB"/>
     <w:multiLevelType w:val="hybridMultilevel"/>
     <w:tmpl w:val="34CCF8D4"/>
@@ -8609,7 +9663,7 @@
       </w:rPr>
     </w:lvl>
   </w:abstractNum>
-  <w:abstractNum w:abstractNumId="19" w15:restartNumberingAfterBreak="0">
+  <w:abstractNum w:abstractNumId="23" w15:restartNumberingAfterBreak="0">
     <w:nsid w:val="74DC65A0"/>
     <w:multiLevelType w:val="multilevel"/>
     <w:tmpl w:val="EFE27236"/>
@@ -8758,7 +9812,7 @@
       </w:rPr>
     </w:lvl>
   </w:abstractNum>
-  <w:abstractNum w:abstractNumId="20" w15:restartNumberingAfterBreak="0">
+  <w:abstractNum w:abstractNumId="24" w15:restartNumberingAfterBreak="0">
     <w:nsid w:val="7535507D"/>
     <w:multiLevelType w:val="multilevel"/>
     <w:tmpl w:val="FF10B904"/>
@@ -8907,7 +9961,7 @@
       </w:rPr>
     </w:lvl>
   </w:abstractNum>
-  <w:abstractNum w:abstractNumId="21" w15:restartNumberingAfterBreak="0">
+  <w:abstractNum w:abstractNumId="25" w15:restartNumberingAfterBreak="0">
     <w:nsid w:val="7A77718A"/>
     <w:multiLevelType w:val="hybridMultilevel"/>
     <w:tmpl w:val="25BC0684"/>
@@ -9020,7 +10074,7 @@
       </w:rPr>
     </w:lvl>
   </w:abstractNum>
-  <w:abstractNum w:abstractNumId="22" w15:restartNumberingAfterBreak="0">
+  <w:abstractNum w:abstractNumId="26" w15:restartNumberingAfterBreak="0">
     <w:nsid w:val="7F891154"/>
     <w:multiLevelType w:val="hybridMultilevel"/>
     <w:tmpl w:val="0A0AA5E6"/>
@@ -9134,75 +10188,95 @@
     </w:lvl>
   </w:abstractNum>
   <w:num w:numId="1" w16cid:durableId="1541211281">
+    <w:abstractNumId w:val="14"/>
+  </w:num>
+  <w:num w:numId="2" w16cid:durableId="1669820214">
+    <w:abstractNumId w:val="1"/>
+  </w:num>
+  <w:num w:numId="3" w16cid:durableId="957224679">
+    <w:abstractNumId w:val="24"/>
+  </w:num>
+  <w:num w:numId="4" w16cid:durableId="2059433098">
+    <w:abstractNumId w:val="23"/>
+  </w:num>
+  <w:num w:numId="5" w16cid:durableId="512651252">
+    <w:abstractNumId w:val="9"/>
+  </w:num>
+  <w:num w:numId="6" w16cid:durableId="266815997">
     <w:abstractNumId w:val="11"/>
   </w:num>
-  <w:num w:numId="2" w16cid:durableId="1669820214">
+  <w:num w:numId="7" w16cid:durableId="973407237">
+    <w:abstractNumId w:val="19"/>
+  </w:num>
+  <w:num w:numId="8" w16cid:durableId="1531457731">
+    <w:abstractNumId w:val="10"/>
+  </w:num>
+  <w:num w:numId="9" w16cid:durableId="1674137602">
+    <w:abstractNumId w:val="3"/>
+  </w:num>
+  <w:num w:numId="10" w16cid:durableId="1384477819">
+    <w:abstractNumId w:val="7"/>
+  </w:num>
+  <w:num w:numId="11" w16cid:durableId="1659848006">
+    <w:abstractNumId w:val="18"/>
+  </w:num>
+  <w:num w:numId="12" w16cid:durableId="1647930430">
+    <w:abstractNumId w:val="6"/>
+  </w:num>
+  <w:num w:numId="13" w16cid:durableId="1627470677">
+    <w:abstractNumId w:val="17"/>
+  </w:num>
+  <w:num w:numId="14" w16cid:durableId="932083569">
+    <w:abstractNumId w:val="21"/>
+  </w:num>
+  <w:num w:numId="15" w16cid:durableId="1741635326">
+    <w:abstractNumId w:val="13"/>
+  </w:num>
+  <w:num w:numId="16" w16cid:durableId="2097357441">
+    <w:abstractNumId w:val="20"/>
+  </w:num>
+  <w:num w:numId="17" w16cid:durableId="1175731006">
+    <w:abstractNumId w:val="25"/>
+  </w:num>
+  <w:num w:numId="18" w16cid:durableId="1788087385">
+    <w:abstractNumId w:val="22"/>
+  </w:num>
+  <w:num w:numId="19" w16cid:durableId="1722636964">
+    <w:abstractNumId w:val="2"/>
+  </w:num>
+  <w:num w:numId="20" w16cid:durableId="1935817975">
+    <w:abstractNumId w:val="26"/>
+  </w:num>
+  <w:num w:numId="21" w16cid:durableId="1385059155">
+    <w:abstractNumId w:val="12"/>
+  </w:num>
+  <w:num w:numId="22" w16cid:durableId="1899393260">
+    <w:abstractNumId w:val="15"/>
+  </w:num>
+  <w:num w:numId="23" w16cid:durableId="699815963">
+    <w:abstractNumId w:val="8"/>
+  </w:num>
+  <w:num w:numId="24" w16cid:durableId="1467697513">
+    <w:abstractNumId w:val="5"/>
+  </w:num>
+  <w:num w:numId="25" w16cid:durableId="1891382558">
     <w:abstractNumId w:val="0"/>
   </w:num>
-  <w:num w:numId="3" w16cid:durableId="957224679">
-    <w:abstractNumId w:val="20"/>
-  </w:num>
-  <w:num w:numId="4" w16cid:durableId="2059433098">
-    <w:abstractNumId w:val="19"/>
-  </w:num>
-  <w:num w:numId="5" w16cid:durableId="512651252">
-    <w:abstractNumId w:val="6"/>
-  </w:num>
-  <w:num w:numId="6" w16cid:durableId="266815997">
-    <w:abstractNumId w:val="8"/>
-  </w:num>
-  <w:num w:numId="7" w16cid:durableId="973407237">
-    <w:abstractNumId w:val="15"/>
-  </w:num>
-  <w:num w:numId="8" w16cid:durableId="1531457731">
-    <w:abstractNumId w:val="7"/>
-  </w:num>
-  <w:num w:numId="9" w16cid:durableId="1674137602">
-    <w:abstractNumId w:val="2"/>
-  </w:num>
-  <w:num w:numId="10" w16cid:durableId="1384477819">
+  <w:num w:numId="26" w16cid:durableId="466509623">
     <w:abstractNumId w:val="4"/>
   </w:num>
-  <w:num w:numId="11" w16cid:durableId="1659848006">
-    <w:abstractNumId w:val="14"/>
-  </w:num>
-  <w:num w:numId="12" w16cid:durableId="1647930430">
-    <w:abstractNumId w:val="3"/>
-  </w:num>
-  <w:num w:numId="13" w16cid:durableId="1627470677">
-    <w:abstractNumId w:val="13"/>
-  </w:num>
-  <w:num w:numId="14" w16cid:durableId="932083569">
-    <w:abstractNumId w:val="17"/>
-  </w:num>
-  <w:num w:numId="15" w16cid:durableId="1741635326">
-    <w:abstractNumId w:val="10"/>
-  </w:num>
-  <w:num w:numId="16" w16cid:durableId="2097357441">
+  <w:num w:numId="27" w16cid:durableId="521865850">
     <w:abstractNumId w:val="16"/>
   </w:num>
-  <w:num w:numId="17" w16cid:durableId="1175731006">
-    <w:abstractNumId w:val="21"/>
-  </w:num>
-  <w:num w:numId="18" w16cid:durableId="1788087385">
-    <w:abstractNumId w:val="18"/>
-  </w:num>
-  <w:num w:numId="19" w16cid:durableId="1722636964">
-    <w:abstractNumId w:val="1"/>
-  </w:num>
-  <w:num w:numId="20" w16cid:durableId="1935817975">
-    <w:abstractNumId w:val="22"/>
-  </w:num>
-  <w:num w:numId="21" w16cid:durableId="1385059155">
-    <w:abstractNumId w:val="9"/>
-  </w:num>
-  <w:num w:numId="22" w16cid:durableId="1899393260">
-    <w:abstractNumId w:val="12"/>
-  </w:num>
-  <w:num w:numId="23" w16cid:durableId="699815963">
-    <w:abstractNumId w:val="5"/>
-  </w:num>
 </w:numbering>
+</file>
+
+<file path=word/people.xml><?xml version="1.0" encoding="utf-8"?>
+<w15:people xmlns:wpc="http://schemas.microsoft.com/office/word/2010/wordprocessingCanvas" xmlns:cx="http://schemas.microsoft.com/office/drawing/2014/chartex" xmlns:cx1="http://schemas.microsoft.com/office/drawing/2015/9/8/chartex" xmlns:cx2="http://schemas.microsoft.com/office/drawing/2015/10/21/chartex" xmlns:cx3="http://schemas.microsoft.com/office/drawing/2016/5/9/chartex" xmlns:cx4="http://schemas.microsoft.com/office/drawing/2016/5/10/chartex" xmlns:cx5="http://schemas.microsoft.com/office/drawing/2016/5/11/chartex" xmlns:cx6="http://schemas.microsoft.com/office/drawing/2016/5/12/chartex" xmlns:cx7="http://schemas.microsoft.com/office/drawing/2016/5/13/chartex" xmlns:cx8="http://schemas.microsoft.com/office/drawing/2016/5/14/chartex" xmlns:mc="http://schemas.openxmlformats.org/markup-compatibility/2006" xmlns:aink="http://schemas.microsoft.com/office/drawing/2016/ink" xmlns:am3d="http://schemas.microsoft.com/office/drawing/2017/model3d" xmlns:o="urn:schemas-microsoft-com:office:office" xmlns:oel="http://schemas.microsoft.com/office/2019/extlst" xmlns:r="http://schemas.openxmlformats.org/officeDocument/2006/relationships" xmlns:m="http://schemas.openxmlformats.org/officeDocument/2006/math" xmlns:v="urn:schemas-microsoft-com:vml" xmlns:wp14="http://schemas.microsoft.com/office/word/2010/wordprocessingDrawing" xmlns:wp="http://schemas.openxmlformats.org/drawingml/2006/wordprocessingDrawing" xmlns:w10="urn:schemas-microsoft-com:office:word" xmlns:w="http://schemas.openxmlformats.org/wordprocessingml/2006/main" xmlns:w14="http://schemas.microsoft.com/office/word/2010/wordml" xmlns:w15="http://schemas.microsoft.com/office/word/2012/wordml" xmlns:w16cex="http://schemas.microsoft.com/office/word/2018/wordml/cex" xmlns:w16cid="http://schemas.microsoft.com/office/word/2016/wordml/cid" xmlns:w16="http://schemas.microsoft.com/office/word/2018/wordml" xmlns:w16du="http://schemas.microsoft.com/office/word/2023/wordml/word16du" xmlns:w16sdtdh="http://schemas.microsoft.com/office/word/2020/wordml/sdtdatahash" xmlns:w16sdtfl="http://schemas.microsoft.com/office/word/2024/wordml/sdtformatlock" xmlns:w16se="http://schemas.microsoft.com/office/word/2015/wordml/symex" xmlns:wpg="http://schemas.microsoft.com/office/word/2010/wordprocessingGroup" xmlns:wpi="http://schemas.microsoft.com/office/word/2010/wordprocessingInk" xmlns:wne="http://schemas.microsoft.com/office/word/2006/wordml" xmlns:wps="http://schemas.microsoft.com/office/word/2010/wordprocessingShape" mc:Ignorable="w14 w15 w16se w16cid w16 w16cex w16sdtdh w16sdtfl w16du wp14">
+  <w15:person w15:author="Vaibhav Kabdwal">
+    <w15:presenceInfo w15:providerId="Windows Live" w15:userId="360e90d5504297d5"/>
+  </w15:person>
+</w15:people>
 </file>
 
 <file path=word/styles.xml><?xml version="1.0" encoding="utf-8"?>
@@ -10184,6 +11258,16 @@
       <w:rFonts w:ascii="Times New Roman" w:hAnsi="Times New Roman" w:cs="Times New Roman"/>
     </w:rPr>
   </w:style>
+  <w:style w:type="paragraph" w:styleId="Revision">
+    <w:name w:val="Revision"/>
+    <w:hidden/>
+    <w:uiPriority w:val="99"/>
+    <w:semiHidden/>
+    <w:rsid w:val="00FA4F70"/>
+    <w:pPr>
+      <w:spacing w:after="0" w:line="240" w:lineRule="auto"/>
+    </w:pPr>
+  </w:style>
 </w:styles>
 </file>
 
